--- a/Investigacion II/Actividad 2 - Hipotesis.docx
+++ b/Investigacion II/Actividad 2 - Hipotesis.docx
@@ -16,7 +16,6 @@
         <w:rPr>
           <w:rFonts w:ascii="Times New Roman"/>
           <w:b w:val="0"/>
-          <w:noProof/>
           <w:sz w:val="20"/>
         </w:rPr>
         <mc:AlternateContent>
@@ -1276,16 +1275,7 @@
                 <w:spacing w:val="-2"/>
                 <w:sz w:val="20"/>
               </w:rPr>
-              <w:t>Propuesta de una a</w:t>
-            </w:r>
-            <w:r>
-              <w:rPr>
-                <w:rFonts w:ascii="Arial" w:hAnsi="Arial"/>
-                <w:b/>
-                <w:spacing w:val="-2"/>
-                <w:sz w:val="20"/>
-              </w:rPr>
-              <w:t>plicación móvil enfocada al apoyo para el tratamiento de la depresión, la fobia social y el trastorno de ansiedad en adolescentes</w:t>
+              <w:t>Analizar la influencia de la documentación técnica en la integración de nuevos desarrolladores y la continuidad de los proyectos de software en entornos empresariales</w:t>
             </w:r>
           </w:p>
         </w:tc>
@@ -1484,13 +1474,6 @@
             <w:r>
               <w:rPr>
                 <w:spacing w:val="51"/>
-                <w:sz w:val="20"/>
-              </w:rPr>
-              <w:t xml:space="preserve"> </w:t>
-            </w:r>
-            <w:r>
-              <w:rPr>
-                <w:spacing w:val="-10"/>
                 <w:sz w:val="20"/>
               </w:rPr>
               <w:t>)</w:t>
@@ -2160,6 +2143,15 @@
               </w:rPr>
               <w:t xml:space="preserve"> </w:t>
             </w:r>
+            <w:r>
+              <w:rPr>
+                <w:rFonts w:ascii="Arial" w:hAnsi="Arial"/>
+                <w:b/>
+                <w:spacing w:val="-4"/>
+                <w:sz w:val="20"/>
+              </w:rPr>
+              <w:br/>
+            </w:r>
           </w:p>
           <w:p>
             <w:pPr>
@@ -2183,7 +2175,25 @@
                 <w:spacing w:val="-4"/>
                 <w:sz w:val="20"/>
               </w:rPr>
-              <w:t>Desarrollar una aplicación móvil gratuita enfocada al apoyo para el tratamiento de la depresión, la fobia social y los trastornos de ansiedad en adolescentes. Este desarrollo permitirá establecer una comunicación entre un usuario y un psicólogo profesional o aspirante que pueda brindar sus conocimientos para solventar los problemas de los usuarios.</w:t>
+              <w:t xml:space="preserve">El proyecto tiene como propósito, analizar la importancia de la documentación técnica dentro de los procesos de desarrollo </w:t>
+            </w:r>
+            <w:r>
+              <w:rPr>
+                <w:rFonts w:ascii="Arial" w:hAnsi="Arial"/>
+                <w:bCs/>
+                <w:spacing w:val="-4"/>
+                <w:sz w:val="20"/>
+              </w:rPr>
+              <w:t>de software empresarial y su influencia en la integración de nuevos miembros de equipo, la eficiencia operativa y la continuidad de los proyectos. A partir de una revisión teórica y un estudio empírico con desarrolladores de empresas tecnológicas, se busca identificar como la ausencia o deficiencia en la documentación impacta la curva de aprendizaje, la productividad y la retención del conocimiento organizacional.</w:t>
+            </w:r>
+            <w:r>
+              <w:rPr>
+                <w:rFonts w:ascii="Arial" w:hAnsi="Arial"/>
+                <w:bCs/>
+                <w:spacing w:val="-4"/>
+                <w:sz w:val="20"/>
+              </w:rPr>
+              <w:br/>
             </w:r>
           </w:p>
           <w:p>
@@ -2195,12 +2205,18 @@
               <w:spacing w:before="3" w:line="276" w:lineRule="auto"/>
               <w:ind w:left="91"/>
               <w:rPr>
+                <w:sz w:val="20"/>
+              </w:rPr>
+            </w:pPr>
+            <w:r>
+              <w:rPr>
                 <w:rFonts w:ascii="Arial" w:hAnsi="Arial"/>
                 <w:bCs/>
                 <w:spacing w:val="-4"/>
                 <w:sz w:val="20"/>
               </w:rPr>
-            </w:pPr>
+              <w:t>La investigación se desarrollará bajo un enfoque mixto, tanto como cualitativo como cuantitativo, utilizando encuestas y entrevistas a profesionales del sector. Los resultados permitirán proponer lineamientos o buenas prácticas que fortalezcan la gestión de la documentación técnica como un activo estratégico dentro de la ingeniería de software. Este estudio busca aportar evidencia sobre el rol que cumple</w:t>
+            </w:r>
             <w:r>
               <w:rPr>
                 <w:rFonts w:ascii="Arial" w:hAnsi="Arial"/>
@@ -2208,7 +2224,25 @@
                 <w:spacing w:val="-4"/>
                 <w:sz w:val="20"/>
               </w:rPr>
-              <w:t>Esta aplicación será totalmente gratuita, con el fin de brindar la atención pertinente a todas aquellas personas que deseen solucionar los problemas mencionados anteriormente y a su vez contribuirá con el manejo de las terapias o tratamientos de estos trastornos psicológicos.</w:t>
+              <w:t xml:space="preserve"> la documentación, no solo como soporte técnico sino como un instrumento clave en la sostenibilidad, trazabilidad y escalabilidad </w:t>
+            </w:r>
+            <w:r>
+              <w:rPr>
+                <w:rFonts w:ascii="Arial" w:hAnsi="Arial"/>
+                <w:bCs/>
+                <w:spacing w:val="-4"/>
+                <w:sz w:val="20"/>
+              </w:rPr>
+              <w:t>de los proyectos empresariales</w:t>
+            </w:r>
+            <w:r>
+              <w:rPr>
+                <w:rFonts w:ascii="Arial" w:hAnsi="Arial"/>
+                <w:bCs/>
+                <w:spacing w:val="-4"/>
+                <w:sz w:val="20"/>
+              </w:rPr>
+              <w:t>.</w:t>
             </w:r>
           </w:p>
           <w:p>
@@ -2218,136 +2252,10 @@
                 <w:tab w:val="left" w:pos="811"/>
               </w:tabs>
               <w:spacing w:before="3" w:line="276" w:lineRule="auto"/>
-              <w:ind w:left="91"/>
-              <w:rPr>
-                <w:rFonts w:ascii="Arial" w:hAnsi="Arial"/>
-                <w:bCs/>
-                <w:spacing w:val="-4"/>
+              <w:rPr>
                 <w:sz w:val="20"/>
               </w:rPr>
             </w:pPr>
-            <w:r>
-              <w:rPr>
-                <w:rFonts w:ascii="Arial" w:hAnsi="Arial"/>
-                <w:bCs/>
-                <w:spacing w:val="-4"/>
-                <w:sz w:val="20"/>
-              </w:rPr>
-              <w:t>La idea surgió a partir de la necesidad actual que es imperceptible ante los ojos de muchas personas. Brindar aquella atención para las personas de bajos recursos o que no pueda costear sus terapias o tratamientos llega a ser injusto, puesto que ninguna persona que tenga este tipo de trastorno merece estar en esa situación, ignorado por la sociedad debido a su situación económica.</w:t>
-            </w:r>
-          </w:p>
-          <w:p>
-            <w:pPr>
-              <w:pStyle w:val="TableParagraph"/>
-              <w:tabs>
-                <w:tab w:val="left" w:pos="811"/>
-              </w:tabs>
-              <w:spacing w:before="3" w:line="276" w:lineRule="auto"/>
-              <w:ind w:left="91"/>
-              <w:rPr>
-                <w:rFonts w:ascii="Arial" w:hAnsi="Arial"/>
-                <w:bCs/>
-                <w:spacing w:val="-4"/>
-                <w:sz w:val="20"/>
-              </w:rPr>
-            </w:pPr>
-            <w:r>
-              <w:rPr>
-                <w:rFonts w:ascii="Arial" w:hAnsi="Arial"/>
-                <w:bCs/>
-                <w:spacing w:val="-4"/>
-                <w:sz w:val="20"/>
-              </w:rPr>
-              <w:t xml:space="preserve">Partiendo de esta idea, se buscó cuáles eran los trastornos psicológicos que eran frecuentes en los adolescentes, esto arrojo unos resultados los cuales serán expuestos posteriormente en este documento. </w:t>
-            </w:r>
-          </w:p>
-          <w:p>
-            <w:pPr>
-              <w:pStyle w:val="TableParagraph"/>
-              <w:tabs>
-                <w:tab w:val="left" w:pos="811"/>
-              </w:tabs>
-              <w:spacing w:before="3" w:line="276" w:lineRule="auto"/>
-              <w:ind w:left="91"/>
-              <w:rPr>
-                <w:rFonts w:ascii="Arial" w:hAnsi="Arial"/>
-                <w:bCs/>
-                <w:spacing w:val="-4"/>
-                <w:sz w:val="20"/>
-              </w:rPr>
-            </w:pPr>
-            <w:r>
-              <w:rPr>
-                <w:rFonts w:ascii="Arial" w:hAnsi="Arial"/>
-                <w:bCs/>
-                <w:spacing w:val="-4"/>
-                <w:sz w:val="20"/>
-              </w:rPr>
-              <w:t>El motivo por el cual se eligieron los adolescentes es debido a la importancia del transcurso entre la adolescencia y la adultez, la idea es controlar estos trastornos para el individuo pueda llevar una vida normal, durante el resto de la vida y más importante aún, para que no se genere un desequilibrio mientras está en la adolescencia.</w:t>
-            </w:r>
-          </w:p>
-          <w:p>
-            <w:pPr>
-              <w:pStyle w:val="TableParagraph"/>
-              <w:tabs>
-                <w:tab w:val="left" w:pos="811"/>
-              </w:tabs>
-              <w:spacing w:before="3" w:line="276" w:lineRule="auto"/>
-              <w:ind w:left="91"/>
-              <w:rPr>
-                <w:rFonts w:ascii="Arial" w:hAnsi="Arial"/>
-                <w:bCs/>
-                <w:spacing w:val="-4"/>
-                <w:sz w:val="20"/>
-              </w:rPr>
-            </w:pPr>
-            <w:r>
-              <w:rPr>
-                <w:rFonts w:ascii="Arial" w:hAnsi="Arial"/>
-                <w:bCs/>
-                <w:spacing w:val="-4"/>
-                <w:sz w:val="20"/>
-              </w:rPr>
-              <w:t xml:space="preserve">La detección de los trastornos psicológicos a temprana edad previene tragedias y sufrimientos innecesarios para un individuo y para personas que están en su entorno. </w:t>
-            </w:r>
-          </w:p>
-          <w:p>
-            <w:pPr>
-              <w:pStyle w:val="TableParagraph"/>
-              <w:tabs>
-                <w:tab w:val="left" w:pos="811"/>
-              </w:tabs>
-              <w:spacing w:before="3" w:line="276" w:lineRule="auto"/>
-              <w:ind w:left="91"/>
-              <w:rPr>
-                <w:rFonts w:ascii="Arial" w:hAnsi="Arial"/>
-                <w:bCs/>
-                <w:spacing w:val="-4"/>
-                <w:sz w:val="20"/>
-              </w:rPr>
-            </w:pPr>
-          </w:p>
-          <w:p>
-            <w:pPr>
-              <w:pStyle w:val="TableParagraph"/>
-              <w:tabs>
-                <w:tab w:val="left" w:pos="811"/>
-              </w:tabs>
-              <w:spacing w:before="3" w:line="276" w:lineRule="auto"/>
-              <w:ind w:left="91"/>
-              <w:rPr>
-                <w:sz w:val="20"/>
-              </w:rPr>
-            </w:pPr>
-            <w:r>
-              <w:rPr>
-                <w:rFonts w:ascii="Arial" w:hAnsi="Arial"/>
-                <w:bCs/>
-                <w:spacing w:val="-4"/>
-                <w:sz w:val="20"/>
-              </w:rPr>
-              <w:t>“Todos los seres humanos somos parte fundamental de la sociedad, sin importar el color de piel, la manera de pensar, las enfermedades o las discapacidades”</w:t>
-            </w:r>
           </w:p>
         </w:tc>
       </w:tr>
@@ -2381,7 +2289,6 @@
                 <w:sz w:val="20"/>
                 <w:szCs w:val="20"/>
               </w:rPr>
-              <w:lastRenderedPageBreak/>
               <w:t>2.</w:t>
             </w:r>
             <w:r>
@@ -2418,1177 +2325,283 @@
             <w:pPr>
               <w:pStyle w:val="TableParagraph"/>
               <w:spacing w:line="276" w:lineRule="auto"/>
-              <w:ind w:left="91" w:right="105"/>
-              <w:jc w:val="both"/>
+              <w:ind w:right="105"/>
               <w:rPr>
                 <w:rFonts w:ascii="Arial" w:hAnsi="Arial" w:cs="Arial"/>
                 <w:sz w:val="20"/>
                 <w:szCs w:val="20"/>
               </w:rPr>
             </w:pPr>
+            <w:r>
+              <w:rPr>
+                <w:rFonts w:ascii="Arial" w:hAnsi="Arial" w:cs="Arial"/>
+                <w:sz w:val="20"/>
+                <w:szCs w:val="20"/>
+              </w:rPr>
+              <w:t xml:space="preserve"> </w:t>
+            </w:r>
+            <w:r>
+              <w:rPr>
+                <w:rFonts w:ascii="Arial" w:hAnsi="Arial" w:cs="Arial"/>
+                <w:sz w:val="20"/>
+                <w:szCs w:val="20"/>
+              </w:rPr>
+              <w:br/>
+              <w:t xml:space="preserve">La documentación técnica ha sido históricamente un componente fundamental en los procesos de desarrollo de software, debido a su papel en la comprensión del sistema, la transferencia de conocimiento y la continuidad operativa de los proyectos. Diversos autores han señalado que la falta de documentación adecuada aumenta la deuda </w:t>
+            </w:r>
+            <w:r>
+              <w:rPr>
+                <w:rFonts w:ascii="Arial" w:hAnsi="Arial" w:cs="Arial"/>
+                <w:sz w:val="20"/>
+                <w:szCs w:val="20"/>
+              </w:rPr>
+              <w:t>técnica</w:t>
+            </w:r>
+            <w:r>
+              <w:rPr>
+                <w:rFonts w:ascii="Arial" w:hAnsi="Arial" w:cs="Arial"/>
+                <w:sz w:val="20"/>
+                <w:szCs w:val="20"/>
+              </w:rPr>
+              <w:t xml:space="preserve">, dificulta el mantenimiento y prolonga cuanto tarda un desarrollador en familiarizarse con un sistema (Pressman &amp; </w:t>
+            </w:r>
+            <w:proofErr w:type="spellStart"/>
+            <w:r>
+              <w:rPr>
+                <w:rFonts w:ascii="Arial" w:hAnsi="Arial" w:cs="Arial"/>
+                <w:sz w:val="20"/>
+                <w:szCs w:val="20"/>
+              </w:rPr>
+              <w:t>Maxim</w:t>
+            </w:r>
+            <w:proofErr w:type="spellEnd"/>
+            <w:r>
+              <w:rPr>
+                <w:rFonts w:ascii="Arial" w:hAnsi="Arial" w:cs="Arial"/>
+                <w:sz w:val="20"/>
+                <w:szCs w:val="20"/>
+              </w:rPr>
+              <w:t>, 2020; Sommerville, 2019)</w:t>
+            </w:r>
+            <w:r>
+              <w:rPr>
+                <w:rFonts w:ascii="Arial" w:hAnsi="Arial" w:cs="Arial"/>
+                <w:sz w:val="20"/>
+                <w:szCs w:val="20"/>
+              </w:rPr>
+              <w:br/>
+            </w:r>
+            <w:r>
+              <w:rPr>
+                <w:rFonts w:ascii="Arial" w:hAnsi="Arial" w:cs="Arial"/>
+                <w:sz w:val="20"/>
+                <w:szCs w:val="20"/>
+              </w:rPr>
+              <w:lastRenderedPageBreak/>
+              <w:br/>
+            </w:r>
+            <w:r>
+              <w:rPr>
+                <w:rFonts w:ascii="Arial" w:hAnsi="Arial" w:cs="Arial"/>
+                <w:sz w:val="20"/>
+                <w:szCs w:val="20"/>
+              </w:rPr>
+              <w:t>A nivel internacional,</w:t>
+            </w:r>
+            <w:r>
+              <w:rPr>
+                <w:rFonts w:ascii="Arial" w:hAnsi="Arial" w:cs="Arial"/>
+                <w:sz w:val="20"/>
+                <w:szCs w:val="20"/>
+              </w:rPr>
+              <w:t xml:space="preserve"> </w:t>
+            </w:r>
+            <w:r>
+              <w:rPr>
+                <w:rFonts w:ascii="Arial" w:hAnsi="Arial" w:cs="Arial"/>
+                <w:sz w:val="20"/>
+                <w:szCs w:val="20"/>
+              </w:rPr>
+              <w:t>múltiples</w:t>
+            </w:r>
+            <w:r>
+              <w:rPr>
+                <w:rFonts w:ascii="Arial" w:hAnsi="Arial" w:cs="Arial"/>
+                <w:sz w:val="20"/>
+                <w:szCs w:val="20"/>
+              </w:rPr>
+              <w:t xml:space="preserve"> estudios han evidenciado el impacto de la </w:t>
+            </w:r>
+            <w:r>
+              <w:rPr>
+                <w:rFonts w:ascii="Arial" w:hAnsi="Arial" w:cs="Arial"/>
+                <w:sz w:val="20"/>
+                <w:szCs w:val="20"/>
+              </w:rPr>
+              <w:t>documentación</w:t>
+            </w:r>
+            <w:r>
+              <w:rPr>
+                <w:rFonts w:ascii="Arial" w:hAnsi="Arial" w:cs="Arial"/>
+                <w:sz w:val="20"/>
+                <w:szCs w:val="20"/>
+              </w:rPr>
+              <w:t xml:space="preserve"> en la productivo de los equipos. Forward &amp; </w:t>
+            </w:r>
+            <w:proofErr w:type="spellStart"/>
+            <w:r>
+              <w:rPr>
+                <w:rFonts w:ascii="Arial" w:hAnsi="Arial" w:cs="Arial"/>
+                <w:sz w:val="20"/>
+                <w:szCs w:val="20"/>
+              </w:rPr>
+              <w:t>Lethbridge</w:t>
+            </w:r>
+            <w:proofErr w:type="spellEnd"/>
+            <w:r>
+              <w:rPr>
+                <w:rFonts w:ascii="Arial" w:hAnsi="Arial" w:cs="Arial"/>
+                <w:sz w:val="20"/>
+                <w:szCs w:val="20"/>
+              </w:rPr>
+              <w:t xml:space="preserve"> (2022) identifican que entre el 40% y </w:t>
+            </w:r>
+            <w:r>
+              <w:rPr>
+                <w:rFonts w:ascii="Arial" w:hAnsi="Arial" w:cs="Arial"/>
+                <w:sz w:val="20"/>
+                <w:szCs w:val="20"/>
+              </w:rPr>
+              <w:t>el 60</w:t>
+            </w:r>
+            <w:r>
+              <w:rPr>
+                <w:rFonts w:ascii="Arial" w:hAnsi="Arial" w:cs="Arial"/>
+                <w:sz w:val="20"/>
+                <w:szCs w:val="20"/>
+              </w:rPr>
+              <w:t xml:space="preserve">% </w:t>
+            </w:r>
+            <w:r>
+              <w:rPr>
+                <w:rFonts w:ascii="Arial" w:hAnsi="Arial" w:cs="Arial"/>
+                <w:sz w:val="20"/>
+                <w:szCs w:val="20"/>
+              </w:rPr>
+              <w:t xml:space="preserve">del tiempo del tiempo, los desarrolladores emplean el tiempo para comprender el código no documentado, lo cual incrementan costos y retrabajos. Organizaciones como Microsoft, Google y Atlassian han publicado guías y buenas practicas internas que destacan la necesidad de documentación mínima viable para garantizar escalabilidad, reducir rotación técnica y agilizar el </w:t>
+            </w:r>
+            <w:proofErr w:type="spellStart"/>
+            <w:r>
+              <w:rPr>
+                <w:rFonts w:ascii="Arial" w:hAnsi="Arial" w:cs="Arial"/>
+                <w:sz w:val="20"/>
+                <w:szCs w:val="20"/>
+              </w:rPr>
+              <w:t>onboarding</w:t>
+            </w:r>
+            <w:proofErr w:type="spellEnd"/>
+            <w:r>
+              <w:rPr>
+                <w:rFonts w:ascii="Arial" w:hAnsi="Arial" w:cs="Arial"/>
+                <w:sz w:val="20"/>
+                <w:szCs w:val="20"/>
+              </w:rPr>
+              <w:t>.</w:t>
+            </w:r>
+            <w:r>
+              <w:rPr>
+                <w:rFonts w:ascii="Arial" w:hAnsi="Arial" w:cs="Arial"/>
+                <w:sz w:val="20"/>
+                <w:szCs w:val="20"/>
+              </w:rPr>
+              <w:br/>
+            </w:r>
+            <w:r>
+              <w:rPr>
+                <w:rFonts w:ascii="Arial" w:hAnsi="Arial" w:cs="Arial"/>
+                <w:sz w:val="20"/>
+                <w:szCs w:val="20"/>
+              </w:rPr>
+              <w:br/>
+              <w:t xml:space="preserve">En la Universidad Iberoamericana, </w:t>
+            </w:r>
+            <w:r>
+              <w:rPr>
+                <w:rFonts w:ascii="Arial" w:hAnsi="Arial" w:cs="Arial"/>
+                <w:sz w:val="20"/>
+                <w:szCs w:val="20"/>
+              </w:rPr>
+              <w:t>múltiples</w:t>
+            </w:r>
+            <w:r>
+              <w:rPr>
+                <w:rFonts w:ascii="Arial" w:hAnsi="Arial" w:cs="Arial"/>
+                <w:sz w:val="20"/>
+                <w:szCs w:val="20"/>
+              </w:rPr>
+              <w:t xml:space="preserve"> proyectos han abordado temas relacionados con metodologías de desarrollo, calidad de software y</w:t>
+            </w:r>
+            <w:r>
+              <w:rPr>
+                <w:rFonts w:ascii="Arial" w:hAnsi="Arial" w:cs="Arial"/>
+                <w:sz w:val="20"/>
+                <w:szCs w:val="20"/>
+              </w:rPr>
+              <w:t xml:space="preserve"> buenas prácticas. Se ha evidenciado en las practicas laborales y trabajos con empresas aliadas, la ausencia de la documentación y como afecta el proceso de adaptación de los practicantes, quienes invierten un tiempo considerable en comprender el funcionamiento del proyecto.</w:t>
+            </w:r>
+            <w:r>
+              <w:rPr>
+                <w:rFonts w:ascii="Arial" w:hAnsi="Arial" w:cs="Arial"/>
+                <w:sz w:val="20"/>
+                <w:szCs w:val="20"/>
+              </w:rPr>
+              <w:br/>
+            </w:r>
+            <w:r>
+              <w:rPr>
+                <w:rFonts w:ascii="Arial" w:hAnsi="Arial" w:cs="Arial"/>
+                <w:sz w:val="20"/>
+                <w:szCs w:val="20"/>
+              </w:rPr>
+              <w:br/>
+              <w:t>En América Latina, se ha demostrado que los proyectos con documentación deficiente presentan mayores dificultades durante el ingreso de nuevos miembros y menor capacidad de respuesta ante los cambios en los equipos de trabajo.</w:t>
+            </w:r>
+            <w:r>
+              <w:rPr>
+                <w:rFonts w:ascii="Arial" w:hAnsi="Arial" w:cs="Arial"/>
+                <w:sz w:val="20"/>
+                <w:szCs w:val="20"/>
+              </w:rPr>
+              <w:br/>
+            </w:r>
+            <w:r>
+              <w:rPr>
+                <w:rFonts w:ascii="Arial" w:hAnsi="Arial" w:cs="Arial"/>
+                <w:sz w:val="20"/>
+                <w:szCs w:val="20"/>
+              </w:rPr>
+              <w:br/>
+            </w:r>
+            <w:r>
+              <w:rPr>
+                <w:rFonts w:ascii="Arial" w:hAnsi="Arial" w:cs="Arial"/>
+                <w:sz w:val="20"/>
+                <w:szCs w:val="20"/>
+              </w:rPr>
+              <w:br/>
+            </w:r>
           </w:p>
           <w:p>
             <w:pPr>
               <w:pStyle w:val="TableParagraph"/>
               <w:spacing w:line="276" w:lineRule="auto"/>
-              <w:ind w:left="91" w:right="105"/>
+              <w:ind w:right="105"/>
               <w:rPr>
                 <w:rFonts w:ascii="Arial" w:hAnsi="Arial" w:cs="Arial"/>
                 <w:sz w:val="20"/>
                 <w:szCs w:val="20"/>
               </w:rPr>
             </w:pPr>
-            <w:r>
-              <w:rPr>
-                <w:rFonts w:ascii="Arial" w:hAnsi="Arial" w:cs="Arial"/>
-                <w:sz w:val="20"/>
-                <w:szCs w:val="20"/>
-              </w:rPr>
-              <w:t>Basándonos en la reseña sobre el programa nacional de ciencia, tecnología e innovación en salud, se encuentra como objetivo: “gestionar la ciencia, la tecnología y la innovación en el sector de la salud como soporte para la formulación de políticas y fortalecimiento de las capacidades científicas y tecnológicas del país que puedan responder a necesidades de desarrollo, prioridades del conocimiento y expectativas de la población”. Este objetivo deja como pilar el motivo por el cual se desarrolla dicha aplicación ya que se necesita conocer la población a la que va dirigida la aplicación y a su vez se tienen que cumplir aquellas expectativas que la población espera de este proyecto.</w:t>
-            </w:r>
-            <w:r>
-              <w:rPr>
-                <w:rFonts w:ascii="Arial" w:hAnsi="Arial" w:cs="Arial"/>
-                <w:sz w:val="20"/>
-                <w:szCs w:val="20"/>
-              </w:rPr>
-              <w:br/>
-            </w:r>
-          </w:p>
-          <w:p>
-            <w:pPr>
-              <w:pStyle w:val="TableParagraph"/>
-              <w:spacing w:line="276" w:lineRule="auto"/>
-              <w:ind w:left="91" w:right="105"/>
-              <w:rPr>
-                <w:rFonts w:ascii="Arial" w:hAnsi="Arial" w:cs="Arial"/>
-                <w:sz w:val="20"/>
-                <w:szCs w:val="20"/>
-              </w:rPr>
-            </w:pPr>
-            <w:r>
-              <w:rPr>
-                <w:rFonts w:ascii="Arial" w:hAnsi="Arial" w:cs="Arial"/>
-                <w:sz w:val="20"/>
-                <w:szCs w:val="20"/>
-              </w:rPr>
-              <w:t xml:space="preserve">La población a la cual se dirige esta aplicación son los adolescentes, puesto que la depresión, el trastorno de ansiedad y la fobia social, la padecen los individuos que están pasando por la adolescencia. Según Lang y </w:t>
-            </w:r>
-            <w:proofErr w:type="spellStart"/>
-            <w:r>
-              <w:rPr>
-                <w:rFonts w:ascii="Arial" w:hAnsi="Arial" w:cs="Arial"/>
-                <w:sz w:val="20"/>
-                <w:szCs w:val="20"/>
-              </w:rPr>
-              <w:t>Tisher</w:t>
-            </w:r>
-            <w:proofErr w:type="spellEnd"/>
-            <w:r>
-              <w:rPr>
-                <w:rFonts w:ascii="Arial" w:hAnsi="Arial" w:cs="Arial"/>
-                <w:sz w:val="20"/>
-                <w:szCs w:val="20"/>
-              </w:rPr>
-              <w:t>(1997), los síndromes depresivos en adolescentes muchas veces no llegan a ser diagnosticados, debido a que muchos no han llegado a ser identificados, esto deja en evidencia que algunos adolescentes no han podido recibir la ayuda adecuada porque ni siquiera son conscientes del trastorno que los aqueja.</w:t>
-            </w:r>
-          </w:p>
-          <w:p>
-            <w:pPr>
-              <w:pStyle w:val="TableParagraph"/>
-              <w:spacing w:line="276" w:lineRule="auto"/>
-              <w:ind w:left="91" w:right="105"/>
-              <w:rPr>
-                <w:rFonts w:ascii="Arial" w:hAnsi="Arial" w:cs="Arial"/>
-                <w:sz w:val="20"/>
-                <w:szCs w:val="20"/>
-              </w:rPr>
-            </w:pPr>
-            <w:r>
-              <w:rPr>
-                <w:rFonts w:ascii="Arial" w:hAnsi="Arial" w:cs="Arial"/>
-                <w:sz w:val="20"/>
-                <w:szCs w:val="20"/>
-              </w:rPr>
-              <w:t>“Cuando se identifica un cuadro depresivo en un niño o joven debe resolverse el problema de si puede considerarse un fenómeno normal propio de su estadio de desarrollo o representa un fenómeno patológico”</w:t>
-            </w:r>
-          </w:p>
-          <w:p>
-            <w:pPr>
-              <w:pStyle w:val="TableParagraph"/>
-              <w:spacing w:line="276" w:lineRule="auto"/>
-              <w:ind w:left="91" w:right="105"/>
-              <w:rPr>
-                <w:rFonts w:ascii="Arial" w:hAnsi="Arial" w:cs="Arial"/>
-                <w:sz w:val="20"/>
-                <w:szCs w:val="20"/>
-              </w:rPr>
-            </w:pPr>
-            <w:r>
-              <w:rPr>
-                <w:rFonts w:ascii="Arial" w:hAnsi="Arial" w:cs="Arial"/>
-                <w:sz w:val="20"/>
-                <w:szCs w:val="20"/>
-              </w:rPr>
-              <w:t>“Es de suma importancia puntualizar que dichos trastornos no son producto de la voluntad, no son irreales y tampoco son un diagnóstico de exclusión”</w:t>
-            </w:r>
-            <w:r>
-              <w:rPr>
-                <w:rFonts w:ascii="Arial" w:hAnsi="Arial" w:cs="Arial"/>
-                <w:sz w:val="20"/>
-                <w:szCs w:val="20"/>
-              </w:rPr>
-              <w:br/>
-            </w:r>
-          </w:p>
-          <w:p>
-            <w:pPr>
-              <w:pStyle w:val="TableParagraph"/>
-              <w:spacing w:line="276" w:lineRule="auto"/>
-              <w:ind w:left="91" w:right="105"/>
-              <w:rPr>
-                <w:rFonts w:ascii="Arial" w:hAnsi="Arial" w:cs="Arial"/>
-                <w:sz w:val="20"/>
-                <w:szCs w:val="20"/>
-              </w:rPr>
-            </w:pPr>
-            <w:r>
-              <w:rPr>
-                <w:rFonts w:ascii="Arial" w:hAnsi="Arial" w:cs="Arial"/>
-                <w:sz w:val="20"/>
-                <w:szCs w:val="20"/>
-              </w:rPr>
-              <w:t>Considerad</w:t>
-            </w:r>
-            <w:r>
-              <w:rPr>
-                <w:rFonts w:ascii="Arial" w:hAnsi="Arial" w:cs="Arial"/>
-                <w:sz w:val="20"/>
-                <w:szCs w:val="20"/>
-              </w:rPr>
-              <w:t>o</w:t>
-            </w:r>
-            <w:r>
-              <w:rPr>
-                <w:rFonts w:ascii="Arial" w:hAnsi="Arial" w:cs="Arial"/>
-                <w:sz w:val="20"/>
-                <w:szCs w:val="20"/>
-              </w:rPr>
-              <w:t xml:space="preserve"> el tercer trastorno con mayores tasas de prevalecía, tras la depresión mayor y la dependencia al alcohol. La fobia social en adolescentes puede generar consecuencias graves, como el bajo rendimiento académico, el abandono escolar, el desarrollo de trastornos de ansiedad o del estado de ánimo, el inicio en el consumo de alcohol. Aunque no sea tan reconocido este trastorno, podría llegar a considerarse un detonante de los dos trastornos mencionados anteriormente. </w:t>
-            </w:r>
-          </w:p>
-          <w:p>
-            <w:pPr>
-              <w:pStyle w:val="TableParagraph"/>
-              <w:spacing w:line="276" w:lineRule="auto"/>
-              <w:ind w:left="91" w:right="105"/>
-              <w:rPr>
-                <w:rFonts w:ascii="Arial" w:hAnsi="Arial" w:cs="Arial"/>
-                <w:sz w:val="20"/>
-                <w:szCs w:val="20"/>
-              </w:rPr>
-            </w:pPr>
-            <w:r>
-              <w:rPr>
-                <w:rFonts w:ascii="Arial" w:hAnsi="Arial" w:cs="Arial"/>
-                <w:sz w:val="20"/>
-                <w:szCs w:val="20"/>
-              </w:rPr>
-              <w:t>“…La importancia que una estrategia de detención e intervención temprana de/en este trastorno puede tener en esta fase de la vida, de cara a minimizar sus efectos tanto en el momento presente como en el desarrollo de adolescentes…”</w:t>
-            </w:r>
-            <w:r>
-              <w:rPr>
-                <w:rFonts w:ascii="Arial" w:hAnsi="Arial" w:cs="Arial"/>
-                <w:sz w:val="20"/>
-                <w:szCs w:val="20"/>
-              </w:rPr>
-              <w:br/>
-            </w:r>
-          </w:p>
-          <w:p>
-            <w:pPr>
-              <w:pStyle w:val="TableParagraph"/>
-              <w:spacing w:line="276" w:lineRule="auto"/>
-              <w:ind w:left="91" w:right="105"/>
-              <w:rPr>
-                <w:rFonts w:ascii="Arial" w:hAnsi="Arial" w:cs="Arial"/>
-                <w:sz w:val="20"/>
-                <w:szCs w:val="20"/>
-              </w:rPr>
-            </w:pPr>
-            <w:r>
-              <w:rPr>
-                <w:rFonts w:ascii="Arial" w:hAnsi="Arial" w:cs="Arial"/>
-                <w:sz w:val="20"/>
-                <w:szCs w:val="20"/>
-              </w:rPr>
-              <w:t>La adolescencia ha sido de bastante interés en las últimas décadas, debido a que el trastorno ha sido asociado con factores que se pretenden explicar externamente. Estos factores pueden dictaminar la mentalidad del futuro adulto, es por esto, que factores como los conflictos familiares, conflictos con la sociedad o conflictos consigo mismo, causaría un desequilibrio mental evidente.</w:t>
-            </w:r>
-          </w:p>
-          <w:p>
-            <w:pPr>
-              <w:spacing w:line="276" w:lineRule="auto"/>
-              <w:rPr>
-                <w:rFonts w:ascii="Arial" w:hAnsi="Arial" w:cs="Arial"/>
-                <w:sz w:val="20"/>
-                <w:szCs w:val="20"/>
-              </w:rPr>
-            </w:pPr>
-            <w:r>
-              <w:rPr>
-                <w:rFonts w:ascii="Arial" w:hAnsi="Arial" w:cs="Arial"/>
-                <w:sz w:val="20"/>
-                <w:szCs w:val="20"/>
-              </w:rPr>
-              <w:t>“Los trastornos psicológicos han sido conceptuados a través de distintas perspectivas, las cuales involucran desde aspectos médicos hasta socioculturales y conductuales”</w:t>
-            </w:r>
-            <w:r>
-              <w:rPr>
-                <w:rFonts w:ascii="Arial" w:hAnsi="Arial" w:cs="Arial"/>
-                <w:sz w:val="20"/>
-                <w:szCs w:val="20"/>
-              </w:rPr>
-              <w:br/>
-            </w:r>
-            <w:r>
-              <w:rPr>
-                <w:rFonts w:ascii="Arial" w:hAnsi="Arial" w:cs="Arial"/>
-                <w:sz w:val="20"/>
-                <w:szCs w:val="20"/>
-              </w:rPr>
-              <w:br/>
-              <w:t>Existen múltiples aplicaciones móviles que permiten la interacción entre usuarios y psicólogos, hoy en día la tecnología permite la vinculación de la telefonía con las herramientas psicológicas útiles. Estas aplicaciones pretenden contribuir al bienestar, la mejora de la calidad de vida y la recuperación de aquellas personas que sufren algún tipo de trastorno. Algo que tienen en común, es que todas estas aplicaciones requieren un costo por terapia o tratamiento.</w:t>
-            </w:r>
-            <w:r>
-              <w:rPr>
-                <w:rFonts w:ascii="Arial" w:hAnsi="Arial" w:cs="Arial"/>
-                <w:sz w:val="20"/>
-                <w:szCs w:val="20"/>
-              </w:rPr>
-              <w:br/>
-            </w:r>
-          </w:p>
-          <w:tbl>
-            <w:tblPr>
-              <w:tblStyle w:val="Tablaconcuadrcula"/>
-              <w:tblW w:w="0" w:type="auto"/>
-              <w:tblLook w:val="04A0" w:firstRow="1" w:lastRow="0" w:firstColumn="1" w:lastColumn="0" w:noHBand="0" w:noVBand="1"/>
-            </w:tblPr>
-            <w:tblGrid>
-              <w:gridCol w:w="2207"/>
-              <w:gridCol w:w="2207"/>
-              <w:gridCol w:w="2207"/>
-              <w:gridCol w:w="2207"/>
-            </w:tblGrid>
-            <w:tr>
-              <w:tc>
-                <w:tcPr>
-                  <w:tcW w:w="2207" w:type="dxa"/>
-                </w:tcPr>
-                <w:p>
-                  <w:pPr>
-                    <w:spacing w:line="276" w:lineRule="auto"/>
-                    <w:rPr>
-                      <w:rFonts w:ascii="Arial" w:hAnsi="Arial" w:cs="Arial"/>
-                      <w:sz w:val="20"/>
-                      <w:szCs w:val="20"/>
-                    </w:rPr>
-                  </w:pPr>
-                  <w:r>
-                    <w:rPr>
-                      <w:rFonts w:ascii="Arial" w:hAnsi="Arial" w:cs="Arial"/>
-                      <w:sz w:val="20"/>
-                      <w:szCs w:val="20"/>
-                    </w:rPr>
-                    <w:t>Nombre</w:t>
-                  </w:r>
-                </w:p>
-              </w:tc>
-              <w:tc>
-                <w:tcPr>
-                  <w:tcW w:w="2207" w:type="dxa"/>
-                </w:tcPr>
-                <w:p>
-                  <w:pPr>
-                    <w:spacing w:line="276" w:lineRule="auto"/>
-                    <w:rPr>
-                      <w:rFonts w:ascii="Arial" w:hAnsi="Arial" w:cs="Arial"/>
-                      <w:sz w:val="20"/>
-                      <w:szCs w:val="20"/>
-                    </w:rPr>
-                  </w:pPr>
-                  <w:r>
-                    <w:rPr>
-                      <w:rFonts w:ascii="Arial" w:hAnsi="Arial" w:cs="Arial"/>
-                      <w:sz w:val="20"/>
-                      <w:szCs w:val="20"/>
-                    </w:rPr>
-                    <w:t>Precio</w:t>
-                  </w:r>
-                </w:p>
-              </w:tc>
-              <w:tc>
-                <w:tcPr>
-                  <w:tcW w:w="2207" w:type="dxa"/>
-                </w:tcPr>
-                <w:p>
-                  <w:pPr>
-                    <w:spacing w:line="276" w:lineRule="auto"/>
-                    <w:rPr>
-                      <w:rFonts w:ascii="Arial" w:hAnsi="Arial" w:cs="Arial"/>
-                      <w:sz w:val="20"/>
-                      <w:szCs w:val="20"/>
-                    </w:rPr>
-                  </w:pPr>
-                  <w:r>
-                    <w:rPr>
-                      <w:rFonts w:ascii="Arial" w:hAnsi="Arial" w:cs="Arial"/>
-                      <w:sz w:val="20"/>
-                      <w:szCs w:val="20"/>
-                    </w:rPr>
-                    <w:t>Descripción</w:t>
-                  </w:r>
-                </w:p>
-              </w:tc>
-              <w:tc>
-                <w:tcPr>
-                  <w:tcW w:w="2207" w:type="dxa"/>
-                </w:tcPr>
-                <w:p>
-                  <w:pPr>
-                    <w:spacing w:line="276" w:lineRule="auto"/>
-                    <w:rPr>
-                      <w:rFonts w:ascii="Arial" w:hAnsi="Arial" w:cs="Arial"/>
-                      <w:sz w:val="20"/>
-                      <w:szCs w:val="20"/>
-                    </w:rPr>
-                  </w:pPr>
-                  <w:r>
-                    <w:rPr>
-                      <w:rFonts w:ascii="Arial" w:hAnsi="Arial" w:cs="Arial"/>
-                      <w:sz w:val="20"/>
-                      <w:szCs w:val="20"/>
-                    </w:rPr>
-                    <w:t>Disponibilidad</w:t>
-                  </w:r>
-                </w:p>
-              </w:tc>
-            </w:tr>
-            <w:tr>
-              <w:tc>
-                <w:tcPr>
-                  <w:tcW w:w="2207" w:type="dxa"/>
-                </w:tcPr>
-                <w:p>
-                  <w:pPr>
-                    <w:spacing w:line="276" w:lineRule="auto"/>
-                    <w:rPr>
-                      <w:rFonts w:ascii="Arial" w:hAnsi="Arial" w:cs="Arial"/>
-                      <w:sz w:val="20"/>
-                      <w:szCs w:val="20"/>
-                    </w:rPr>
-                  </w:pPr>
-                  <w:proofErr w:type="spellStart"/>
-                  <w:r>
-                    <w:rPr>
-                      <w:rFonts w:ascii="Arial" w:hAnsi="Arial" w:cs="Arial"/>
-                      <w:sz w:val="20"/>
-                      <w:szCs w:val="20"/>
-                    </w:rPr>
-                    <w:t>Psonrie</w:t>
-                  </w:r>
-                  <w:proofErr w:type="spellEnd"/>
-                </w:p>
-              </w:tc>
-              <w:tc>
-                <w:tcPr>
-                  <w:tcW w:w="2207" w:type="dxa"/>
-                </w:tcPr>
-                <w:p>
-                  <w:pPr>
-                    <w:spacing w:line="276" w:lineRule="auto"/>
-                    <w:rPr>
-                      <w:rFonts w:ascii="Arial" w:hAnsi="Arial" w:cs="Arial"/>
-                      <w:sz w:val="20"/>
-                      <w:szCs w:val="20"/>
-                    </w:rPr>
-                  </w:pPr>
-                  <w:r>
-                    <w:rPr>
-                      <w:rFonts w:ascii="Arial" w:hAnsi="Arial" w:cs="Arial"/>
-                      <w:sz w:val="20"/>
-                      <w:szCs w:val="20"/>
-                    </w:rPr>
-                    <w:t>A consultar</w:t>
-                  </w:r>
-                </w:p>
-              </w:tc>
-              <w:tc>
-                <w:tcPr>
-                  <w:tcW w:w="2207" w:type="dxa"/>
-                </w:tcPr>
-                <w:p>
-                  <w:pPr>
-                    <w:spacing w:line="276" w:lineRule="auto"/>
-                    <w:rPr>
-                      <w:rFonts w:ascii="Arial" w:hAnsi="Arial" w:cs="Arial"/>
-                      <w:sz w:val="20"/>
-                      <w:szCs w:val="20"/>
-                    </w:rPr>
-                  </w:pPr>
-                  <w:r>
-                    <w:rPr>
-                      <w:rFonts w:ascii="Arial" w:hAnsi="Arial" w:cs="Arial"/>
-                      <w:sz w:val="20"/>
-                      <w:szCs w:val="20"/>
-                    </w:rPr>
-                    <w:t xml:space="preserve">Es una aplicación que permite a psicólogos y pacientes conectar a través de sesiones de asistencia psicológica </w:t>
-                  </w:r>
-                  <w:r>
-                    <w:rPr>
-                      <w:rFonts w:ascii="Arial" w:hAnsi="Arial" w:cs="Arial"/>
-                      <w:sz w:val="20"/>
-                      <w:szCs w:val="20"/>
-                    </w:rPr>
-                    <w:lastRenderedPageBreak/>
-                    <w:t>online de corta duración.</w:t>
-                  </w:r>
-                </w:p>
-                <w:p>
-                  <w:pPr>
-                    <w:spacing w:line="276" w:lineRule="auto"/>
-                    <w:rPr>
-                      <w:rFonts w:ascii="Arial" w:hAnsi="Arial" w:cs="Arial"/>
-                      <w:sz w:val="20"/>
-                      <w:szCs w:val="20"/>
-                    </w:rPr>
-                  </w:pPr>
-                </w:p>
-                <w:p>
-                  <w:pPr>
-                    <w:spacing w:line="276" w:lineRule="auto"/>
-                    <w:rPr>
-                      <w:rFonts w:ascii="Arial" w:hAnsi="Arial" w:cs="Arial"/>
-                      <w:sz w:val="20"/>
-                      <w:szCs w:val="20"/>
-                    </w:rPr>
-                  </w:pPr>
-                  <w:r>
-                    <w:rPr>
-                      <w:rFonts w:ascii="Arial" w:hAnsi="Arial" w:cs="Arial"/>
-                      <w:sz w:val="20"/>
-                      <w:szCs w:val="20"/>
-                    </w:rPr>
-                    <w:t>La duración de las sesiones es de 20 minutos por llamada o mensajería.</w:t>
-                  </w:r>
-                </w:p>
-              </w:tc>
-              <w:tc>
-                <w:tcPr>
-                  <w:tcW w:w="2207" w:type="dxa"/>
-                </w:tcPr>
-                <w:p>
-                  <w:pPr>
-                    <w:spacing w:line="276" w:lineRule="auto"/>
-                    <w:rPr>
-                      <w:rFonts w:ascii="Arial" w:hAnsi="Arial" w:cs="Arial"/>
-                      <w:sz w:val="20"/>
-                      <w:szCs w:val="20"/>
-                    </w:rPr>
-                  </w:pPr>
-                  <w:r>
-                    <w:rPr>
-                      <w:rFonts w:ascii="Arial" w:hAnsi="Arial" w:cs="Arial"/>
-                      <w:sz w:val="20"/>
-                      <w:szCs w:val="20"/>
-                    </w:rPr>
-                    <w:lastRenderedPageBreak/>
-                    <w:t>Android y iOS</w:t>
-                  </w:r>
-                </w:p>
-              </w:tc>
-            </w:tr>
-            <w:tr>
-              <w:tc>
-                <w:tcPr>
-                  <w:tcW w:w="2207" w:type="dxa"/>
-                </w:tcPr>
-                <w:p>
-                  <w:pPr>
-                    <w:spacing w:line="276" w:lineRule="auto"/>
-                    <w:rPr>
-                      <w:rFonts w:ascii="Arial" w:hAnsi="Arial" w:cs="Arial"/>
-                      <w:sz w:val="20"/>
-                      <w:szCs w:val="20"/>
-                    </w:rPr>
-                  </w:pPr>
-                  <w:proofErr w:type="spellStart"/>
-                  <w:r>
-                    <w:rPr>
-                      <w:rFonts w:ascii="Arial" w:hAnsi="Arial" w:cs="Arial"/>
-                      <w:sz w:val="20"/>
-                      <w:szCs w:val="20"/>
-                    </w:rPr>
-                    <w:t>Psicoreg</w:t>
-                  </w:r>
-                  <w:proofErr w:type="spellEnd"/>
-                </w:p>
-              </w:tc>
-              <w:tc>
-                <w:tcPr>
-                  <w:tcW w:w="2207" w:type="dxa"/>
-                </w:tcPr>
-                <w:p>
-                  <w:pPr>
-                    <w:spacing w:line="276" w:lineRule="auto"/>
-                    <w:rPr>
-                      <w:rFonts w:ascii="Arial" w:hAnsi="Arial" w:cs="Arial"/>
-                      <w:sz w:val="20"/>
-                      <w:szCs w:val="20"/>
-                    </w:rPr>
-                  </w:pPr>
-                  <w:r>
-                    <w:rPr>
-                      <w:rFonts w:ascii="Arial" w:hAnsi="Arial" w:cs="Arial"/>
-                      <w:sz w:val="20"/>
-                      <w:szCs w:val="20"/>
-                    </w:rPr>
-                    <w:t>Versión prueba y pago</w:t>
-                  </w:r>
-                </w:p>
-              </w:tc>
-              <w:tc>
-                <w:tcPr>
-                  <w:tcW w:w="2207" w:type="dxa"/>
-                </w:tcPr>
-                <w:p>
-                  <w:pPr>
-                    <w:spacing w:line="276" w:lineRule="auto"/>
-                    <w:rPr>
-                      <w:rFonts w:ascii="Arial" w:hAnsi="Arial" w:cs="Arial"/>
-                      <w:sz w:val="20"/>
-                      <w:szCs w:val="20"/>
-                    </w:rPr>
-                  </w:pPr>
-                  <w:r>
-                    <w:rPr>
-                      <w:rFonts w:ascii="Arial" w:hAnsi="Arial" w:cs="Arial"/>
-                      <w:sz w:val="20"/>
-                      <w:szCs w:val="20"/>
-                    </w:rPr>
-                    <w:t>Facilita la gestión e interacción con pacientes. Considerada una app muy intuitiva y fácil de utilizar. Se puede almacenar una gran cantidad de información, como los registros, citas, información del paciente, gestión del historial e información de la medicación</w:t>
-                  </w:r>
-                </w:p>
-              </w:tc>
-              <w:tc>
-                <w:tcPr>
-                  <w:tcW w:w="2207" w:type="dxa"/>
-                </w:tcPr>
-                <w:p>
-                  <w:pPr>
-                    <w:spacing w:line="276" w:lineRule="auto"/>
-                    <w:rPr>
-                      <w:rFonts w:ascii="Arial" w:hAnsi="Arial" w:cs="Arial"/>
-                      <w:sz w:val="20"/>
-                      <w:szCs w:val="20"/>
-                    </w:rPr>
-                  </w:pPr>
-                  <w:r>
-                    <w:rPr>
-                      <w:rFonts w:ascii="Arial" w:hAnsi="Arial" w:cs="Arial"/>
-                      <w:sz w:val="20"/>
-                      <w:szCs w:val="20"/>
-                    </w:rPr>
-                    <w:t>Android y iOS</w:t>
-                  </w:r>
-                </w:p>
-              </w:tc>
-            </w:tr>
-            <w:tr>
-              <w:tc>
-                <w:tcPr>
-                  <w:tcW w:w="2207" w:type="dxa"/>
-                </w:tcPr>
-                <w:p>
-                  <w:pPr>
-                    <w:spacing w:line="276" w:lineRule="auto"/>
-                    <w:rPr>
-                      <w:rFonts w:ascii="Arial" w:hAnsi="Arial" w:cs="Arial"/>
-                      <w:sz w:val="20"/>
-                      <w:szCs w:val="20"/>
-                    </w:rPr>
-                  </w:pPr>
-                  <w:r>
-                    <w:rPr>
-                      <w:rFonts w:ascii="Arial" w:hAnsi="Arial" w:cs="Arial"/>
-                      <w:sz w:val="20"/>
-                      <w:szCs w:val="20"/>
-                    </w:rPr>
-                    <w:t>PIR (</w:t>
-                  </w:r>
-                  <w:proofErr w:type="spellStart"/>
-                  <w:r>
-                    <w:rPr>
-                      <w:rFonts w:ascii="Arial" w:hAnsi="Arial" w:cs="Arial"/>
-                      <w:sz w:val="20"/>
-                      <w:szCs w:val="20"/>
-                    </w:rPr>
-                    <w:t>Akaro</w:t>
-                  </w:r>
-                  <w:proofErr w:type="spellEnd"/>
-                  <w:r>
-                    <w:rPr>
-                      <w:rFonts w:ascii="Arial" w:hAnsi="Arial" w:cs="Arial"/>
-                      <w:sz w:val="20"/>
-                      <w:szCs w:val="20"/>
-                    </w:rPr>
-                    <w:t>)</w:t>
-                  </w:r>
-                </w:p>
-              </w:tc>
-              <w:tc>
-                <w:tcPr>
-                  <w:tcW w:w="2207" w:type="dxa"/>
-                </w:tcPr>
-                <w:p>
-                  <w:pPr>
-                    <w:spacing w:line="276" w:lineRule="auto"/>
-                    <w:rPr>
-                      <w:rFonts w:ascii="Arial" w:hAnsi="Arial" w:cs="Arial"/>
-                      <w:sz w:val="20"/>
-                      <w:szCs w:val="20"/>
-                    </w:rPr>
-                  </w:pPr>
-                  <w:r>
-                    <w:rPr>
-                      <w:rFonts w:ascii="Arial" w:hAnsi="Arial" w:cs="Arial"/>
-                      <w:sz w:val="20"/>
-                      <w:szCs w:val="20"/>
-                    </w:rPr>
-                    <w:t>Gratuita</w:t>
-                  </w:r>
-                </w:p>
-              </w:tc>
-              <w:tc>
-                <w:tcPr>
-                  <w:tcW w:w="2207" w:type="dxa"/>
-                </w:tcPr>
-                <w:p>
-                  <w:pPr>
-                    <w:spacing w:line="276" w:lineRule="auto"/>
-                    <w:rPr>
-                      <w:rFonts w:ascii="Arial" w:hAnsi="Arial" w:cs="Arial"/>
-                      <w:sz w:val="20"/>
-                      <w:szCs w:val="20"/>
-                    </w:rPr>
-                  </w:pPr>
-                  <w:r>
-                    <w:rPr>
-                      <w:rFonts w:ascii="Arial" w:hAnsi="Arial" w:cs="Arial"/>
-                      <w:sz w:val="20"/>
-                      <w:szCs w:val="20"/>
-                    </w:rPr>
-                    <w:t>Muchos psicólogos pretenden dedicarse a la rama clínica, para lograr eso se requiere un master de psicología general esta aplicación es ideal para preparase y entrenarse para el examen de ingreso para obtener la entrada al sistema de salud pública.</w:t>
-                  </w:r>
-                </w:p>
-              </w:tc>
-              <w:tc>
-                <w:tcPr>
-                  <w:tcW w:w="2207" w:type="dxa"/>
-                </w:tcPr>
-                <w:p>
-                  <w:pPr>
-                    <w:spacing w:line="276" w:lineRule="auto"/>
-                    <w:rPr>
-                      <w:rFonts w:ascii="Arial" w:hAnsi="Arial" w:cs="Arial"/>
-                      <w:sz w:val="20"/>
-                      <w:szCs w:val="20"/>
-                    </w:rPr>
-                  </w:pPr>
-                  <w:r>
-                    <w:rPr>
-                      <w:rFonts w:ascii="Arial" w:hAnsi="Arial" w:cs="Arial"/>
-                      <w:sz w:val="20"/>
-                      <w:szCs w:val="20"/>
-                    </w:rPr>
-                    <w:t>Android</w:t>
-                  </w:r>
-                </w:p>
-              </w:tc>
-            </w:tr>
-            <w:tr>
-              <w:tc>
-                <w:tcPr>
-                  <w:tcW w:w="2207" w:type="dxa"/>
-                </w:tcPr>
-                <w:p>
-                  <w:pPr>
-                    <w:spacing w:line="276" w:lineRule="auto"/>
-                    <w:rPr>
-                      <w:rFonts w:ascii="Arial" w:hAnsi="Arial" w:cs="Arial"/>
-                      <w:sz w:val="20"/>
-                      <w:szCs w:val="20"/>
-                    </w:rPr>
-                  </w:pPr>
-                  <w:proofErr w:type="spellStart"/>
-                  <w:r>
-                    <w:rPr>
-                      <w:rFonts w:ascii="Arial" w:hAnsi="Arial" w:cs="Arial"/>
-                      <w:sz w:val="20"/>
-                      <w:szCs w:val="20"/>
-                    </w:rPr>
-                    <w:t>AirPersons</w:t>
-                  </w:r>
-                  <w:proofErr w:type="spellEnd"/>
-                </w:p>
-              </w:tc>
-              <w:tc>
-                <w:tcPr>
-                  <w:tcW w:w="2207" w:type="dxa"/>
-                </w:tcPr>
-                <w:p>
-                  <w:pPr>
-                    <w:spacing w:line="276" w:lineRule="auto"/>
-                    <w:rPr>
-                      <w:rFonts w:ascii="Arial" w:hAnsi="Arial" w:cs="Arial"/>
-                      <w:sz w:val="20"/>
-                      <w:szCs w:val="20"/>
-                    </w:rPr>
-                  </w:pPr>
-                  <w:r>
-                    <w:rPr>
-                      <w:rFonts w:ascii="Arial" w:hAnsi="Arial" w:cs="Arial"/>
-                      <w:sz w:val="20"/>
-                      <w:szCs w:val="20"/>
-                    </w:rPr>
-                    <w:t>Gratuito (Requiere Registro)</w:t>
-                  </w:r>
-                </w:p>
-              </w:tc>
-              <w:tc>
-                <w:tcPr>
-                  <w:tcW w:w="2207" w:type="dxa"/>
-                </w:tcPr>
-                <w:p>
-                  <w:pPr>
-                    <w:spacing w:line="276" w:lineRule="auto"/>
-                    <w:rPr>
-                      <w:rFonts w:ascii="Arial" w:hAnsi="Arial" w:cs="Arial"/>
-                      <w:sz w:val="20"/>
-                      <w:szCs w:val="20"/>
-                    </w:rPr>
-                  </w:pPr>
-                  <w:r>
-                    <w:rPr>
-                      <w:rFonts w:ascii="Arial" w:hAnsi="Arial" w:cs="Arial"/>
-                      <w:sz w:val="20"/>
-                      <w:szCs w:val="20"/>
-                    </w:rPr>
-                    <w:t xml:space="preserve">Esta aplicación actúa como método de comunicación entre psicólogos y clientes. </w:t>
-                  </w:r>
-                </w:p>
-                <w:p>
-                  <w:pPr>
-                    <w:spacing w:line="276" w:lineRule="auto"/>
-                    <w:rPr>
-                      <w:rFonts w:ascii="Arial" w:hAnsi="Arial" w:cs="Arial"/>
-                      <w:sz w:val="20"/>
-                      <w:szCs w:val="20"/>
-                    </w:rPr>
-                  </w:pPr>
-                  <w:r>
-                    <w:rPr>
-                      <w:rFonts w:ascii="Arial" w:hAnsi="Arial" w:cs="Arial"/>
-                      <w:sz w:val="20"/>
-                      <w:szCs w:val="20"/>
-                    </w:rPr>
-                    <w:t>Similar a Skype, para la prestación de servicios lo que permite cobrar directamente.</w:t>
-                  </w:r>
-                </w:p>
-              </w:tc>
-              <w:tc>
-                <w:tcPr>
-                  <w:tcW w:w="2207" w:type="dxa"/>
-                </w:tcPr>
-                <w:p>
-                  <w:pPr>
-                    <w:spacing w:line="276" w:lineRule="auto"/>
-                    <w:rPr>
-                      <w:rFonts w:ascii="Arial" w:hAnsi="Arial" w:cs="Arial"/>
-                      <w:sz w:val="20"/>
-                      <w:szCs w:val="20"/>
-                    </w:rPr>
-                  </w:pPr>
-                  <w:r>
-                    <w:rPr>
-                      <w:rFonts w:ascii="Arial" w:hAnsi="Arial" w:cs="Arial"/>
-                      <w:sz w:val="20"/>
-                      <w:szCs w:val="20"/>
-                    </w:rPr>
-                    <w:t>Android y iOS</w:t>
-                  </w:r>
-                </w:p>
-              </w:tc>
-            </w:tr>
-            <w:tr>
-              <w:tc>
-                <w:tcPr>
-                  <w:tcW w:w="2207" w:type="dxa"/>
-                </w:tcPr>
-                <w:p>
-                  <w:pPr>
-                    <w:spacing w:line="276" w:lineRule="auto"/>
-                    <w:rPr>
-                      <w:rFonts w:ascii="Arial" w:hAnsi="Arial" w:cs="Arial"/>
-                      <w:sz w:val="20"/>
-                      <w:szCs w:val="20"/>
-                    </w:rPr>
-                  </w:pPr>
-                  <w:proofErr w:type="spellStart"/>
-                  <w:r>
-                    <w:rPr>
-                      <w:rFonts w:ascii="Arial" w:hAnsi="Arial" w:cs="Arial"/>
-                      <w:sz w:val="20"/>
-                      <w:szCs w:val="20"/>
-                    </w:rPr>
-                    <w:t>NovoPsych</w:t>
-                  </w:r>
-                  <w:proofErr w:type="spellEnd"/>
-                  <w:r>
-                    <w:rPr>
-                      <w:rFonts w:ascii="Arial" w:hAnsi="Arial" w:cs="Arial"/>
-                      <w:sz w:val="20"/>
-                      <w:szCs w:val="20"/>
-                    </w:rPr>
-                    <w:t xml:space="preserve"> </w:t>
-                  </w:r>
-                  <w:proofErr w:type="spellStart"/>
-                  <w:r>
-                    <w:rPr>
-                      <w:rFonts w:ascii="Arial" w:hAnsi="Arial" w:cs="Arial"/>
-                      <w:sz w:val="20"/>
-                      <w:szCs w:val="20"/>
-                    </w:rPr>
-                    <w:t>Psychometrics</w:t>
-                  </w:r>
-                  <w:proofErr w:type="spellEnd"/>
-                </w:p>
-              </w:tc>
-              <w:tc>
-                <w:tcPr>
-                  <w:tcW w:w="2207" w:type="dxa"/>
-                </w:tcPr>
-                <w:p>
-                  <w:pPr>
-                    <w:spacing w:line="276" w:lineRule="auto"/>
-                    <w:rPr>
-                      <w:rFonts w:ascii="Arial" w:hAnsi="Arial" w:cs="Arial"/>
-                      <w:sz w:val="20"/>
-                      <w:szCs w:val="20"/>
-                    </w:rPr>
-                  </w:pPr>
-                  <w:r>
-                    <w:rPr>
-                      <w:rFonts w:ascii="Arial" w:hAnsi="Arial" w:cs="Arial"/>
-                      <w:sz w:val="20"/>
-                      <w:szCs w:val="20"/>
-                    </w:rPr>
-                    <w:t>49.99</w:t>
-                  </w:r>
-                </w:p>
-              </w:tc>
-              <w:tc>
-                <w:tcPr>
-                  <w:tcW w:w="2207" w:type="dxa"/>
-                </w:tcPr>
-                <w:p>
-                  <w:pPr>
-                    <w:spacing w:line="276" w:lineRule="auto"/>
-                    <w:rPr>
-                      <w:rFonts w:ascii="Arial" w:hAnsi="Arial" w:cs="Arial"/>
-                      <w:sz w:val="20"/>
-                      <w:szCs w:val="20"/>
-                    </w:rPr>
-                  </w:pPr>
-                  <w:r>
-                    <w:rPr>
-                      <w:rFonts w:ascii="Arial" w:hAnsi="Arial" w:cs="Arial"/>
-                      <w:sz w:val="20"/>
-                      <w:szCs w:val="20"/>
-                    </w:rPr>
-                    <w:t xml:space="preserve">Es una app en la que pueden encontrarse diferentes test de evaluación aplicables a los pacientes. </w:t>
-                  </w:r>
-                </w:p>
-              </w:tc>
-              <w:tc>
-                <w:tcPr>
-                  <w:tcW w:w="2207" w:type="dxa"/>
-                </w:tcPr>
-                <w:p>
-                  <w:pPr>
-                    <w:spacing w:line="276" w:lineRule="auto"/>
-                    <w:rPr>
-                      <w:rFonts w:ascii="Arial" w:hAnsi="Arial" w:cs="Arial"/>
-                      <w:sz w:val="20"/>
-                      <w:szCs w:val="20"/>
-                    </w:rPr>
-                  </w:pPr>
-                  <w:r>
-                    <w:rPr>
-                      <w:rFonts w:ascii="Arial" w:hAnsi="Arial" w:cs="Arial"/>
-                      <w:sz w:val="20"/>
-                      <w:szCs w:val="20"/>
-                    </w:rPr>
-                    <w:t>iOS</w:t>
-                  </w:r>
-                </w:p>
-              </w:tc>
-            </w:tr>
-          </w:tbl>
-          <w:p>
-            <w:pPr>
-              <w:spacing w:line="276" w:lineRule="auto"/>
-              <w:rPr>
-                <w:rFonts w:ascii="Arial" w:hAnsi="Arial" w:cs="Arial"/>
-                <w:sz w:val="20"/>
-                <w:szCs w:val="20"/>
-              </w:rPr>
-            </w:pPr>
-          </w:p>
-          <w:p>
-            <w:pPr>
-              <w:spacing w:line="276" w:lineRule="auto"/>
-              <w:rPr>
-                <w:rFonts w:ascii="Arial" w:hAnsi="Arial" w:cs="Arial"/>
-                <w:b/>
-                <w:sz w:val="20"/>
-                <w:szCs w:val="20"/>
-              </w:rPr>
-            </w:pPr>
-            <w:r>
-              <w:rPr>
-                <w:rFonts w:ascii="Arial" w:hAnsi="Arial" w:cs="Arial"/>
-                <w:b/>
-                <w:sz w:val="20"/>
-                <w:szCs w:val="20"/>
-              </w:rPr>
-              <w:t>Aplicaciones móviles enfocadas al apoyo para el tratamiento de trastornos psicológicos</w:t>
-            </w:r>
-          </w:p>
-          <w:p>
-            <w:pPr>
-              <w:spacing w:line="276" w:lineRule="auto"/>
-              <w:rPr>
-                <w:rFonts w:ascii="Arial" w:hAnsi="Arial" w:cs="Arial"/>
-                <w:sz w:val="20"/>
-                <w:szCs w:val="20"/>
-              </w:rPr>
-            </w:pPr>
-            <w:r>
-              <w:rPr>
-                <w:rFonts w:ascii="Arial" w:hAnsi="Arial" w:cs="Arial"/>
-                <w:sz w:val="20"/>
-                <w:szCs w:val="20"/>
-              </w:rPr>
-              <w:t xml:space="preserve">La aparición de las nuevas tecnologías en el campo de la psicología ha tenido una gran influencia y se espera que existan expectativas. Las nuevas tecnologías se introdujeron en muchos ámbitos, esto permitió la comprensión de distintos trastornos o de las enfermedades y a su vez los tratamientos de estas. </w:t>
-            </w:r>
-          </w:p>
-          <w:p>
-            <w:pPr>
-              <w:spacing w:line="276" w:lineRule="auto"/>
-              <w:rPr>
-                <w:rFonts w:ascii="Arial" w:hAnsi="Arial" w:cs="Arial"/>
-                <w:sz w:val="20"/>
-                <w:szCs w:val="20"/>
-              </w:rPr>
-            </w:pPr>
-            <w:r>
-              <w:rPr>
-                <w:rFonts w:ascii="Arial" w:hAnsi="Arial" w:cs="Arial"/>
-                <w:sz w:val="20"/>
-                <w:szCs w:val="20"/>
-              </w:rPr>
-              <w:t>Actualmente se normalizo el uso de herramientas sofisticadas para efectuar los tratamientos o para realizar los diagnósticos y evaluaciones, como la quimioterapia, la radioterapia, la tomografía axial computarizada, etc. En el campo de la psicología se ha comenzado a realizar diagnósticos utilizando sistemas de ordenador y sistemas de realidad virtual/aumentada para diseñar nuevos tratamientos, para esto se debe tener en cuenta dos puntos:</w:t>
-            </w:r>
-            <w:r>
-              <w:rPr>
-                <w:rFonts w:ascii="Arial" w:hAnsi="Arial" w:cs="Arial"/>
-                <w:sz w:val="20"/>
-                <w:szCs w:val="20"/>
-              </w:rPr>
-              <w:br/>
-            </w:r>
-            <w:r>
-              <w:rPr>
-                <w:rFonts w:ascii="Arial" w:hAnsi="Arial" w:cs="Arial"/>
-                <w:sz w:val="20"/>
-                <w:szCs w:val="20"/>
-              </w:rPr>
-              <w:t xml:space="preserve"> </w:t>
-            </w:r>
-          </w:p>
-          <w:p>
-            <w:pPr>
-              <w:pStyle w:val="Prrafodelista"/>
-              <w:widowControl/>
-              <w:numPr>
-                <w:ilvl w:val="0"/>
-                <w:numId w:val="3"/>
-              </w:numPr>
-              <w:autoSpaceDE/>
-              <w:autoSpaceDN/>
-              <w:spacing w:after="160" w:line="276" w:lineRule="auto"/>
-              <w:contextualSpacing/>
-              <w:rPr>
-                <w:rFonts w:ascii="Arial" w:hAnsi="Arial" w:cs="Arial"/>
-                <w:sz w:val="20"/>
-                <w:szCs w:val="20"/>
-              </w:rPr>
-            </w:pPr>
-            <w:r>
-              <w:rPr>
-                <w:rFonts w:ascii="Arial" w:hAnsi="Arial" w:cs="Arial"/>
-                <w:b/>
-                <w:sz w:val="20"/>
-                <w:szCs w:val="20"/>
-              </w:rPr>
-              <w:t>La eficacia del tratamiento</w:t>
-            </w:r>
-          </w:p>
-          <w:p>
-            <w:pPr>
-              <w:pStyle w:val="Prrafodelista"/>
-              <w:spacing w:line="276" w:lineRule="auto"/>
-              <w:rPr>
-                <w:rFonts w:ascii="Arial" w:hAnsi="Arial" w:cs="Arial"/>
-                <w:sz w:val="20"/>
-                <w:szCs w:val="20"/>
-              </w:rPr>
-            </w:pPr>
-            <w:r>
-              <w:rPr>
-                <w:rFonts w:ascii="Arial" w:hAnsi="Arial" w:cs="Arial"/>
-                <w:sz w:val="20"/>
-                <w:szCs w:val="20"/>
-              </w:rPr>
-              <w:t>La eficacia radica en el hecho de demostrar que un tratamiento dura bastante poco en ser llevado a cabo y cumple con la meta establecida, esto permite tomar la decisión de utilizarlo o no hacerlo. Actualmente se tienen buenos programas de tratamiento para el trastorno de pánico, los trastornos del estado de ánimo o la hipocondría. Estos tratamientos son los que se tienen en consideración a la hora de referenciar algún tratamiento.</w:t>
-            </w:r>
-          </w:p>
-          <w:p>
-            <w:pPr>
-              <w:pStyle w:val="Prrafodelista"/>
-              <w:spacing w:line="276" w:lineRule="auto"/>
-              <w:rPr>
-                <w:rFonts w:ascii="Arial" w:hAnsi="Arial" w:cs="Arial"/>
-                <w:sz w:val="20"/>
-                <w:szCs w:val="20"/>
-              </w:rPr>
-            </w:pPr>
-          </w:p>
-          <w:p>
-            <w:pPr>
-              <w:pStyle w:val="Prrafodelista"/>
-              <w:widowControl/>
-              <w:numPr>
-                <w:ilvl w:val="0"/>
-                <w:numId w:val="3"/>
-              </w:numPr>
-              <w:autoSpaceDE/>
-              <w:autoSpaceDN/>
-              <w:spacing w:after="160" w:line="276" w:lineRule="auto"/>
-              <w:contextualSpacing/>
-              <w:rPr>
-                <w:rFonts w:ascii="Arial" w:hAnsi="Arial" w:cs="Arial"/>
-                <w:sz w:val="20"/>
-                <w:szCs w:val="20"/>
-              </w:rPr>
-            </w:pPr>
-            <w:r>
-              <w:rPr>
-                <w:rFonts w:ascii="Arial" w:hAnsi="Arial" w:cs="Arial"/>
-                <w:b/>
-                <w:sz w:val="20"/>
-                <w:szCs w:val="20"/>
-              </w:rPr>
-              <w:t>La eficacia de cualquier otro tratamiento</w:t>
-            </w:r>
-          </w:p>
-          <w:p>
-            <w:pPr>
-              <w:pStyle w:val="Prrafodelista"/>
-              <w:spacing w:line="276" w:lineRule="auto"/>
-              <w:rPr>
-                <w:rFonts w:ascii="Arial" w:hAnsi="Arial" w:cs="Arial"/>
-                <w:sz w:val="20"/>
-                <w:szCs w:val="20"/>
-              </w:rPr>
-            </w:pPr>
-            <w:r>
-              <w:rPr>
-                <w:rFonts w:ascii="Arial" w:hAnsi="Arial" w:cs="Arial"/>
-                <w:sz w:val="20"/>
-                <w:szCs w:val="20"/>
-              </w:rPr>
-              <w:t>Para explicar este punto, es apropiado ejemplificar lo siguiente: La realidad virtual aplicada tratamiento de las fobias puede ser un gran avance para los tratamientos ortodoxos, así mismo para tratar los trastornos de ansiedad y las fobias existe la exposición lo que causa la ansiedad.</w:t>
-            </w:r>
-          </w:p>
-          <w:p>
-            <w:pPr>
-              <w:pStyle w:val="Prrafodelista"/>
-              <w:spacing w:line="276" w:lineRule="auto"/>
-              <w:rPr>
-                <w:rFonts w:ascii="Arial" w:hAnsi="Arial" w:cs="Arial"/>
-                <w:sz w:val="20"/>
-                <w:szCs w:val="20"/>
-              </w:rPr>
-            </w:pPr>
-          </w:p>
-          <w:p>
-            <w:pPr>
-              <w:pStyle w:val="Prrafodelista"/>
-              <w:spacing w:line="276" w:lineRule="auto"/>
-              <w:rPr>
-                <w:rFonts w:ascii="Arial" w:hAnsi="Arial" w:cs="Arial"/>
-                <w:sz w:val="20"/>
-                <w:szCs w:val="20"/>
-              </w:rPr>
-            </w:pPr>
-            <w:r>
-              <w:rPr>
-                <w:rFonts w:ascii="Arial" w:hAnsi="Arial" w:cs="Arial"/>
-                <w:sz w:val="20"/>
-                <w:szCs w:val="20"/>
-              </w:rPr>
-              <w:t>La diferencia radica en que la exposición ortodoxa se puede vivir una cierta cantidad de veces, sin embargo, la exposición bajo la realidad virtual puede ser repetida infinidad de veces.  Esto tiene una ventaja y es el simple hecho de que el paciente supera todas estas dificultades estando totalmente protegido. La idea de implementar nuevas tecnologías es la necesidad de no limitarse a las realidades posibles de nuestro mundo, como ocurre con las técnicas tradicionales, la idea es hacer afrontar de forma muy satisfactoria los aspectos a los que teme el individuo.</w:t>
-            </w:r>
-          </w:p>
-          <w:p>
-            <w:pPr>
-              <w:pStyle w:val="TableParagraph"/>
-              <w:spacing w:line="276" w:lineRule="auto"/>
-              <w:ind w:left="91" w:right="105"/>
-              <w:rPr>
-                <w:rFonts w:ascii="Arial" w:hAnsi="Arial" w:cs="Arial"/>
-                <w:sz w:val="20"/>
-                <w:szCs w:val="20"/>
-              </w:rPr>
-            </w:pPr>
-            <w:r>
-              <w:rPr>
-                <w:rFonts w:ascii="Arial" w:hAnsi="Arial" w:cs="Arial"/>
-                <w:sz w:val="20"/>
-                <w:szCs w:val="20"/>
-              </w:rPr>
-              <w:br/>
-            </w:r>
-            <w:r>
-              <w:rPr>
-                <w:rFonts w:ascii="Arial" w:hAnsi="Arial" w:cs="Arial"/>
-                <w:sz w:val="20"/>
-                <w:szCs w:val="20"/>
-              </w:rPr>
-              <w:br/>
-            </w:r>
           </w:p>
         </w:tc>
       </w:tr>
@@ -3627,9 +2640,11 @@
             <w:r>
               <w:rPr>
                 <w:rFonts w:ascii="Arial" w:hAnsi="Arial"/>
-                <w:sz w:val="20"/>
-              </w:rPr>
-              <w:t xml:space="preserve">Problema de Investigación: </w:t>
+                <w:b/>
+                <w:bCs/>
+                <w:sz w:val="20"/>
+              </w:rPr>
+              <w:t>Problema de Investigación:</w:t>
             </w:r>
             <w:r>
               <w:rPr>
@@ -3637,6 +2652,57 @@
                 <w:sz w:val="20"/>
               </w:rPr>
               <w:t xml:space="preserve"> </w:t>
+            </w:r>
+            <w:r>
+              <w:rPr>
+                <w:rFonts w:ascii="Arial" w:hAnsi="Arial"/>
+                <w:sz w:val="20"/>
+              </w:rPr>
+              <w:t xml:space="preserve"> </w:t>
+            </w:r>
+            <w:r>
+              <w:rPr>
+                <w:rFonts w:ascii="Arial" w:hAnsi="Arial"/>
+                <w:sz w:val="20"/>
+              </w:rPr>
+              <w:br/>
+            </w:r>
+            <w:r>
+              <w:rPr>
+                <w:rFonts w:ascii="Arial" w:hAnsi="Arial"/>
+                <w:sz w:val="20"/>
+              </w:rPr>
+              <w:br/>
+            </w:r>
+            <w:r>
+              <w:rPr>
+                <w:rFonts w:ascii="Arial" w:hAnsi="Arial"/>
+                <w:sz w:val="20"/>
+              </w:rPr>
+              <w:t>En los entornos empresariales dedicados al desarrollo de software, la documentación técnica suele ser percibida como una tarea secundaria frente a la programación o la entrega continua de las funcionalidades. Esta práctica genera vacíos de conocimiento que dificultan la compresión de los sistemas, especialmente cuando se incorporan nuevos desarrolladores o se rotan equipos de trabajo.</w:t>
+            </w:r>
+            <w:r>
+              <w:rPr>
+                <w:rFonts w:ascii="Arial" w:hAnsi="Arial"/>
+                <w:sz w:val="20"/>
+              </w:rPr>
+              <w:br/>
+              <w:t>La falta de documentación actualizada puede ocasionar retrabajos, errores de interpretación y una mayor dependencia de la memoria de los empleados, lo cual compromete la continuidad del proyecto ante cambios de personal.</w:t>
+            </w:r>
+            <w:r>
+              <w:rPr>
+                <w:rFonts w:ascii="Arial" w:hAnsi="Arial"/>
+                <w:sz w:val="20"/>
+              </w:rPr>
+              <w:br/>
+            </w:r>
+            <w:r>
+              <w:rPr>
+                <w:rFonts w:ascii="Arial" w:hAnsi="Arial"/>
+                <w:sz w:val="20"/>
+              </w:rPr>
+              <w:br/>
+              <w:t>A pesar de que existen metodologías y estándares de documentación (como ISO/IEC/IEEE 26511 o guías agiles), su aplicación efectiva es irregular. En este contexto surge la necesidad de investigar empíricamente el impacto real que tiene la documentación en la eficiencia y adaptación de los equipos de desarrollo, así como la preservación del conocimiento técnico dentro de organizaciones.</w:t>
             </w:r>
             <w:r>
               <w:rPr>
@@ -3659,7 +2725,7 @@
                 <w:bCs/>
                 <w:sz w:val="20"/>
               </w:rPr>
-              <w:t>Pre diagnostico</w:t>
+              <w:t>Preguntas de investigación</w:t>
             </w:r>
             <w:r>
               <w:rPr>
@@ -3668,971 +2734,14 @@
                 <w:bCs/>
                 <w:sz w:val="20"/>
               </w:rPr>
-              <w:br/>
-            </w:r>
-          </w:p>
-          <w:p>
-            <w:pPr>
-              <w:pStyle w:val="TableParagraph"/>
-              <w:tabs>
-                <w:tab w:val="left" w:pos="811"/>
-              </w:tabs>
-              <w:spacing w:before="12" w:line="276" w:lineRule="auto"/>
-              <w:ind w:left="91" w:right="109"/>
+              <w:t>: ¿</w:t>
+            </w:r>
+            <w:r>
               <w:rPr>
                 <w:rFonts w:ascii="Arial" w:hAnsi="Arial"/>
                 <w:sz w:val="20"/>
               </w:rPr>
-            </w:pPr>
-            <w:r>
-              <w:rPr>
-                <w:rFonts w:ascii="Arial" w:hAnsi="Arial"/>
-                <w:sz w:val="20"/>
-              </w:rPr>
-              <w:t xml:space="preserve">En la actualidad se ha evidenciado un problema que modifica el transcurso de la vida de algunas personas. Los trastornos psicológicos aquejan a la humanidad, y muchas personas no tienen como costear un tratamiento adecuado para evitar consecuencias trágicas; sometiéndose a vivir de esa manera y postergando una tragedia. Según la organización mundial de la </w:t>
-            </w:r>
-            <w:r>
-              <w:rPr>
-                <w:rFonts w:ascii="Arial" w:hAnsi="Arial"/>
-                <w:sz w:val="20"/>
-              </w:rPr>
-              <w:t>salud (</w:t>
-            </w:r>
-            <w:r>
-              <w:rPr>
-                <w:rFonts w:ascii="Arial" w:hAnsi="Arial"/>
-                <w:sz w:val="20"/>
-              </w:rPr>
-              <w:t xml:space="preserve">OMS), los trastornos psicológicos afectan a la capacidad de trabajo y la productividad, más de trescientos millones de personas sufren depresión y más de doscientos sesenta millones tienen trastornos de ansiedad. Esto deja en evidencia que hay una cantidad enorme de personas que posee tan solo dos trastornos mentales, evidentemente no todas estas personas cuentan con la atención de un profesional que les indique el tratamiento apropiado para controlar estas enfermedades mentales. </w:t>
-            </w:r>
-          </w:p>
-          <w:p>
-            <w:pPr>
-              <w:pStyle w:val="TableParagraph"/>
-              <w:tabs>
-                <w:tab w:val="left" w:pos="811"/>
-              </w:tabs>
-              <w:spacing w:before="12" w:line="276" w:lineRule="auto"/>
-              <w:ind w:left="91" w:right="109"/>
-              <w:rPr>
-                <w:rFonts w:ascii="Arial" w:hAnsi="Arial"/>
-                <w:sz w:val="20"/>
-              </w:rPr>
-            </w:pPr>
-          </w:p>
-          <w:p>
-            <w:pPr>
-              <w:pStyle w:val="TableParagraph"/>
-              <w:tabs>
-                <w:tab w:val="left" w:pos="811"/>
-              </w:tabs>
-              <w:spacing w:before="12" w:line="276" w:lineRule="auto"/>
-              <w:ind w:left="91" w:right="109"/>
-              <w:rPr>
-                <w:rFonts w:ascii="Arial" w:hAnsi="Arial"/>
-                <w:sz w:val="20"/>
-              </w:rPr>
-            </w:pPr>
-            <w:r>
-              <w:rPr>
-                <w:rFonts w:ascii="Arial" w:hAnsi="Arial"/>
-                <w:sz w:val="20"/>
-              </w:rPr>
-              <w:t xml:space="preserve">Sin embargo, en la actualidad, gracias a las redes sociales y a la gran comunidad que estas han cultivado, las personas con estas discapacidades han sido apoyadas e incluidas a la sociedad, tristemente cualquier persona no puede tratar o aconsejar a aquellos que posean algún trastorno de este tipo. ¿Cuántas personas son conscientes de estas enfermedades mentales? ¿Cuántas personas son capaces de costear sus tratamientos? ¿Cómo evitar la segmentación por el simple hecho de poseer una enfermedad mental? </w:t>
-            </w:r>
-          </w:p>
-          <w:p>
-            <w:pPr>
-              <w:pStyle w:val="TableParagraph"/>
-              <w:tabs>
-                <w:tab w:val="left" w:pos="811"/>
-              </w:tabs>
-              <w:spacing w:before="12" w:line="276" w:lineRule="auto"/>
-              <w:ind w:right="109"/>
-              <w:rPr>
-                <w:rFonts w:ascii="Arial" w:hAnsi="Arial"/>
-                <w:b/>
-                <w:bCs/>
-                <w:sz w:val="20"/>
-              </w:rPr>
-            </w:pPr>
-            <w:r>
-              <w:rPr>
-                <w:rFonts w:ascii="Arial" w:hAnsi="Arial"/>
-                <w:sz w:val="20"/>
-              </w:rPr>
-              <w:lastRenderedPageBreak/>
-              <w:t xml:space="preserve"> </w:t>
-            </w:r>
-            <w:r>
-              <w:rPr>
-                <w:rFonts w:ascii="Arial" w:hAnsi="Arial"/>
-                <w:b/>
-                <w:bCs/>
-                <w:sz w:val="20"/>
-              </w:rPr>
-              <w:t>Factores de Riesgo y de Protección de la Depresión:</w:t>
-            </w:r>
-          </w:p>
-          <w:p>
-            <w:pPr>
-              <w:pStyle w:val="TableParagraph"/>
-              <w:tabs>
-                <w:tab w:val="left" w:pos="811"/>
-              </w:tabs>
-              <w:spacing w:before="12" w:line="276" w:lineRule="auto"/>
-              <w:ind w:left="91" w:right="109"/>
-              <w:rPr>
-                <w:rFonts w:ascii="Arial" w:hAnsi="Arial"/>
-                <w:b/>
-                <w:bCs/>
-                <w:sz w:val="20"/>
-              </w:rPr>
-            </w:pPr>
-          </w:p>
-          <w:p>
-            <w:pPr>
-              <w:pStyle w:val="TableParagraph"/>
-              <w:tabs>
-                <w:tab w:val="left" w:pos="811"/>
-              </w:tabs>
-              <w:spacing w:before="12" w:line="276" w:lineRule="auto"/>
-              <w:ind w:left="91" w:right="109"/>
-              <w:rPr>
-                <w:rFonts w:ascii="Arial" w:hAnsi="Arial"/>
-                <w:sz w:val="20"/>
-              </w:rPr>
-            </w:pPr>
-            <w:r>
-              <w:rPr>
-                <w:rFonts w:ascii="Arial" w:hAnsi="Arial"/>
-                <w:sz w:val="20"/>
-              </w:rPr>
-              <w:t xml:space="preserve">Según una tesis de la Universidad de Antioquia los criterios para un diagnóstico de un episodio </w:t>
-            </w:r>
-            <w:r>
-              <w:rPr>
-                <w:rFonts w:ascii="Arial" w:hAnsi="Arial"/>
-                <w:sz w:val="20"/>
-              </w:rPr>
-              <w:t>depresivo</w:t>
-            </w:r>
-            <w:r>
-              <w:rPr>
-                <w:rFonts w:ascii="Arial" w:hAnsi="Arial"/>
-                <w:sz w:val="20"/>
-              </w:rPr>
-              <w:t xml:space="preserve"> son: Un periodo mayor a dos semanas en el cual hay un estado de animado deprimido y una baja de placer o motivación. Dentro de esto se presenta cinco síntomas los cuales son:</w:t>
-            </w:r>
-          </w:p>
-          <w:p>
-            <w:pPr>
-              <w:pStyle w:val="TableParagraph"/>
-              <w:numPr>
-                <w:ilvl w:val="0"/>
-                <w:numId w:val="3"/>
-              </w:numPr>
-              <w:tabs>
-                <w:tab w:val="left" w:pos="811"/>
-              </w:tabs>
-              <w:spacing w:before="12" w:line="276" w:lineRule="auto"/>
-              <w:ind w:right="109"/>
-              <w:rPr>
-                <w:rFonts w:ascii="Arial" w:hAnsi="Arial"/>
-                <w:sz w:val="20"/>
-              </w:rPr>
-            </w:pPr>
-            <w:r>
-              <w:rPr>
-                <w:rFonts w:ascii="Arial" w:hAnsi="Arial"/>
-                <w:sz w:val="20"/>
-              </w:rPr>
-              <w:t xml:space="preserve">Problemas de concentración </w:t>
-            </w:r>
-          </w:p>
-          <w:p>
-            <w:pPr>
-              <w:pStyle w:val="TableParagraph"/>
-              <w:numPr>
-                <w:ilvl w:val="0"/>
-                <w:numId w:val="3"/>
-              </w:numPr>
-              <w:tabs>
-                <w:tab w:val="left" w:pos="811"/>
-              </w:tabs>
-              <w:spacing w:before="12" w:line="276" w:lineRule="auto"/>
-              <w:ind w:right="109"/>
-              <w:rPr>
-                <w:rFonts w:ascii="Arial" w:hAnsi="Arial"/>
-                <w:sz w:val="20"/>
-              </w:rPr>
-            </w:pPr>
-            <w:r>
-              <w:rPr>
-                <w:rFonts w:ascii="Arial" w:hAnsi="Arial"/>
-                <w:sz w:val="20"/>
-              </w:rPr>
-              <w:t>Fatiga</w:t>
-            </w:r>
-          </w:p>
-          <w:p>
-            <w:pPr>
-              <w:pStyle w:val="TableParagraph"/>
-              <w:numPr>
-                <w:ilvl w:val="0"/>
-                <w:numId w:val="3"/>
-              </w:numPr>
-              <w:tabs>
-                <w:tab w:val="left" w:pos="811"/>
-              </w:tabs>
-              <w:spacing w:before="12" w:line="276" w:lineRule="auto"/>
-              <w:ind w:right="109"/>
-              <w:rPr>
-                <w:rFonts w:ascii="Arial" w:hAnsi="Arial"/>
-                <w:sz w:val="20"/>
-              </w:rPr>
-            </w:pPr>
-            <w:r>
-              <w:rPr>
-                <w:rFonts w:ascii="Arial" w:hAnsi="Arial"/>
-                <w:sz w:val="20"/>
-              </w:rPr>
-              <w:t>Hipersomnia</w:t>
-            </w:r>
-          </w:p>
-          <w:p>
-            <w:pPr>
-              <w:pStyle w:val="TableParagraph"/>
-              <w:numPr>
-                <w:ilvl w:val="0"/>
-                <w:numId w:val="3"/>
-              </w:numPr>
-              <w:tabs>
-                <w:tab w:val="left" w:pos="811"/>
-              </w:tabs>
-              <w:spacing w:before="12" w:line="276" w:lineRule="auto"/>
-              <w:ind w:right="109"/>
-              <w:rPr>
-                <w:rFonts w:ascii="Arial" w:hAnsi="Arial"/>
-                <w:sz w:val="20"/>
-              </w:rPr>
-            </w:pPr>
-            <w:r>
-              <w:rPr>
-                <w:rFonts w:ascii="Arial" w:hAnsi="Arial"/>
-                <w:sz w:val="20"/>
-              </w:rPr>
-              <w:t>Agitación</w:t>
-            </w:r>
-          </w:p>
-          <w:p>
-            <w:pPr>
-              <w:pStyle w:val="TableParagraph"/>
-              <w:numPr>
-                <w:ilvl w:val="0"/>
-                <w:numId w:val="3"/>
-              </w:numPr>
-              <w:tabs>
-                <w:tab w:val="left" w:pos="811"/>
-              </w:tabs>
-              <w:spacing w:before="12" w:line="276" w:lineRule="auto"/>
-              <w:ind w:right="109"/>
-              <w:rPr>
-                <w:rFonts w:ascii="Arial" w:hAnsi="Arial"/>
-                <w:sz w:val="20"/>
-              </w:rPr>
-            </w:pPr>
-            <w:r>
-              <w:rPr>
-                <w:rFonts w:ascii="Arial" w:hAnsi="Arial"/>
-                <w:sz w:val="20"/>
-              </w:rPr>
-              <w:t>Enlentecimiento motor</w:t>
-            </w:r>
-          </w:p>
-          <w:p>
-            <w:pPr>
-              <w:pStyle w:val="TableParagraph"/>
-              <w:numPr>
-                <w:ilvl w:val="0"/>
-                <w:numId w:val="3"/>
-              </w:numPr>
-              <w:tabs>
-                <w:tab w:val="left" w:pos="811"/>
-              </w:tabs>
-              <w:spacing w:before="12" w:line="276" w:lineRule="auto"/>
-              <w:ind w:right="109"/>
-              <w:rPr>
-                <w:rFonts w:ascii="Arial" w:hAnsi="Arial"/>
-                <w:sz w:val="20"/>
-              </w:rPr>
-            </w:pPr>
-            <w:r>
-              <w:rPr>
-                <w:rFonts w:ascii="Arial" w:hAnsi="Arial"/>
-                <w:sz w:val="20"/>
-              </w:rPr>
-              <w:t xml:space="preserve">Sentimiento de inutilidad </w:t>
-            </w:r>
-          </w:p>
-          <w:p>
-            <w:pPr>
-              <w:pStyle w:val="TableParagraph"/>
-              <w:numPr>
-                <w:ilvl w:val="0"/>
-                <w:numId w:val="3"/>
-              </w:numPr>
-              <w:tabs>
-                <w:tab w:val="left" w:pos="811"/>
-              </w:tabs>
-              <w:spacing w:before="12" w:line="276" w:lineRule="auto"/>
-              <w:ind w:right="109"/>
-              <w:rPr>
-                <w:rFonts w:ascii="Arial" w:hAnsi="Arial"/>
-                <w:sz w:val="20"/>
-              </w:rPr>
-            </w:pPr>
-            <w:r>
-              <w:rPr>
-                <w:rFonts w:ascii="Arial" w:hAnsi="Arial"/>
-                <w:sz w:val="20"/>
-              </w:rPr>
-              <w:t>Ideas recurrentes de suicidio o muerte.</w:t>
-            </w:r>
-          </w:p>
-          <w:p>
-            <w:pPr>
-              <w:pStyle w:val="TableParagraph"/>
-              <w:tabs>
-                <w:tab w:val="left" w:pos="811"/>
-              </w:tabs>
-              <w:spacing w:before="12" w:line="276" w:lineRule="auto"/>
-              <w:ind w:left="91" w:right="109"/>
-              <w:rPr>
-                <w:rFonts w:ascii="Arial" w:hAnsi="Arial"/>
-                <w:sz w:val="20"/>
-              </w:rPr>
-            </w:pPr>
-          </w:p>
-          <w:p>
-            <w:pPr>
-              <w:pStyle w:val="TableParagraph"/>
-              <w:tabs>
-                <w:tab w:val="left" w:pos="811"/>
-              </w:tabs>
-              <w:spacing w:before="12" w:line="276" w:lineRule="auto"/>
-              <w:ind w:left="91" w:right="109"/>
-              <w:rPr>
-                <w:rFonts w:ascii="Arial" w:hAnsi="Arial"/>
-                <w:sz w:val="20"/>
-              </w:rPr>
-            </w:pPr>
-            <w:r>
-              <w:rPr>
-                <w:rFonts w:ascii="Arial" w:hAnsi="Arial"/>
-                <w:sz w:val="20"/>
-              </w:rPr>
-              <w:t xml:space="preserve">Actualmente la depresión la depresión como un problema de salud pública tanto a nivel mundial como en países individuales, además de esto, sus consecuencias pueden llegar a afectar a un individuo, a su grupo familiar y social, es decir a todo su entorno. </w:t>
-            </w:r>
-          </w:p>
-          <w:p>
-            <w:pPr>
-              <w:pStyle w:val="TableParagraph"/>
-              <w:tabs>
-                <w:tab w:val="left" w:pos="811"/>
-              </w:tabs>
-              <w:spacing w:before="12" w:line="276" w:lineRule="auto"/>
-              <w:ind w:left="91" w:right="109"/>
-              <w:rPr>
-                <w:rFonts w:ascii="Arial" w:hAnsi="Arial"/>
-                <w:sz w:val="20"/>
-              </w:rPr>
-            </w:pPr>
-            <w:r>
-              <w:rPr>
-                <w:rFonts w:ascii="Arial" w:hAnsi="Arial"/>
-                <w:sz w:val="20"/>
-              </w:rPr>
-              <w:t>En el mismo artículo se demuestra que la depresión puede traer estas consecuencias:</w:t>
-            </w:r>
-          </w:p>
-          <w:p>
-            <w:pPr>
-              <w:pStyle w:val="TableParagraph"/>
-              <w:tabs>
-                <w:tab w:val="left" w:pos="811"/>
-              </w:tabs>
-              <w:spacing w:before="12" w:line="276" w:lineRule="auto"/>
-              <w:ind w:left="91" w:right="109"/>
-              <w:rPr>
-                <w:rFonts w:ascii="Arial" w:hAnsi="Arial"/>
-                <w:sz w:val="20"/>
-              </w:rPr>
-            </w:pPr>
-            <w:r>
-              <w:rPr>
-                <w:rFonts w:ascii="Arial" w:hAnsi="Arial"/>
-                <w:sz w:val="20"/>
-              </w:rPr>
-              <w:t xml:space="preserve"> “Involucra alteraciones emocionales graves y duraderas en este caso referidas a un estado de ánimo bajo, o irritable acompañado de perdida de placer en las actividades diarias, el aumento o la pérdida de apetito o de sueño, sentimientos de inutilidad, entre otros síntomas” (Ingram,2005)</w:t>
-            </w:r>
-          </w:p>
-          <w:p>
-            <w:pPr>
-              <w:pStyle w:val="TableParagraph"/>
-              <w:tabs>
-                <w:tab w:val="left" w:pos="811"/>
-              </w:tabs>
-              <w:spacing w:before="12" w:line="276" w:lineRule="auto"/>
-              <w:ind w:left="91" w:right="109"/>
-              <w:rPr>
-                <w:rFonts w:ascii="Arial" w:hAnsi="Arial"/>
-                <w:sz w:val="20"/>
-              </w:rPr>
-            </w:pPr>
-          </w:p>
-          <w:p>
-            <w:pPr>
-              <w:pStyle w:val="TableParagraph"/>
-              <w:tabs>
-                <w:tab w:val="left" w:pos="811"/>
-              </w:tabs>
-              <w:spacing w:before="12" w:line="276" w:lineRule="auto"/>
-              <w:ind w:left="91" w:right="109"/>
-              <w:rPr>
-                <w:rFonts w:ascii="Arial" w:hAnsi="Arial"/>
-                <w:b/>
-                <w:bCs/>
-                <w:sz w:val="20"/>
-              </w:rPr>
-            </w:pPr>
-            <w:r>
-              <w:rPr>
-                <w:rFonts w:ascii="Arial" w:hAnsi="Arial"/>
-                <w:b/>
-                <w:bCs/>
-                <w:sz w:val="20"/>
-              </w:rPr>
-              <w:t>La depresión en la adolescencia</w:t>
-            </w:r>
-          </w:p>
-          <w:p>
-            <w:pPr>
-              <w:pStyle w:val="TableParagraph"/>
-              <w:tabs>
-                <w:tab w:val="left" w:pos="811"/>
-              </w:tabs>
-              <w:spacing w:before="12" w:line="276" w:lineRule="auto"/>
-              <w:ind w:left="91" w:right="109"/>
-              <w:rPr>
-                <w:rFonts w:ascii="Arial" w:hAnsi="Arial"/>
-                <w:b/>
-                <w:bCs/>
-                <w:sz w:val="20"/>
-              </w:rPr>
-            </w:pPr>
-          </w:p>
-          <w:p>
-            <w:pPr>
-              <w:pStyle w:val="TableParagraph"/>
-              <w:tabs>
-                <w:tab w:val="left" w:pos="811"/>
-              </w:tabs>
-              <w:spacing w:before="12" w:line="276" w:lineRule="auto"/>
-              <w:ind w:left="91" w:right="109"/>
-              <w:rPr>
-                <w:rFonts w:ascii="Arial" w:hAnsi="Arial"/>
-                <w:sz w:val="20"/>
-              </w:rPr>
-            </w:pPr>
-            <w:r>
-              <w:rPr>
-                <w:rFonts w:ascii="Arial" w:hAnsi="Arial"/>
-                <w:sz w:val="20"/>
-              </w:rPr>
-              <w:t xml:space="preserve">La adolescencia es una etapa que incluye diferentes transformaciones a nivel, cognitivo y social, las cuales aparecen en mayor proporción, comparándolas con las que se describen en otros periodos de edad.  El adolescente en cuestión selecciona sus amigos, acorde a su personalidad y esto implica un proceso de transformación de </w:t>
-            </w:r>
-            <w:r>
-              <w:rPr>
-                <w:rFonts w:ascii="Arial" w:hAnsi="Arial"/>
-                <w:sz w:val="20"/>
-              </w:rPr>
-              <w:t>sí</w:t>
-            </w:r>
-            <w:r>
-              <w:rPr>
-                <w:rFonts w:ascii="Arial" w:hAnsi="Arial"/>
-                <w:sz w:val="20"/>
-              </w:rPr>
-              <w:t xml:space="preserve"> mismo, lo que le </w:t>
-            </w:r>
-            <w:r>
-              <w:rPr>
-                <w:rFonts w:ascii="Arial" w:hAnsi="Arial"/>
-                <w:sz w:val="20"/>
-              </w:rPr>
-              <w:t>hará</w:t>
-            </w:r>
-            <w:r>
-              <w:rPr>
-                <w:rFonts w:ascii="Arial" w:hAnsi="Arial"/>
-                <w:sz w:val="20"/>
-              </w:rPr>
-              <w:t xml:space="preserve"> adquirir nuevas percepciones de la vía, ideas, valores y por lo tanto nuevos amigos, lo que </w:t>
-            </w:r>
-            <w:r>
-              <w:rPr>
-                <w:rFonts w:ascii="Arial" w:hAnsi="Arial"/>
-                <w:sz w:val="20"/>
-              </w:rPr>
-              <w:t>hará</w:t>
-            </w:r>
-            <w:r>
-              <w:rPr>
-                <w:rFonts w:ascii="Arial" w:hAnsi="Arial"/>
-                <w:sz w:val="20"/>
-              </w:rPr>
-              <w:t xml:space="preserve"> que pueda construir una identidad propia. </w:t>
-            </w:r>
-          </w:p>
-          <w:p>
-            <w:pPr>
-              <w:pStyle w:val="TableParagraph"/>
-              <w:tabs>
-                <w:tab w:val="left" w:pos="811"/>
-              </w:tabs>
-              <w:spacing w:before="12" w:line="276" w:lineRule="auto"/>
-              <w:ind w:left="91" w:right="109"/>
-              <w:rPr>
-                <w:rFonts w:ascii="Arial" w:hAnsi="Arial"/>
-                <w:sz w:val="20"/>
-              </w:rPr>
-            </w:pPr>
-            <w:r>
-              <w:rPr>
-                <w:rFonts w:ascii="Arial" w:hAnsi="Arial"/>
-                <w:sz w:val="20"/>
-              </w:rPr>
-              <w:t>“La adolescencia también resulta critica en tanto que exige reajustes en el sistema de crianza infantil” (Gonzales Fortaleza y Andrade, 1995)</w:t>
-            </w:r>
-          </w:p>
-          <w:p>
-            <w:pPr>
-              <w:pStyle w:val="TableParagraph"/>
-              <w:tabs>
-                <w:tab w:val="left" w:pos="811"/>
-              </w:tabs>
-              <w:spacing w:before="12" w:line="276" w:lineRule="auto"/>
-              <w:ind w:left="91" w:right="109"/>
-              <w:rPr>
-                <w:rFonts w:ascii="Arial" w:hAnsi="Arial"/>
-                <w:sz w:val="20"/>
-              </w:rPr>
-            </w:pPr>
-          </w:p>
-          <w:p>
-            <w:pPr>
-              <w:pStyle w:val="TableParagraph"/>
-              <w:tabs>
-                <w:tab w:val="left" w:pos="811"/>
-              </w:tabs>
-              <w:spacing w:before="12" w:line="276" w:lineRule="auto"/>
-              <w:ind w:left="91" w:right="109"/>
-              <w:rPr>
-                <w:rFonts w:ascii="Arial" w:hAnsi="Arial"/>
-                <w:b/>
-                <w:bCs/>
-                <w:sz w:val="20"/>
-              </w:rPr>
-            </w:pPr>
-            <w:r>
-              <w:rPr>
-                <w:rFonts w:ascii="Arial" w:hAnsi="Arial"/>
-                <w:b/>
-                <w:bCs/>
-                <w:sz w:val="20"/>
-              </w:rPr>
-              <w:t>Trastornos de ansiedad</w:t>
-            </w:r>
-          </w:p>
-          <w:p>
-            <w:pPr>
-              <w:pStyle w:val="TableParagraph"/>
-              <w:tabs>
-                <w:tab w:val="left" w:pos="811"/>
-              </w:tabs>
-              <w:spacing w:before="12" w:line="276" w:lineRule="auto"/>
-              <w:ind w:left="91" w:right="109"/>
-              <w:rPr>
-                <w:rFonts w:ascii="Arial" w:hAnsi="Arial"/>
-                <w:b/>
-                <w:bCs/>
-                <w:sz w:val="20"/>
-              </w:rPr>
-            </w:pPr>
-          </w:p>
-          <w:p>
-            <w:pPr>
-              <w:pStyle w:val="TableParagraph"/>
-              <w:tabs>
-                <w:tab w:val="left" w:pos="811"/>
-              </w:tabs>
-              <w:spacing w:before="12" w:line="276" w:lineRule="auto"/>
-              <w:ind w:left="91" w:right="109"/>
-              <w:rPr>
-                <w:rFonts w:ascii="Arial" w:hAnsi="Arial"/>
-                <w:sz w:val="20"/>
-              </w:rPr>
-            </w:pPr>
-            <w:r>
-              <w:rPr>
-                <w:rFonts w:ascii="Arial" w:hAnsi="Arial"/>
-                <w:sz w:val="20"/>
-              </w:rPr>
-              <w:t xml:space="preserve">Según una guía para los trastornos de ansiedad en niños y adolescentes, la ansiedad es una emoción normal que al menos todos hemos experimentado, esta emoción es uno de los instintos más básicos de supervivencia. Ejemplificando la ansiedad normal que se sentiría en una situación está el hormigueo en el estómago antes de tener una cita, la tensión al presenciar un ambiente laboral un poco hostil. </w:t>
-            </w:r>
-          </w:p>
-          <w:p>
-            <w:pPr>
-              <w:pStyle w:val="TableParagraph"/>
-              <w:tabs>
-                <w:tab w:val="left" w:pos="811"/>
-              </w:tabs>
-              <w:spacing w:before="12" w:line="276" w:lineRule="auto"/>
-              <w:ind w:left="91" w:right="109"/>
-              <w:rPr>
-                <w:rFonts w:ascii="Arial" w:hAnsi="Arial"/>
-                <w:sz w:val="20"/>
-              </w:rPr>
-            </w:pPr>
-            <w:r>
-              <w:rPr>
-                <w:rFonts w:ascii="Arial" w:hAnsi="Arial"/>
-                <w:sz w:val="20"/>
-              </w:rPr>
-              <w:t xml:space="preserve">La ansiedad incita a enfrentar nuestros mayores temores, aunque se sienta una sensación extrema de amenaza, esto nos permite adaptarnos a mayores situaciones, ya sean situaciones estresantes en las que se puede tener mejor desempeño. </w:t>
-            </w:r>
-          </w:p>
-          <w:p>
-            <w:pPr>
-              <w:pStyle w:val="TableParagraph"/>
-              <w:tabs>
-                <w:tab w:val="left" w:pos="811"/>
-              </w:tabs>
-              <w:spacing w:before="12" w:line="276" w:lineRule="auto"/>
-              <w:ind w:left="91" w:right="109"/>
-              <w:rPr>
-                <w:rFonts w:ascii="Arial" w:hAnsi="Arial"/>
-                <w:sz w:val="20"/>
-              </w:rPr>
-            </w:pPr>
-            <w:r>
-              <w:rPr>
-                <w:rFonts w:ascii="Arial" w:hAnsi="Arial"/>
-                <w:sz w:val="20"/>
-              </w:rPr>
-              <w:t xml:space="preserve">El trastorno de ansiedad es considerado una enfermedad, que tiene una relación con ese sentimiento o instinto de supervivencia, solo que es una ansiedad intensa y persistente que afecta varias áreas de la vida cotidiana de quien la padece. Infortunadamente al ser tan común, con frecuencia pasa sin ser identificada ni tratada. </w:t>
-            </w:r>
-          </w:p>
-          <w:p>
-            <w:pPr>
-              <w:pStyle w:val="TableParagraph"/>
-              <w:tabs>
-                <w:tab w:val="left" w:pos="811"/>
-              </w:tabs>
-              <w:spacing w:before="12" w:line="276" w:lineRule="auto"/>
-              <w:ind w:left="91" w:right="109"/>
-              <w:rPr>
-                <w:rFonts w:ascii="Arial" w:hAnsi="Arial"/>
-                <w:sz w:val="20"/>
-              </w:rPr>
-            </w:pPr>
-            <w:r>
-              <w:rPr>
-                <w:rFonts w:ascii="Arial" w:hAnsi="Arial"/>
-                <w:sz w:val="20"/>
-              </w:rPr>
-              <w:t>“Otro aspecto muy relevante es informar al paciente y su familia que el diagnostico se realiza a través de la entrevista clínica, en ciertos casos lo hará el psiquiatra…”</w:t>
-            </w:r>
-          </w:p>
-          <w:p>
-            <w:pPr>
-              <w:pStyle w:val="TableParagraph"/>
-              <w:tabs>
-                <w:tab w:val="left" w:pos="811"/>
-              </w:tabs>
-              <w:spacing w:before="12" w:line="276" w:lineRule="auto"/>
-              <w:ind w:left="91" w:right="109"/>
-              <w:rPr>
-                <w:rFonts w:ascii="Arial" w:hAnsi="Arial"/>
-                <w:sz w:val="20"/>
-              </w:rPr>
-            </w:pPr>
-          </w:p>
-          <w:p>
-            <w:pPr>
-              <w:pStyle w:val="TableParagraph"/>
-              <w:tabs>
-                <w:tab w:val="left" w:pos="811"/>
-              </w:tabs>
-              <w:spacing w:before="12" w:line="276" w:lineRule="auto"/>
-              <w:ind w:left="91" w:right="109"/>
-              <w:rPr>
-                <w:rFonts w:ascii="Arial" w:hAnsi="Arial"/>
-                <w:sz w:val="20"/>
-              </w:rPr>
-            </w:pPr>
-          </w:p>
-          <w:p>
-            <w:pPr>
-              <w:pStyle w:val="TableParagraph"/>
-              <w:tabs>
-                <w:tab w:val="left" w:pos="811"/>
-              </w:tabs>
-              <w:spacing w:before="12" w:line="276" w:lineRule="auto"/>
-              <w:ind w:left="91" w:right="109"/>
-              <w:rPr>
-                <w:rFonts w:ascii="Arial" w:hAnsi="Arial"/>
-                <w:b/>
-                <w:bCs/>
-                <w:sz w:val="20"/>
-              </w:rPr>
-            </w:pPr>
-            <w:r>
-              <w:rPr>
-                <w:rFonts w:ascii="Arial" w:hAnsi="Arial"/>
-                <w:b/>
-                <w:bCs/>
-                <w:sz w:val="20"/>
-              </w:rPr>
-              <w:t>Fobia social</w:t>
-            </w:r>
-          </w:p>
-          <w:p>
-            <w:pPr>
-              <w:pStyle w:val="TableParagraph"/>
-              <w:tabs>
-                <w:tab w:val="left" w:pos="811"/>
-              </w:tabs>
-              <w:spacing w:before="12" w:line="276" w:lineRule="auto"/>
-              <w:ind w:left="91" w:right="109"/>
-              <w:rPr>
-                <w:rFonts w:ascii="Arial" w:hAnsi="Arial"/>
-                <w:b/>
-                <w:bCs/>
-                <w:sz w:val="20"/>
-              </w:rPr>
-            </w:pPr>
-          </w:p>
-          <w:p>
-            <w:pPr>
-              <w:pStyle w:val="TableParagraph"/>
-              <w:tabs>
-                <w:tab w:val="left" w:pos="811"/>
-              </w:tabs>
-              <w:spacing w:before="12" w:line="276" w:lineRule="auto"/>
-              <w:ind w:left="91" w:right="109"/>
-              <w:rPr>
-                <w:rFonts w:ascii="Arial" w:hAnsi="Arial"/>
-                <w:sz w:val="20"/>
-              </w:rPr>
-            </w:pPr>
-            <w:r>
-              <w:rPr>
-                <w:rFonts w:ascii="Arial" w:hAnsi="Arial"/>
-                <w:sz w:val="20"/>
-              </w:rPr>
-              <w:t xml:space="preserve">Según un artículo de la Universidad de Murcia la adolescencia es un periodo evolutivo, caracterizado por importantes cambios en las relaciones interpersonales. La adolescencia es el transcurso hacia la adultez y esta suele acompañarse de la intensificación de relaciones con personas del mismo sexo y el inicio de las relaciones románticas con el otro sexo.  </w:t>
-            </w:r>
-          </w:p>
-          <w:p>
-            <w:pPr>
-              <w:pStyle w:val="TableParagraph"/>
-              <w:tabs>
-                <w:tab w:val="left" w:pos="811"/>
-              </w:tabs>
-              <w:spacing w:before="12" w:line="276" w:lineRule="auto"/>
-              <w:ind w:left="91" w:right="109"/>
-              <w:rPr>
-                <w:rFonts w:ascii="Arial" w:hAnsi="Arial"/>
-                <w:sz w:val="20"/>
-              </w:rPr>
-            </w:pPr>
-          </w:p>
-          <w:p>
-            <w:pPr>
-              <w:pStyle w:val="TableParagraph"/>
-              <w:tabs>
-                <w:tab w:val="left" w:pos="811"/>
-              </w:tabs>
-              <w:spacing w:before="12" w:line="276" w:lineRule="auto"/>
-              <w:ind w:left="91" w:right="109"/>
-              <w:rPr>
-                <w:rFonts w:ascii="Arial" w:hAnsi="Arial"/>
-                <w:sz w:val="20"/>
-              </w:rPr>
-            </w:pPr>
-            <w:r>
-              <w:rPr>
-                <w:rFonts w:ascii="Arial" w:hAnsi="Arial"/>
-                <w:sz w:val="20"/>
-              </w:rPr>
-              <w:t>Las relaciones con los amigos desempeñan un papel crítico, ya que esto permite el desarrollo de las habilidades sociales y de sentimientos de competencia personal. Esto es fundamental para la etapa de la adultez. Las explicaciones de la fobia social surgen a partir de los notables y rápidos cambios en las relaciones interpersonales y el riesgo de la aparición del malestar con las dificultades que explican que la ansiedad y los miedos sociales se incrementen con la edad.</w:t>
-            </w:r>
-          </w:p>
-          <w:p>
-            <w:pPr>
-              <w:pStyle w:val="TableParagraph"/>
-              <w:tabs>
-                <w:tab w:val="left" w:pos="811"/>
-              </w:tabs>
-              <w:spacing w:before="12" w:line="276" w:lineRule="auto"/>
-              <w:ind w:left="91" w:right="109"/>
-              <w:rPr>
-                <w:rFonts w:ascii="Arial" w:hAnsi="Arial"/>
-                <w:sz w:val="20"/>
-              </w:rPr>
-            </w:pPr>
-            <w:r>
-              <w:rPr>
-                <w:rFonts w:ascii="Arial" w:hAnsi="Arial"/>
-                <w:sz w:val="20"/>
-              </w:rPr>
-              <w:t>A partir de esto, se elabora la dificultad interpersonal se refiere a la evaluación del propio sujeto sobre el grado de dificultad experimentado al relacionarse con diferentes clases de personas.</w:t>
-            </w:r>
-          </w:p>
-          <w:p>
-            <w:pPr>
-              <w:pStyle w:val="TableParagraph"/>
-              <w:tabs>
-                <w:tab w:val="left" w:pos="811"/>
-              </w:tabs>
-              <w:spacing w:before="12" w:line="276" w:lineRule="auto"/>
-              <w:ind w:left="91" w:right="109"/>
-              <w:rPr>
-                <w:rFonts w:ascii="Arial" w:hAnsi="Arial"/>
-                <w:sz w:val="20"/>
-              </w:rPr>
-            </w:pPr>
-            <w:r>
-              <w:rPr>
-                <w:rFonts w:ascii="Arial" w:hAnsi="Arial"/>
-                <w:sz w:val="20"/>
-              </w:rPr>
-              <w:t>Esto desencadena lo siguiente:</w:t>
-            </w:r>
-          </w:p>
-          <w:p>
-            <w:pPr>
-              <w:pStyle w:val="TableParagraph"/>
-              <w:numPr>
-                <w:ilvl w:val="0"/>
-                <w:numId w:val="4"/>
-              </w:numPr>
-              <w:tabs>
-                <w:tab w:val="left" w:pos="811"/>
-              </w:tabs>
-              <w:spacing w:before="12" w:line="276" w:lineRule="auto"/>
-              <w:ind w:right="109"/>
-              <w:rPr>
-                <w:rFonts w:ascii="Arial" w:hAnsi="Arial"/>
-                <w:sz w:val="20"/>
-              </w:rPr>
-            </w:pPr>
-            <w:r>
-              <w:rPr>
-                <w:rFonts w:ascii="Arial" w:hAnsi="Arial"/>
-                <w:sz w:val="20"/>
-              </w:rPr>
-              <w:t>Déficit en aserción</w:t>
-            </w:r>
-          </w:p>
-          <w:p>
-            <w:pPr>
-              <w:pStyle w:val="TableParagraph"/>
-              <w:numPr>
-                <w:ilvl w:val="0"/>
-                <w:numId w:val="4"/>
-              </w:numPr>
-              <w:tabs>
-                <w:tab w:val="left" w:pos="811"/>
-              </w:tabs>
-              <w:spacing w:before="12" w:line="276" w:lineRule="auto"/>
-              <w:ind w:right="109"/>
-              <w:rPr>
-                <w:rFonts w:ascii="Arial" w:hAnsi="Arial"/>
-                <w:sz w:val="20"/>
-              </w:rPr>
-            </w:pPr>
-            <w:r>
-              <w:rPr>
-                <w:rFonts w:ascii="Arial" w:hAnsi="Arial"/>
-                <w:sz w:val="20"/>
-              </w:rPr>
-              <w:t>Ansiedad</w:t>
-            </w:r>
-          </w:p>
-          <w:p>
-            <w:pPr>
-              <w:pStyle w:val="TableParagraph"/>
-              <w:numPr>
-                <w:ilvl w:val="0"/>
-                <w:numId w:val="4"/>
-              </w:numPr>
-              <w:tabs>
-                <w:tab w:val="left" w:pos="811"/>
-              </w:tabs>
-              <w:spacing w:before="12" w:line="276" w:lineRule="auto"/>
-              <w:ind w:right="109"/>
-              <w:rPr>
-                <w:rFonts w:ascii="Arial" w:hAnsi="Arial"/>
-                <w:sz w:val="20"/>
-              </w:rPr>
-            </w:pPr>
-            <w:r>
-              <w:rPr>
-                <w:rFonts w:ascii="Arial" w:hAnsi="Arial"/>
-                <w:sz w:val="20"/>
-              </w:rPr>
-              <w:t xml:space="preserve">Ira </w:t>
-            </w:r>
-          </w:p>
-          <w:p>
-            <w:pPr>
-              <w:pStyle w:val="TableParagraph"/>
-              <w:numPr>
-                <w:ilvl w:val="0"/>
-                <w:numId w:val="4"/>
-              </w:numPr>
-              <w:tabs>
-                <w:tab w:val="left" w:pos="811"/>
-              </w:tabs>
-              <w:spacing w:before="12" w:line="276" w:lineRule="auto"/>
-              <w:ind w:right="109"/>
-              <w:rPr>
-                <w:sz w:val="20"/>
-              </w:rPr>
-            </w:pPr>
-            <w:r>
-              <w:rPr>
-                <w:rFonts w:ascii="Arial" w:hAnsi="Arial"/>
-                <w:sz w:val="20"/>
-              </w:rPr>
-              <w:t xml:space="preserve">Creencias irracionales  </w:t>
-            </w:r>
-            <w:r>
-              <w:rPr>
-                <w:rFonts w:ascii="Arial" w:hAnsi="Arial"/>
-                <w:sz w:val="20"/>
-              </w:rPr>
-              <w:br/>
-            </w:r>
-            <w:r>
-              <w:rPr>
-                <w:rFonts w:ascii="Arial" w:hAnsi="Arial"/>
-                <w:sz w:val="20"/>
-              </w:rPr>
-              <w:br/>
+              <w:t>Cómo influye la calidad y disponibilidad de la documentación técnica en la integración de nuevos desarrollos y en la continuidad de los proyectos de software dentro de los entornos empresariales</w:t>
             </w:r>
           </w:p>
         </w:tc>
@@ -4665,7 +2774,6 @@
               <w:rPr>
                 <w:spacing w:val="-5"/>
               </w:rPr>
-              <w:lastRenderedPageBreak/>
               <w:t>4.</w:t>
             </w:r>
             <w:r>
@@ -4731,7 +2839,7 @@
               <w:spacing w:before="3" w:line="276" w:lineRule="auto"/>
               <w:rPr>
                 <w:rFonts w:ascii="Arial" w:hAnsi="Arial"/>
-                <w:b/>
+                <w:bCs/>
                 <w:sz w:val="20"/>
               </w:rPr>
             </w:pPr>
@@ -4741,7 +2849,7 @@
                 <w:bCs/>
                 <w:sz w:val="20"/>
               </w:rPr>
-              <w:t>Desarrollar una aplicación móvil con el fin de tratar a individuos que tengan depresión, trastornos de ansiedad y fobia social</w:t>
+              <w:t>Analizar la influencia de la documentación técnica en la integración de nuevos desarrolladores y la continuidad de proyectos de software en entornos empresariales</w:t>
             </w:r>
           </w:p>
           <w:p>
@@ -4753,41 +2861,53 @@
               <w:spacing w:before="3" w:line="276" w:lineRule="auto"/>
               <w:rPr>
                 <w:rFonts w:ascii="Arial" w:hAnsi="Arial"/>
-                <w:bCs/>
+                <w:b/>
+                <w:spacing w:val="-2"/>
                 <w:sz w:val="20"/>
               </w:rPr>
             </w:pPr>
-          </w:p>
-          <w:p>
-            <w:pPr>
-              <w:pStyle w:val="TableParagraph"/>
-              <w:tabs>
-                <w:tab w:val="left" w:pos="811"/>
-              </w:tabs>
-              <w:spacing w:before="3" w:line="276" w:lineRule="auto"/>
+            <w:r>
+              <w:rPr>
+                <w:rFonts w:ascii="Arial" w:hAnsi="Arial"/>
+                <w:b/>
+                <w:sz w:val="20"/>
+              </w:rPr>
+              <w:t xml:space="preserve">  </w:t>
+            </w:r>
+            <w:r>
+              <w:rPr>
+                <w:rFonts w:ascii="Arial" w:hAnsi="Arial"/>
+                <w:b/>
+                <w:sz w:val="20"/>
+              </w:rPr>
+              <w:br/>
+              <w:t xml:space="preserve">   </w:t>
+            </w:r>
+            <w:r>
+              <w:rPr>
+                <w:rFonts w:ascii="Arial" w:hAnsi="Arial"/>
+                <w:b/>
+                <w:sz w:val="20"/>
+              </w:rPr>
+              <w:t>Objetivo</w:t>
+            </w:r>
+            <w:r>
+              <w:rPr>
+                <w:rFonts w:ascii="Arial" w:hAnsi="Arial"/>
+                <w:b/>
+                <w:spacing w:val="-5"/>
+                <w:sz w:val="20"/>
+              </w:rPr>
+              <w:t>s específicos</w:t>
+            </w:r>
+            <w:r>
               <w:rPr>
                 <w:rFonts w:ascii="Arial" w:hAnsi="Arial"/>
                 <w:b/>
                 <w:spacing w:val="-2"/>
                 <w:sz w:val="20"/>
               </w:rPr>
-            </w:pPr>
-            <w:r>
-              <w:rPr>
-                <w:rFonts w:ascii="Arial" w:hAnsi="Arial"/>
-                <w:b/>
-                <w:sz w:val="20"/>
-              </w:rPr>
-              <w:t xml:space="preserve">  Objetivo</w:t>
-            </w:r>
-            <w:r>
-              <w:rPr>
-                <w:rFonts w:ascii="Arial" w:hAnsi="Arial"/>
-                <w:b/>
-                <w:spacing w:val="-5"/>
-                <w:sz w:val="20"/>
-              </w:rPr>
-              <w:t>s específicos</w:t>
+              <w:t>:</w:t>
             </w:r>
             <w:r>
               <w:rPr>
@@ -4796,7 +2916,7 @@
                 <w:spacing w:val="-2"/>
                 <w:sz w:val="20"/>
               </w:rPr>
-              <w:t>:</w:t>
+              <w:br/>
             </w:r>
           </w:p>
           <w:p>
@@ -4822,16 +2942,23 @@
                 <w:bCs/>
                 <w:sz w:val="20"/>
               </w:rPr>
-              <w:t>Establecer un entorno amigable para los usuarios que utilicen esta aplicación móvil, con el fin de crear un lazo entre la aplicación y los usuarios.</w:t>
-            </w:r>
-            <w:r>
+              <w:t>Identificar las prácticas de documentación más utilizadas en proyectos empresariales de software</w:t>
+            </w:r>
+          </w:p>
+          <w:p>
+            <w:pPr>
+              <w:pStyle w:val="TableParagraph"/>
+              <w:tabs>
+                <w:tab w:val="left" w:pos="811"/>
+              </w:tabs>
+              <w:spacing w:before="3" w:line="276" w:lineRule="auto"/>
+              <w:ind w:left="811"/>
               <w:rPr>
                 <w:rFonts w:ascii="Arial" w:hAnsi="Arial"/>
                 <w:bCs/>
                 <w:sz w:val="20"/>
               </w:rPr>
-              <w:br/>
-            </w:r>
+            </w:pPr>
           </w:p>
           <w:p>
             <w:pPr>
@@ -4856,7 +2983,8 @@
                 <w:bCs/>
                 <w:sz w:val="20"/>
               </w:rPr>
-              <w:t>Permitir que los psicólogos registrados en la aplicación tener una interacción directa con los usuarios, de manera que permita al psicólogo encontrar la aplicación móvil como el apoyo de la labor que va a desempeñar.</w:t>
+              <w:lastRenderedPageBreak/>
+              <w:t>Evaluar la percepción de los desarrolladores sobre la utilidad y calidad de la documentación existente</w:t>
             </w:r>
             <w:r>
               <w:rPr>
@@ -4890,16 +3018,23 @@
                 <w:bCs/>
                 <w:sz w:val="20"/>
               </w:rPr>
-              <w:t>Brindar la atención pertinente a los usuarios, de manera eficaz, respetuosa y solidaria.</w:t>
-            </w:r>
-            <w:r>
+              <w:t>Analizar la relación entre calidad de la documentación y la facilidad de incorporación de los nuevos miembros al equipo</w:t>
+            </w:r>
+          </w:p>
+          <w:p>
+            <w:pPr>
+              <w:pStyle w:val="TableParagraph"/>
+              <w:tabs>
+                <w:tab w:val="left" w:pos="811"/>
+              </w:tabs>
+              <w:spacing w:before="3" w:line="276" w:lineRule="auto"/>
+              <w:ind w:left="811"/>
               <w:rPr>
                 <w:rFonts w:ascii="Arial" w:hAnsi="Arial"/>
                 <w:bCs/>
                 <w:sz w:val="20"/>
               </w:rPr>
-              <w:br/>
-            </w:r>
+            </w:pPr>
           </w:p>
           <w:p>
             <w:pPr>
@@ -4914,7 +3049,7 @@
               <w:spacing w:before="3" w:line="276" w:lineRule="auto"/>
               <w:rPr>
                 <w:rFonts w:ascii="Arial" w:hAnsi="Arial"/>
-                <w:b/>
+                <w:bCs/>
                 <w:sz w:val="20"/>
               </w:rPr>
             </w:pPr>
@@ -4924,8 +3059,38 @@
                 <w:bCs/>
                 <w:sz w:val="20"/>
               </w:rPr>
-              <w:t>Explorar los distintos tratamientos para los trastornos mencionados y efectuarlos a través de la aplicación móvil.</w:t>
-            </w:r>
+              <w:t>Proponer estrategias y lineamientos para fortalecer la gestión de documentación técnica en las organizaciones</w:t>
+            </w:r>
+          </w:p>
+          <w:p>
+            <w:pPr>
+              <w:pStyle w:val="TableParagraph"/>
+              <w:tabs>
+                <w:tab w:val="left" w:pos="811"/>
+              </w:tabs>
+              <w:spacing w:before="3" w:line="276" w:lineRule="auto"/>
+              <w:ind w:left="811"/>
+              <w:rPr>
+                <w:rFonts w:ascii="Arial" w:hAnsi="Arial"/>
+                <w:bCs/>
+                <w:sz w:val="20"/>
+              </w:rPr>
+            </w:pPr>
+          </w:p>
+          <w:p>
+            <w:pPr>
+              <w:pStyle w:val="TableParagraph"/>
+              <w:tabs>
+                <w:tab w:val="left" w:pos="811"/>
+              </w:tabs>
+              <w:spacing w:before="3" w:line="276" w:lineRule="auto"/>
+              <w:ind w:left="811"/>
+              <w:rPr>
+                <w:rFonts w:ascii="Arial" w:hAnsi="Arial"/>
+                <w:b/>
+                <w:sz w:val="20"/>
+              </w:rPr>
+            </w:pPr>
           </w:p>
         </w:tc>
       </w:tr>
@@ -4944,7 +3109,6 @@
               <w:tabs>
                 <w:tab w:val="left" w:pos="811"/>
               </w:tabs>
-              <w:spacing w:line="276" w:lineRule="auto"/>
               <w:ind w:left="91" w:right="109"/>
               <w:rPr>
                 <w:sz w:val="20"/>
@@ -4954,6 +3118,7 @@
               <w:rPr>
                 <w:spacing w:val="-6"/>
               </w:rPr>
+              <w:lastRenderedPageBreak/>
               <w:t>5.</w:t>
             </w:r>
             <w:r>
@@ -4966,170 +3131,794 @@
                 <w:sz w:val="20"/>
               </w:rPr>
               <w:t xml:space="preserve">Metodología: </w:t>
-            </w:r>
-            <w:r>
-              <w:rPr>
-                <w:sz w:val="20"/>
-              </w:rPr>
-              <w:br/>
             </w:r>
           </w:p>
           <w:p>
             <w:pPr>
-              <w:pStyle w:val="TableParagraph"/>
-              <w:numPr>
-                <w:ilvl w:val="0"/>
-                <w:numId w:val="6"/>
-              </w:numPr>
-              <w:tabs>
-                <w:tab w:val="left" w:pos="811"/>
-              </w:tabs>
-              <w:spacing w:line="276" w:lineRule="auto"/>
-              <w:ind w:right="109"/>
-              <w:rPr>
-                <w:b/>
-                <w:bCs/>
-                <w:sz w:val="20"/>
-              </w:rPr>
-            </w:pPr>
-            <w:r>
-              <w:rPr>
-                <w:b/>
-                <w:bCs/>
-                <w:sz w:val="20"/>
-              </w:rPr>
-              <w:t>Metodología de investigación: Modelo de investigación aplicada</w:t>
-            </w:r>
-            <w:r>
-              <w:rPr>
-                <w:b/>
-                <w:bCs/>
-                <w:sz w:val="20"/>
-              </w:rPr>
-              <w:br/>
-            </w:r>
-            <w:r>
-              <w:rPr>
-                <w:b/>
-                <w:bCs/>
-                <w:sz w:val="20"/>
-              </w:rPr>
-              <w:br/>
-            </w:r>
-            <w:r>
-              <w:rPr>
-                <w:sz w:val="20"/>
-              </w:rPr>
-              <w:t xml:space="preserve">Se hará una serie de encuestas a distintas personas para dar claridad a las preguntas anteriormente mencionadas y algunas otras que serán formuladas en base a la información recolectada, buscando de esta manera observar el panorama actual respecto a las enfermedades mentales, dando paso al </w:t>
-            </w:r>
-            <w:r>
-              <w:rPr>
-                <w:sz w:val="20"/>
-              </w:rPr>
-              <w:lastRenderedPageBreak/>
-              <w:t>proyecto en cuestión.</w:t>
-            </w:r>
-            <w:r>
-              <w:rPr>
-                <w:sz w:val="20"/>
-              </w:rPr>
-              <w:br/>
-            </w:r>
-            <w:r>
-              <w:rPr>
-                <w:sz w:val="20"/>
-              </w:rPr>
-              <w:br/>
-            </w:r>
-          </w:p>
-          <w:p>
-            <w:pPr>
-              <w:pStyle w:val="TableParagraph"/>
-              <w:tabs>
-                <w:tab w:val="left" w:pos="811"/>
-              </w:tabs>
-              <w:spacing w:line="276" w:lineRule="auto"/>
-              <w:ind w:left="811" w:right="109"/>
-              <w:rPr>
-                <w:sz w:val="20"/>
-              </w:rPr>
-            </w:pPr>
-            <w:r>
-              <w:rPr>
-                <w:sz w:val="20"/>
-              </w:rPr>
-              <w:t>Esta metodología se encarga de aplicar el conocimiento adquirido, por lo que está estrechamente relacionado con el modelo de investigación básica. Esto depende mucho de sus resultados.</w:t>
-            </w:r>
-          </w:p>
-          <w:p>
-            <w:pPr>
-              <w:pStyle w:val="TableParagraph"/>
-              <w:tabs>
-                <w:tab w:val="left" w:pos="811"/>
-              </w:tabs>
-              <w:spacing w:line="276" w:lineRule="auto"/>
-              <w:ind w:left="811" w:right="109"/>
-              <w:rPr>
+              <w:rPr>
+                <w:rFonts w:ascii="Arial" w:hAnsi="Arial" w:cs="Arial"/>
                 <w:sz w:val="20"/>
               </w:rPr>
             </w:pPr>
           </w:p>
           <w:p>
             <w:pPr>
-              <w:pStyle w:val="TableParagraph"/>
-              <w:numPr>
-                <w:ilvl w:val="0"/>
-                <w:numId w:val="7"/>
-              </w:numPr>
-              <w:tabs>
-                <w:tab w:val="left" w:pos="811"/>
-              </w:tabs>
-              <w:spacing w:line="276" w:lineRule="auto"/>
-              <w:ind w:right="109"/>
-              <w:rPr>
+              <w:rPr>
+                <w:rFonts w:ascii="Arial" w:hAnsi="Arial" w:cs="Arial"/>
+                <w:sz w:val="20"/>
+              </w:rPr>
+            </w:pPr>
+            <w:r>
+              <w:rPr>
+                <w:rFonts w:ascii="Arial" w:hAnsi="Arial" w:cs="Arial"/>
+                <w:sz w:val="20"/>
+              </w:rPr>
+              <w:t xml:space="preserve">  </w:t>
+            </w:r>
+            <w:r>
+              <w:rPr>
+                <w:rFonts w:ascii="Arial" w:hAnsi="Arial" w:cs="Arial"/>
                 <w:b/>
                 <w:bCs/>
                 <w:sz w:val="20"/>
               </w:rPr>
-            </w:pPr>
-            <w:r>
-              <w:rPr>
+              <w:t>5.1 Enfoque</w:t>
+            </w:r>
+            <w:r>
+              <w:rPr>
+                <w:rFonts w:ascii="Arial" w:hAnsi="Arial" w:cs="Arial"/>
                 <w:b/>
                 <w:bCs/>
                 <w:sz w:val="20"/>
               </w:rPr>
-              <w:t>Características</w:t>
-            </w:r>
-            <w:r>
-              <w:rPr>
+              <w:br/>
+              <w:t xml:space="preserve"> </w:t>
+            </w:r>
+            <w:r>
+              <w:rPr>
+                <w:rFonts w:ascii="Arial" w:hAnsi="Arial" w:cs="Arial"/>
                 <w:b/>
                 <w:bCs/>
                 <w:sz w:val="20"/>
               </w:rPr>
+              <w:t xml:space="preserve"> </w:t>
+            </w:r>
+            <w:r>
+              <w:rPr>
+                <w:rFonts w:ascii="Arial" w:hAnsi="Arial" w:cs="Arial"/>
+                <w:b/>
+                <w:bCs/>
+                <w:sz w:val="20"/>
+              </w:rPr>
               <w:br/>
+              <w:t xml:space="preserve">  </w:t>
+            </w:r>
+            <w:r>
+              <w:rPr>
+                <w:rFonts w:ascii="Arial" w:hAnsi="Arial" w:cs="Arial"/>
+                <w:sz w:val="20"/>
+              </w:rPr>
+              <w:t>La investigación adopta un enfoque mixto, combinando técnicas cuantitativas y cualitativas para obtener una comprensión integral del fenómeno. El comprende cuantitativo permitirá medir la percepción, disponibilidad y calidad de la documentación técnica en contextos empresariales mediante encuestas estructuradas. El componente cualitativo permitirá profundizar en experiencias, dificultades y practicas reales de los desarrolladores a través de entrevistas semiestructuradas. Este enfoque mixto facilita contrastar datos numéricos con narrativas, garantizando una comprensión más completa sobre como la documentación influye en la integración de nuevos miembros y en la continuidad de proyectos de software.</w:t>
+            </w:r>
+            <w:r>
+              <w:rPr>
+                <w:rFonts w:ascii="Arial" w:hAnsi="Arial" w:cs="Arial"/>
+                <w:b/>
+                <w:bCs/>
+                <w:sz w:val="20"/>
+              </w:rPr>
+              <w:br/>
+            </w:r>
+            <w:r>
+              <w:rPr>
+                <w:rFonts w:ascii="Arial" w:hAnsi="Arial" w:cs="Arial"/>
+                <w:sz w:val="20"/>
+              </w:rPr>
+              <w:br/>
+            </w:r>
+            <w:r>
+              <w:rPr>
+                <w:rFonts w:ascii="Arial" w:hAnsi="Arial" w:cs="Arial"/>
+                <w:b/>
+                <w:bCs/>
+                <w:sz w:val="20"/>
+              </w:rPr>
+              <w:t xml:space="preserve">  5.2 Tipo de estudio</w:t>
+            </w:r>
+            <w:r>
+              <w:rPr>
+                <w:rFonts w:ascii="Arial" w:hAnsi="Arial" w:cs="Arial"/>
+                <w:b/>
+                <w:bCs/>
+                <w:sz w:val="20"/>
+              </w:rPr>
+              <w:br/>
+            </w:r>
+            <w:r>
+              <w:rPr>
+                <w:rFonts w:ascii="Arial" w:hAnsi="Arial" w:cs="Arial"/>
+                <w:sz w:val="20"/>
+              </w:rPr>
+              <w:t xml:space="preserve"> </w:t>
+            </w:r>
+            <w:r>
+              <w:rPr>
+                <w:rFonts w:ascii="Arial" w:hAnsi="Arial" w:cs="Arial"/>
+                <w:sz w:val="20"/>
+              </w:rPr>
+              <w:br/>
+            </w:r>
+            <w:r>
+              <w:rPr>
+                <w:rFonts w:ascii="Arial" w:hAnsi="Arial" w:cs="Arial"/>
+                <w:sz w:val="20"/>
+              </w:rPr>
+              <w:t xml:space="preserve">  El estudio es de carácter descriptivo y correlacional</w:t>
+            </w:r>
+            <w:r>
+              <w:rPr>
+                <w:rFonts w:ascii="Arial" w:hAnsi="Arial" w:cs="Arial"/>
+                <w:sz w:val="20"/>
+              </w:rPr>
+              <w:br/>
+              <w:t xml:space="preserve">  Es descriptivo porque busca caracterizar las practicas actuales de la documentación, los niveles de calidad percibidos y los procesos de </w:t>
+            </w:r>
+            <w:proofErr w:type="spellStart"/>
+            <w:r>
+              <w:rPr>
+                <w:rFonts w:ascii="Arial" w:hAnsi="Arial" w:cs="Arial"/>
+                <w:sz w:val="20"/>
+              </w:rPr>
+              <w:t>on</w:t>
+            </w:r>
+            <w:proofErr w:type="spellEnd"/>
+            <w:r>
+              <w:rPr>
+                <w:rFonts w:ascii="Arial" w:hAnsi="Arial" w:cs="Arial"/>
+                <w:sz w:val="20"/>
+              </w:rPr>
+              <w:t xml:space="preserve"> </w:t>
+            </w:r>
+            <w:proofErr w:type="spellStart"/>
+            <w:r>
+              <w:rPr>
+                <w:rFonts w:ascii="Arial" w:hAnsi="Arial" w:cs="Arial"/>
+                <w:sz w:val="20"/>
+              </w:rPr>
+              <w:t>boarding</w:t>
+            </w:r>
+            <w:proofErr w:type="spellEnd"/>
+            <w:r>
+              <w:rPr>
+                <w:rFonts w:ascii="Arial" w:hAnsi="Arial" w:cs="Arial"/>
+                <w:sz w:val="20"/>
+              </w:rPr>
+              <w:t xml:space="preserve"> en equipos de desarrollo.</w:t>
+            </w:r>
+            <w:r>
+              <w:rPr>
+                <w:rFonts w:ascii="Arial" w:hAnsi="Arial" w:cs="Arial"/>
+                <w:sz w:val="20"/>
+              </w:rPr>
+              <w:br/>
+              <w:t>Es correlacional porque pretende analizar la relación entre dos variables principales:</w:t>
+            </w:r>
+            <w:r>
+              <w:rPr>
+                <w:rFonts w:ascii="Arial" w:hAnsi="Arial" w:cs="Arial"/>
+                <w:sz w:val="20"/>
+              </w:rPr>
+              <w:br/>
+            </w:r>
+            <w:r>
+              <w:rPr>
+                <w:rFonts w:ascii="Arial" w:hAnsi="Arial" w:cs="Arial"/>
+                <w:sz w:val="20"/>
+              </w:rPr>
+              <w:br/>
+              <w:t xml:space="preserve">   1. La calidad/disponibilidad de la documentación técnica</w:t>
+            </w:r>
+            <w:r>
+              <w:rPr>
+                <w:rFonts w:ascii="Arial" w:hAnsi="Arial" w:cs="Arial"/>
+                <w:sz w:val="20"/>
+              </w:rPr>
+              <w:br/>
+              <w:t xml:space="preserve">   2. La facilidad de integración y adaptación de los nuevos desarrolladores. Este tipo de estudio permite identificar patrones y asociaciones sin necesidad de intervención experimental.</w:t>
             </w:r>
           </w:p>
           <w:p>
             <w:pPr>
-              <w:pStyle w:val="TableParagraph"/>
-              <w:numPr>
-                <w:ilvl w:val="0"/>
-                <w:numId w:val="8"/>
-              </w:numPr>
-              <w:tabs>
-                <w:tab w:val="left" w:pos="811"/>
-              </w:tabs>
-              <w:spacing w:line="276" w:lineRule="auto"/>
-              <w:ind w:right="109"/>
-              <w:rPr>
+              <w:rPr>
+                <w:rFonts w:ascii="Arial" w:hAnsi="Arial" w:cs="Arial"/>
+                <w:b/>
+                <w:bCs/>
                 <w:sz w:val="20"/>
               </w:rPr>
             </w:pPr>
-            <w:r>
-              <w:rPr>
-                <w:sz w:val="20"/>
-              </w:rPr>
-              <w:t>Necesita un marco teórico</w:t>
+          </w:p>
+          <w:p>
+            <w:pPr>
+              <w:rPr>
+                <w:rFonts w:ascii="Arial" w:hAnsi="Arial" w:cs="Arial"/>
+                <w:b/>
+                <w:bCs/>
+                <w:sz w:val="20"/>
+              </w:rPr>
+            </w:pPr>
+            <w:r>
+              <w:rPr>
+                <w:rFonts w:ascii="Arial" w:hAnsi="Arial" w:cs="Arial"/>
+                <w:b/>
+                <w:bCs/>
+                <w:sz w:val="20"/>
+              </w:rPr>
+              <w:t xml:space="preserve"> 5.3 Población (criterios de inclusión)</w:t>
+            </w:r>
+            <w:r>
+              <w:rPr>
+                <w:rFonts w:ascii="Arial" w:hAnsi="Arial" w:cs="Arial"/>
+                <w:b/>
+                <w:bCs/>
+                <w:sz w:val="20"/>
+              </w:rPr>
+              <w:br/>
+            </w:r>
+            <w:r>
+              <w:rPr>
+                <w:rFonts w:ascii="Arial" w:hAnsi="Arial" w:cs="Arial"/>
+                <w:b/>
+                <w:bCs/>
+                <w:sz w:val="20"/>
+              </w:rPr>
+              <w:t xml:space="preserve"> </w:t>
+            </w:r>
+            <w:r>
+              <w:rPr>
+                <w:rFonts w:ascii="Arial" w:hAnsi="Arial" w:cs="Arial"/>
+                <w:b/>
+                <w:bCs/>
+                <w:sz w:val="20"/>
+              </w:rPr>
+              <w:br/>
+              <w:t xml:space="preserve"> </w:t>
+            </w:r>
+            <w:r>
+              <w:rPr>
+                <w:rFonts w:ascii="Arial" w:hAnsi="Arial" w:cs="Arial"/>
+                <w:sz w:val="20"/>
+              </w:rPr>
+              <w:t xml:space="preserve">La población </w:t>
+            </w:r>
+            <w:r>
+              <w:rPr>
+                <w:rFonts w:ascii="Arial" w:hAnsi="Arial" w:cs="Arial"/>
+                <w:sz w:val="20"/>
+              </w:rPr>
+              <w:t>está</w:t>
+            </w:r>
+            <w:r>
+              <w:rPr>
+                <w:rFonts w:ascii="Arial" w:hAnsi="Arial" w:cs="Arial"/>
+                <w:sz w:val="20"/>
+              </w:rPr>
+              <w:t xml:space="preserve"> compuesta por desarrolladores de software, ingenieros, lideres técnicos y profesionales de TI que participen en proyectos empresariales.</w:t>
+            </w:r>
+            <w:r>
+              <w:rPr>
+                <w:rFonts w:ascii="Arial" w:hAnsi="Arial" w:cs="Arial"/>
+                <w:sz w:val="20"/>
+              </w:rPr>
+              <w:br/>
+            </w:r>
+            <w:r>
+              <w:rPr>
+                <w:rFonts w:ascii="Arial" w:hAnsi="Arial" w:cs="Arial"/>
+                <w:sz w:val="20"/>
+              </w:rPr>
+              <w:br/>
+            </w:r>
+            <w:r>
+              <w:rPr>
+                <w:rFonts w:ascii="Arial" w:hAnsi="Arial" w:cs="Arial"/>
+                <w:b/>
+                <w:bCs/>
+                <w:sz w:val="20"/>
+              </w:rPr>
+              <w:t>Criterios de inclusión</w:t>
+            </w:r>
+            <w:r>
+              <w:rPr>
+                <w:rFonts w:ascii="Arial" w:hAnsi="Arial" w:cs="Arial"/>
+                <w:sz w:val="20"/>
+              </w:rPr>
+              <w:t>:</w:t>
+            </w:r>
+            <w:r>
+              <w:rPr>
+                <w:rFonts w:ascii="Arial" w:hAnsi="Arial" w:cs="Arial"/>
+                <w:sz w:val="20"/>
+              </w:rPr>
+              <w:br/>
+            </w:r>
+            <w:r>
+              <w:rPr>
+                <w:rFonts w:ascii="Arial" w:hAnsi="Arial" w:cs="Arial"/>
+                <w:sz w:val="20"/>
+              </w:rPr>
+              <w:br/>
+              <w:t xml:space="preserve">  Profesionales que hayan trabajado mínimo 3 meses en un proyecto de software empresarial.</w:t>
+            </w:r>
+            <w:r>
+              <w:rPr>
+                <w:rFonts w:ascii="Arial" w:hAnsi="Arial" w:cs="Arial"/>
+                <w:sz w:val="20"/>
+              </w:rPr>
+              <w:br/>
+              <w:t xml:space="preserve">  Personas que hayan participado en procesos de </w:t>
+            </w:r>
+            <w:proofErr w:type="spellStart"/>
+            <w:r>
+              <w:rPr>
+                <w:rFonts w:ascii="Arial" w:hAnsi="Arial" w:cs="Arial"/>
+                <w:sz w:val="20"/>
+              </w:rPr>
+              <w:t>onboarding</w:t>
+            </w:r>
+            <w:proofErr w:type="spellEnd"/>
+            <w:r>
+              <w:rPr>
+                <w:rFonts w:ascii="Arial" w:hAnsi="Arial" w:cs="Arial"/>
+                <w:sz w:val="20"/>
+              </w:rPr>
+              <w:t xml:space="preserve"> o formación de nuevos desarrolladores.</w:t>
+            </w:r>
+            <w:r>
+              <w:rPr>
+                <w:rFonts w:ascii="Arial" w:hAnsi="Arial" w:cs="Arial"/>
+                <w:sz w:val="20"/>
+              </w:rPr>
+              <w:br/>
+              <w:t xml:space="preserve">  Participantes mayores de edad</w:t>
+            </w:r>
+            <w:r>
+              <w:rPr>
+                <w:rFonts w:ascii="Arial" w:hAnsi="Arial" w:cs="Arial"/>
+                <w:sz w:val="20"/>
+              </w:rPr>
+              <w:t xml:space="preserve"> que acepten voluntariamente completar la encuesta o entrevista.</w:t>
+            </w:r>
+            <w:r>
+              <w:rPr>
+                <w:rFonts w:ascii="Arial" w:hAnsi="Arial" w:cs="Arial"/>
+                <w:sz w:val="20"/>
+              </w:rPr>
+              <w:br/>
+            </w:r>
+            <w:r>
+              <w:rPr>
+                <w:rFonts w:ascii="Arial" w:hAnsi="Arial" w:cs="Arial"/>
+                <w:sz w:val="20"/>
+              </w:rPr>
+              <w:br/>
+            </w:r>
+            <w:r>
+              <w:rPr>
+                <w:rFonts w:ascii="Arial" w:hAnsi="Arial" w:cs="Arial"/>
+                <w:b/>
+                <w:bCs/>
+                <w:sz w:val="20"/>
+              </w:rPr>
+              <w:t>Criterios de exclusión:</w:t>
+            </w:r>
+            <w:r>
+              <w:rPr>
+                <w:rFonts w:ascii="Arial" w:hAnsi="Arial" w:cs="Arial"/>
+                <w:sz w:val="20"/>
+              </w:rPr>
+              <w:t xml:space="preserve"> </w:t>
+            </w:r>
+            <w:r>
+              <w:rPr>
+                <w:rFonts w:ascii="Arial" w:hAnsi="Arial" w:cs="Arial"/>
+                <w:sz w:val="20"/>
+              </w:rPr>
+              <w:br/>
+              <w:t xml:space="preserve">  Personas sin experiencia previa en proyectores reales.</w:t>
+            </w:r>
+            <w:r>
+              <w:rPr>
+                <w:rFonts w:ascii="Arial" w:hAnsi="Arial" w:cs="Arial"/>
+                <w:sz w:val="20"/>
+              </w:rPr>
+              <w:br/>
+              <w:t xml:space="preserve">  Participantes que no completen al menos el 80% de los instrumentos de recolección</w:t>
+            </w:r>
+            <w:r>
+              <w:rPr>
+                <w:rFonts w:ascii="Arial" w:hAnsi="Arial" w:cs="Arial"/>
+                <w:sz w:val="20"/>
+              </w:rPr>
+              <w:br/>
+            </w:r>
+            <w:r>
+              <w:rPr>
+                <w:rFonts w:ascii="Arial" w:hAnsi="Arial" w:cs="Arial"/>
+                <w:sz w:val="20"/>
+              </w:rPr>
+              <w:br/>
+            </w:r>
+            <w:r>
+              <w:rPr>
+                <w:rFonts w:ascii="Arial" w:hAnsi="Arial" w:cs="Arial"/>
+                <w:sz w:val="20"/>
+              </w:rPr>
+              <w:br/>
+            </w:r>
+          </w:p>
+          <w:p>
+            <w:pPr>
+              <w:rPr>
+                <w:rFonts w:ascii="Arial" w:hAnsi="Arial" w:cs="Arial"/>
+                <w:sz w:val="20"/>
+              </w:rPr>
+            </w:pPr>
+            <w:r>
+              <w:rPr>
+                <w:rFonts w:ascii="Arial" w:hAnsi="Arial" w:cs="Arial"/>
+                <w:b/>
+                <w:bCs/>
+                <w:sz w:val="20"/>
+              </w:rPr>
+              <w:t xml:space="preserve">5.4 </w:t>
+            </w:r>
+            <w:r>
+              <w:rPr>
+                <w:rFonts w:ascii="Arial" w:hAnsi="Arial" w:cs="Arial"/>
+                <w:b/>
+                <w:bCs/>
+                <w:sz w:val="20"/>
+              </w:rPr>
+              <w:t>Técnicas</w:t>
+            </w:r>
+            <w:r>
+              <w:rPr>
+                <w:rFonts w:ascii="Arial" w:hAnsi="Arial" w:cs="Arial"/>
+                <w:b/>
+                <w:bCs/>
+                <w:sz w:val="20"/>
+              </w:rPr>
+              <w:t xml:space="preserve"> e instrumentos para la recolección de información.</w:t>
+            </w:r>
+            <w:r>
+              <w:rPr>
+                <w:rFonts w:ascii="Arial" w:hAnsi="Arial" w:cs="Arial"/>
+                <w:b/>
+                <w:bCs/>
+                <w:sz w:val="20"/>
+              </w:rPr>
+              <w:br/>
+            </w:r>
+            <w:r>
+              <w:rPr>
+                <w:rFonts w:ascii="Arial" w:hAnsi="Arial" w:cs="Arial"/>
+                <w:sz w:val="20"/>
+              </w:rPr>
+              <w:t xml:space="preserve">  Para lo recolección de información se utilizarán instrumentos complementarios:</w:t>
+            </w:r>
+          </w:p>
+          <w:p>
+            <w:pPr>
+              <w:rPr>
+                <w:rFonts w:ascii="Arial" w:hAnsi="Arial" w:cs="Arial"/>
+                <w:sz w:val="20"/>
+              </w:rPr>
+            </w:pPr>
+            <w:r>
+              <w:rPr>
+                <w:rFonts w:ascii="Arial" w:hAnsi="Arial" w:cs="Arial"/>
+                <w:sz w:val="20"/>
+              </w:rPr>
+              <w:t xml:space="preserve">  </w:t>
+            </w:r>
+            <w:r>
+              <w:rPr>
+                <w:rFonts w:ascii="Arial" w:hAnsi="Arial" w:cs="Arial"/>
+                <w:sz w:val="20"/>
+              </w:rPr>
+              <w:br/>
+              <w:t xml:space="preserve">  a) </w:t>
+            </w:r>
+            <w:r>
+              <w:rPr>
+                <w:rFonts w:ascii="Arial" w:hAnsi="Arial" w:cs="Arial"/>
+                <w:b/>
+                <w:bCs/>
+                <w:sz w:val="20"/>
+              </w:rPr>
+              <w:t>Encuestas cuantitativas</w:t>
+            </w:r>
+            <w:r>
+              <w:rPr>
+                <w:rFonts w:ascii="Arial" w:hAnsi="Arial" w:cs="Arial"/>
+                <w:sz w:val="20"/>
+              </w:rPr>
+              <w:br/>
+              <w:t xml:space="preserve">  </w:t>
+            </w:r>
+            <w:r>
+              <w:rPr>
+                <w:rFonts w:ascii="Arial" w:hAnsi="Arial" w:cs="Arial"/>
+                <w:sz w:val="20"/>
+              </w:rPr>
+              <w:t xml:space="preserve"> </w:t>
+            </w:r>
+            <w:r>
+              <w:rPr>
+                <w:rFonts w:ascii="Arial" w:hAnsi="Arial" w:cs="Arial"/>
+                <w:sz w:val="20"/>
+              </w:rPr>
+              <w:br/>
+            </w:r>
+            <w:r>
+              <w:rPr>
+                <w:rFonts w:ascii="Arial" w:hAnsi="Arial" w:cs="Arial"/>
+                <w:sz w:val="20"/>
+              </w:rPr>
+              <w:lastRenderedPageBreak/>
+              <w:t xml:space="preserve">   - Formato Likert de 1 a 5</w:t>
+            </w:r>
+            <w:r>
+              <w:rPr>
+                <w:rFonts w:ascii="Arial" w:hAnsi="Arial" w:cs="Arial"/>
+                <w:sz w:val="20"/>
+              </w:rPr>
+              <w:br/>
+              <w:t xml:space="preserve">   - Ítems sobre calidad de documentación, calidad, disponibilidad, tiempo de adaptación, productividad y dificultades encontradas. </w:t>
+            </w:r>
+            <w:r>
+              <w:rPr>
+                <w:rFonts w:ascii="Arial" w:hAnsi="Arial" w:cs="Arial"/>
+                <w:sz w:val="20"/>
+              </w:rPr>
+              <w:br/>
+              <w:t xml:space="preserve">   - Aplicación mediante Google </w:t>
+            </w:r>
+            <w:proofErr w:type="spellStart"/>
+            <w:r>
+              <w:rPr>
+                <w:rFonts w:ascii="Arial" w:hAnsi="Arial" w:cs="Arial"/>
+                <w:sz w:val="20"/>
+              </w:rPr>
+              <w:t>Forms</w:t>
+            </w:r>
+            <w:proofErr w:type="spellEnd"/>
+            <w:r>
+              <w:rPr>
+                <w:rFonts w:ascii="Arial" w:hAnsi="Arial" w:cs="Arial"/>
+                <w:sz w:val="20"/>
+              </w:rPr>
+              <w:t xml:space="preserve"> o Microsoft </w:t>
+            </w:r>
+            <w:proofErr w:type="spellStart"/>
+            <w:r>
+              <w:rPr>
+                <w:rFonts w:ascii="Arial" w:hAnsi="Arial" w:cs="Arial"/>
+                <w:sz w:val="20"/>
+              </w:rPr>
+              <w:t>Forms</w:t>
+            </w:r>
+            <w:proofErr w:type="spellEnd"/>
+            <w:r>
+              <w:rPr>
+                <w:rFonts w:ascii="Arial" w:hAnsi="Arial" w:cs="Arial"/>
+                <w:sz w:val="20"/>
+              </w:rPr>
+              <w:t>.</w:t>
+            </w:r>
+            <w:r>
+              <w:rPr>
+                <w:rFonts w:ascii="Arial" w:hAnsi="Arial" w:cs="Arial"/>
+                <w:sz w:val="20"/>
+              </w:rPr>
+              <w:br/>
+            </w:r>
+            <w:r>
+              <w:rPr>
+                <w:rFonts w:ascii="Arial" w:hAnsi="Arial" w:cs="Arial"/>
+                <w:sz w:val="20"/>
+              </w:rPr>
+              <w:br/>
+              <w:t xml:space="preserve">   b) </w:t>
+            </w:r>
+            <w:r>
+              <w:rPr>
+                <w:rFonts w:ascii="Arial" w:hAnsi="Arial" w:cs="Arial"/>
+                <w:b/>
+                <w:bCs/>
+                <w:sz w:val="20"/>
+              </w:rPr>
+              <w:t>Entrevistas semiestructuras</w:t>
+            </w:r>
+            <w:r>
+              <w:rPr>
+                <w:rFonts w:ascii="Arial" w:hAnsi="Arial" w:cs="Arial"/>
+                <w:sz w:val="20"/>
+              </w:rPr>
+              <w:br/>
+              <w:t xml:space="preserve">   </w:t>
+            </w:r>
+            <w:r>
+              <w:rPr>
+                <w:rFonts w:ascii="Arial" w:hAnsi="Arial" w:cs="Arial"/>
+                <w:sz w:val="20"/>
+              </w:rPr>
+              <w:br/>
+              <w:t xml:space="preserve">    - Preguntas abiertas sobre experiencias de </w:t>
+            </w:r>
+            <w:proofErr w:type="spellStart"/>
+            <w:r>
+              <w:rPr>
+                <w:rFonts w:ascii="Arial" w:hAnsi="Arial" w:cs="Arial"/>
+                <w:sz w:val="20"/>
+              </w:rPr>
+              <w:t>onboarding</w:t>
+            </w:r>
+            <w:proofErr w:type="spellEnd"/>
+            <w:r>
+              <w:rPr>
+                <w:rFonts w:ascii="Arial" w:hAnsi="Arial" w:cs="Arial"/>
+                <w:sz w:val="20"/>
+              </w:rPr>
+              <w:t>, retos derivados de falta de documentación, buenas prácticas, impacto en productividad y continuidad.</w:t>
+            </w:r>
+            <w:r>
+              <w:rPr>
+                <w:rFonts w:ascii="Arial" w:hAnsi="Arial" w:cs="Arial"/>
+                <w:sz w:val="20"/>
+              </w:rPr>
+              <w:br/>
+              <w:t xml:space="preserve">    - Aplicación por llamada, videollamada o presencial.  </w:t>
+            </w:r>
+            <w:r>
+              <w:rPr>
+                <w:rFonts w:ascii="Arial" w:hAnsi="Arial" w:cs="Arial"/>
+                <w:sz w:val="20"/>
+              </w:rPr>
+              <w:br/>
+              <w:t xml:space="preserve">   </w:t>
+            </w:r>
+            <w:r>
+              <w:rPr>
+                <w:rFonts w:ascii="Arial" w:hAnsi="Arial" w:cs="Arial"/>
+                <w:sz w:val="20"/>
+              </w:rPr>
+              <w:br/>
+              <w:t xml:space="preserve">    c) </w:t>
+            </w:r>
+            <w:r>
+              <w:rPr>
+                <w:rFonts w:ascii="Arial" w:hAnsi="Arial" w:cs="Arial"/>
+                <w:b/>
+                <w:bCs/>
+                <w:sz w:val="20"/>
+              </w:rPr>
+              <w:t xml:space="preserve">Análisis documental </w:t>
+            </w:r>
+            <w:r>
+              <w:rPr>
+                <w:rFonts w:ascii="Arial" w:hAnsi="Arial" w:cs="Arial"/>
+                <w:b/>
+                <w:bCs/>
+                <w:sz w:val="20"/>
+              </w:rPr>
+              <w:br/>
+            </w:r>
+            <w:r>
+              <w:rPr>
+                <w:rFonts w:ascii="Arial" w:hAnsi="Arial" w:cs="Arial"/>
+                <w:sz w:val="20"/>
+              </w:rPr>
+              <w:br/>
+              <w:t xml:space="preserve">    - Revisión de ejemplos reales de documentación técnica (manuales, </w:t>
+            </w:r>
+            <w:proofErr w:type="spellStart"/>
+            <w:r>
+              <w:rPr>
+                <w:rFonts w:ascii="Arial" w:hAnsi="Arial" w:cs="Arial"/>
+                <w:sz w:val="20"/>
+              </w:rPr>
+              <w:t>Readme</w:t>
+            </w:r>
+            <w:proofErr w:type="spellEnd"/>
+            <w:r>
+              <w:rPr>
+                <w:rFonts w:ascii="Arial" w:hAnsi="Arial" w:cs="Arial"/>
+                <w:sz w:val="20"/>
+              </w:rPr>
+              <w:t>, arquitecturas, wikis internas)</w:t>
+            </w:r>
+            <w:r>
+              <w:rPr>
+                <w:rFonts w:ascii="Arial" w:hAnsi="Arial" w:cs="Arial"/>
+                <w:sz w:val="20"/>
+              </w:rPr>
+              <w:br/>
+              <w:t xml:space="preserve">    - Identificación de vacíos, inconsistencias o buenas prácticas.</w:t>
+            </w:r>
+          </w:p>
+          <w:p>
+            <w:pPr>
+              <w:rPr>
+                <w:rFonts w:ascii="Arial" w:hAnsi="Arial" w:cs="Arial"/>
+                <w:sz w:val="20"/>
+              </w:rPr>
+            </w:pPr>
+            <w:r>
+              <w:rPr>
+                <w:rFonts w:ascii="Arial" w:hAnsi="Arial" w:cs="Arial"/>
+                <w:sz w:val="20"/>
+              </w:rPr>
+              <w:br/>
+            </w:r>
+            <w:r>
+              <w:rPr>
+                <w:rFonts w:ascii="Arial" w:hAnsi="Arial" w:cs="Arial"/>
+                <w:b/>
+                <w:bCs/>
+                <w:sz w:val="20"/>
+              </w:rPr>
+              <w:t xml:space="preserve">5.5 </w:t>
+            </w:r>
+            <w:r>
+              <w:rPr>
+                <w:rFonts w:ascii="Arial" w:hAnsi="Arial" w:cs="Arial"/>
+                <w:b/>
+                <w:bCs/>
+                <w:sz w:val="20"/>
+              </w:rPr>
+              <w:t>Técnicas</w:t>
+            </w:r>
+            <w:r>
+              <w:rPr>
+                <w:rFonts w:ascii="Arial" w:hAnsi="Arial" w:cs="Arial"/>
+                <w:b/>
+                <w:bCs/>
+                <w:sz w:val="20"/>
+              </w:rPr>
+              <w:t xml:space="preserve"> e instrumentos para el análisis de la información</w:t>
+            </w:r>
+            <w:r>
+              <w:rPr>
+                <w:rFonts w:ascii="Arial" w:hAnsi="Arial" w:cs="Arial"/>
+                <w:b/>
+                <w:bCs/>
+                <w:sz w:val="20"/>
+              </w:rPr>
+              <w:br/>
+            </w:r>
+            <w:r>
+              <w:rPr>
+                <w:rFonts w:ascii="Arial" w:hAnsi="Arial" w:cs="Arial"/>
+                <w:sz w:val="20"/>
+              </w:rPr>
+              <w:br/>
+            </w:r>
+            <w:r>
+              <w:rPr>
+                <w:rFonts w:ascii="Arial" w:hAnsi="Arial" w:cs="Arial"/>
+                <w:b/>
+                <w:bCs/>
+                <w:sz w:val="20"/>
+              </w:rPr>
+              <w:t xml:space="preserve">     Análisis cuantitativo</w:t>
+            </w:r>
+            <w:r>
+              <w:rPr>
+                <w:rFonts w:ascii="Arial" w:hAnsi="Arial" w:cs="Arial"/>
+                <w:sz w:val="20"/>
+              </w:rPr>
+              <w:br/>
             </w:r>
           </w:p>
           <w:p>
@@ -5137,18 +3926,19 @@
               <w:pStyle w:val="Prrafodelista"/>
               <w:numPr>
                 <w:ilvl w:val="0"/>
-                <w:numId w:val="8"/>
+                <w:numId w:val="25"/>
               </w:numPr>
-              <w:spacing w:line="276" w:lineRule="auto"/>
-              <w:rPr>
+              <w:rPr>
+                <w:rFonts w:ascii="Arial" w:hAnsi="Arial" w:cs="Arial"/>
                 <w:sz w:val="20"/>
               </w:rPr>
             </w:pPr>
             <w:r>
               <w:rPr>
-                <w:sz w:val="20"/>
-              </w:rPr>
-              <w:t>Se interesa en aplicar el conocimiento.</w:t>
+                <w:rFonts w:ascii="Arial" w:hAnsi="Arial" w:cs="Arial"/>
+                <w:sz w:val="20"/>
+              </w:rPr>
+              <w:t>Estadística descriptiva: medias, medianas, frecuencia y porcentajes</w:t>
             </w:r>
           </w:p>
           <w:p>
@@ -5156,18 +3946,49 @@
               <w:pStyle w:val="Prrafodelista"/>
               <w:numPr>
                 <w:ilvl w:val="0"/>
-                <w:numId w:val="8"/>
+                <w:numId w:val="25"/>
               </w:numPr>
-              <w:spacing w:line="276" w:lineRule="auto"/>
-              <w:rPr>
+              <w:rPr>
+                <w:rFonts w:ascii="Arial" w:hAnsi="Arial" w:cs="Arial"/>
                 <w:sz w:val="20"/>
               </w:rPr>
             </w:pPr>
             <w:r>
               <w:rPr>
-                <w:sz w:val="20"/>
-              </w:rPr>
-              <w:t>Busca el conocimiento para entrar en acción.</w:t>
+                <w:rFonts w:ascii="Arial" w:hAnsi="Arial" w:cs="Arial"/>
+                <w:sz w:val="20"/>
+              </w:rPr>
+              <w:t xml:space="preserve">Análisis correlacional entre variables clave: </w:t>
+            </w:r>
+            <w:r>
+              <w:rPr>
+                <w:rFonts w:ascii="Arial" w:hAnsi="Arial" w:cs="Arial"/>
+                <w:sz w:val="20"/>
+              </w:rPr>
+              <w:br/>
+            </w:r>
+            <w:r>
+              <w:rPr>
+                <w:rFonts w:ascii="Arial" w:hAnsi="Arial" w:cs="Arial"/>
+                <w:sz w:val="20"/>
+              </w:rPr>
+              <w:br/>
+              <w:t>Calidad de documentación – Tiempo de adaptación</w:t>
+            </w:r>
+            <w:r>
+              <w:rPr>
+                <w:rFonts w:ascii="Arial" w:hAnsi="Arial" w:cs="Arial"/>
+                <w:sz w:val="20"/>
+              </w:rPr>
+              <w:br/>
+              <w:t>Disponibilidad de documentación – Percepción de productividad</w:t>
+            </w:r>
+            <w:r>
+              <w:rPr>
+                <w:rFonts w:ascii="Arial" w:hAnsi="Arial" w:cs="Arial"/>
+                <w:sz w:val="20"/>
+              </w:rPr>
+              <w:br/>
             </w:r>
           </w:p>
           <w:p>
@@ -5175,66 +3996,69 @@
               <w:pStyle w:val="Prrafodelista"/>
               <w:numPr>
                 <w:ilvl w:val="0"/>
-                <w:numId w:val="8"/>
+                <w:numId w:val="25"/>
               </w:numPr>
-              <w:spacing w:line="276" w:lineRule="auto"/>
-              <w:rPr>
+              <w:rPr>
+                <w:rFonts w:ascii="Arial" w:hAnsi="Arial" w:cs="Arial"/>
                 <w:sz w:val="20"/>
               </w:rPr>
             </w:pPr>
             <w:r>
               <w:rPr>
-                <w:sz w:val="20"/>
-              </w:rPr>
-              <w:t>Su propósito es solucionar los problemas sociales.</w:t>
-            </w:r>
-            <w:r>
-              <w:rPr>
-                <w:sz w:val="20"/>
-              </w:rPr>
-              <w:br/>
+                <w:rFonts w:ascii="Arial" w:hAnsi="Arial" w:cs="Arial"/>
+                <w:sz w:val="20"/>
+              </w:rPr>
+              <w:t xml:space="preserve">Software sugerido: Excel, SPSS, Python o Google </w:t>
+            </w:r>
+            <w:proofErr w:type="spellStart"/>
+            <w:r>
+              <w:rPr>
+                <w:rFonts w:ascii="Arial" w:hAnsi="Arial" w:cs="Arial"/>
+                <w:sz w:val="20"/>
+              </w:rPr>
+              <w:t>Sheets</w:t>
+            </w:r>
+            <w:proofErr w:type="spellEnd"/>
+            <w:r>
+              <w:rPr>
+                <w:rFonts w:ascii="Arial" w:hAnsi="Arial" w:cs="Arial"/>
+                <w:sz w:val="20"/>
+              </w:rPr>
+              <w:t>.</w:t>
             </w:r>
           </w:p>
           <w:p>
             <w:pPr>
-              <w:spacing w:line="276" w:lineRule="auto"/>
-              <w:rPr>
+              <w:ind w:left="360"/>
+              <w:rPr>
+                <w:rFonts w:ascii="Arial" w:hAnsi="Arial" w:cs="Arial"/>
+                <w:b/>
+                <w:bCs/>
                 <w:sz w:val="20"/>
               </w:rPr>
             </w:pPr>
+            <w:r>
+              <w:rPr>
+                <w:rFonts w:ascii="Arial" w:hAnsi="Arial" w:cs="Arial"/>
+                <w:sz w:val="20"/>
+              </w:rPr>
+              <w:br/>
+            </w:r>
+            <w:r>
+              <w:rPr>
+                <w:rFonts w:ascii="Arial" w:hAnsi="Arial" w:cs="Arial"/>
+                <w:b/>
+                <w:bCs/>
+                <w:sz w:val="20"/>
+              </w:rPr>
+              <w:t xml:space="preserve">Análisis cualitativo </w:t>
+            </w:r>
           </w:p>
           <w:p>
             <w:pPr>
-              <w:pStyle w:val="Prrafodelista"/>
-              <w:spacing w:line="276" w:lineRule="auto"/>
-              <w:ind w:left="811"/>
-              <w:rPr>
-                <w:sz w:val="20"/>
-              </w:rPr>
-            </w:pPr>
-            <w:r>
-              <w:rPr>
-                <w:sz w:val="20"/>
-              </w:rPr>
-              <w:t>Esta metodología tiene una rama, la cual permite una investigación sobre alguna enfermedad. Dicha investigación comienza un estudio de una enfermedad, se enfoca en la causa de las causas. Es necesario tener un estudio de estilo básico, así que requiere un marco teórico y un estudio funcional sobre la psicología de un individuo.</w:t>
-            </w:r>
-          </w:p>
-          <w:p>
-            <w:pPr>
-              <w:pStyle w:val="Prrafodelista"/>
-              <w:spacing w:line="276" w:lineRule="auto"/>
-              <w:ind w:left="811"/>
-              <w:rPr>
-                <w:sz w:val="20"/>
-              </w:rPr>
-            </w:pPr>
-          </w:p>
-          <w:p>
-            <w:pPr>
-              <w:pStyle w:val="Prrafodelista"/>
-              <w:spacing w:line="276" w:lineRule="auto"/>
-              <w:ind w:left="811"/>
-              <w:rPr>
+              <w:ind w:left="360"/>
+              <w:rPr>
+                <w:rFonts w:ascii="Arial" w:hAnsi="Arial" w:cs="Arial"/>
                 <w:sz w:val="20"/>
               </w:rPr>
             </w:pPr>
@@ -5244,144 +4068,39 @@
               <w:pStyle w:val="Prrafodelista"/>
               <w:numPr>
                 <w:ilvl w:val="0"/>
-                <w:numId w:val="7"/>
+                <w:numId w:val="27"/>
               </w:numPr>
-              <w:spacing w:line="276" w:lineRule="auto"/>
-              <w:rPr>
-                <w:b/>
-                <w:bCs/>
+              <w:rPr>
+                <w:rFonts w:ascii="Arial" w:hAnsi="Arial" w:cs="Arial"/>
                 <w:sz w:val="20"/>
               </w:rPr>
             </w:pPr>
             <w:r>
               <w:rPr>
-                <w:b/>
-                <w:bCs/>
-                <w:sz w:val="20"/>
-              </w:rPr>
-              <w:t xml:space="preserve">Investigación aplicada tecnológica </w:t>
-            </w:r>
-          </w:p>
-          <w:p>
-            <w:pPr>
-              <w:pStyle w:val="Prrafodelista"/>
-              <w:spacing w:line="276" w:lineRule="auto"/>
-              <w:ind w:left="1531"/>
-              <w:rPr>
-                <w:sz w:val="20"/>
-              </w:rPr>
-            </w:pPr>
-            <w:r>
-              <w:rPr>
-                <w:sz w:val="20"/>
-              </w:rPr>
-              <w:br/>
-            </w:r>
-            <w:r>
-              <w:rPr>
-                <w:sz w:val="20"/>
-              </w:rPr>
-              <w:t>Esta investigación se enfoca en la orientación a la producción, los métodos y conocimientos que mejoran eficazmente el sector productivo. Buscando los géneros de bienestar de la vida y de las personas. Se requiere una etapa teórica e investigativa la cual conlleva a la elaboración de prototipos.</w:t>
-            </w:r>
-            <w:r>
-              <w:rPr>
-                <w:sz w:val="20"/>
-              </w:rPr>
-              <w:br/>
-            </w:r>
-          </w:p>
-          <w:p>
-            <w:pPr>
-              <w:pStyle w:val="Prrafodelista"/>
-              <w:spacing w:line="276" w:lineRule="auto"/>
-              <w:ind w:left="1531"/>
-              <w:rPr>
-                <w:sz w:val="20"/>
-              </w:rPr>
-            </w:pPr>
+                <w:rFonts w:ascii="Arial" w:hAnsi="Arial" w:cs="Arial"/>
+                <w:sz w:val="20"/>
+              </w:rPr>
+              <w:t>Codificación temática y categorización de respuestas de entrevistas.</w:t>
+            </w:r>
           </w:p>
           <w:p>
             <w:pPr>
               <w:pStyle w:val="Prrafodelista"/>
               <w:numPr>
                 <w:ilvl w:val="0"/>
-                <w:numId w:val="6"/>
+                <w:numId w:val="27"/>
               </w:numPr>
-              <w:spacing w:line="276" w:lineRule="auto"/>
-              <w:rPr>
+              <w:rPr>
+                <w:rFonts w:ascii="Arial" w:hAnsi="Arial" w:cs="Arial"/>
                 <w:sz w:val="20"/>
               </w:rPr>
             </w:pPr>
             <w:r>
               <w:rPr>
-                <w:b/>
-                <w:bCs/>
-                <w:sz w:val="20"/>
-              </w:rPr>
-              <w:t xml:space="preserve">Metodología del proyecto: Mobile – D </w:t>
-            </w:r>
-            <w:r>
-              <w:rPr>
-                <w:sz w:val="20"/>
-              </w:rPr>
-              <w:br/>
-            </w:r>
-            <w:r>
-              <w:rPr>
-                <w:sz w:val="20"/>
-              </w:rPr>
-              <w:br/>
-            </w:r>
-            <w:r>
-              <w:rPr>
-                <w:sz w:val="20"/>
-              </w:rPr>
-              <w:t>Enfocado en los proyectos que requieran un desarrollo muy rápido, en equipos pequeños. Se divide en distintas fases: exploración, inicialización, fase de producto, fase de estabilización y la fase de pruebas. Cada una de ella tiene un día de planificación y otro de entrega.</w:t>
-            </w:r>
-          </w:p>
-          <w:p>
-            <w:pPr>
-              <w:pStyle w:val="Prrafodelista"/>
-              <w:spacing w:line="276" w:lineRule="auto"/>
-              <w:ind w:left="811"/>
-              <w:rPr>
-                <w:sz w:val="20"/>
-              </w:rPr>
-            </w:pPr>
-          </w:p>
-          <w:p>
-            <w:pPr>
-              <w:spacing w:line="276" w:lineRule="auto"/>
-              <w:ind w:left="811"/>
-              <w:rPr>
-                <w:b/>
-                <w:bCs/>
-                <w:sz w:val="20"/>
-              </w:rPr>
-            </w:pPr>
-            <w:r>
-              <w:rPr>
-                <w:b/>
-                <w:bCs/>
-                <w:sz w:val="20"/>
-              </w:rPr>
-              <w:t xml:space="preserve">Pasos para seguir: </w:t>
-            </w:r>
-            <w:r>
-              <w:rPr>
-                <w:b/>
-                <w:bCs/>
-                <w:sz w:val="20"/>
-              </w:rPr>
-              <w:br/>
-            </w:r>
-            <w:r>
-              <w:rPr>
-                <w:b/>
-                <w:bCs/>
-                <w:sz w:val="20"/>
-              </w:rPr>
-              <w:br/>
+                <w:rFonts w:ascii="Arial" w:hAnsi="Arial" w:cs="Arial"/>
+                <w:sz w:val="20"/>
+              </w:rPr>
+              <w:t>Identificación de patrones y narrativas sobre dificultades, aprendizajes y practicas recomendadas</w:t>
             </w:r>
           </w:p>
           <w:p>
@@ -5389,58 +4108,52 @@
               <w:pStyle w:val="Prrafodelista"/>
               <w:numPr>
                 <w:ilvl w:val="0"/>
-                <w:numId w:val="7"/>
+                <w:numId w:val="27"/>
               </w:numPr>
-              <w:spacing w:line="276" w:lineRule="auto"/>
-              <w:rPr>
+              <w:rPr>
+                <w:rFonts w:ascii="Arial" w:hAnsi="Arial" w:cs="Arial"/>
                 <w:sz w:val="20"/>
               </w:rPr>
             </w:pPr>
             <w:r>
               <w:rPr>
-                <w:b/>
-                <w:bCs/>
-                <w:sz w:val="20"/>
-              </w:rPr>
-              <w:t>Exploración:</w:t>
-            </w:r>
-            <w:r>
-              <w:rPr>
-                <w:sz w:val="20"/>
-              </w:rPr>
-              <w:t xml:space="preserve"> Se planificará los conceptos básicos del proyecto, el alcance de este y su establecimiento con las funcionalidades a las cuales se quiere llegar.</w:t>
+                <w:rFonts w:ascii="Arial" w:hAnsi="Arial" w:cs="Arial"/>
+                <w:sz w:val="20"/>
+              </w:rPr>
+              <w:t>Técnica: análisis de contenido</w:t>
+            </w:r>
+            <w:r>
+              <w:rPr>
+                <w:rFonts w:ascii="Arial" w:hAnsi="Arial" w:cs="Arial"/>
+                <w:sz w:val="20"/>
+              </w:rPr>
+              <w:br/>
             </w:r>
           </w:p>
           <w:p>
             <w:pPr>
-              <w:pStyle w:val="Prrafodelista"/>
-              <w:spacing w:line="276" w:lineRule="auto"/>
-              <w:ind w:left="1531"/>
-              <w:rPr>
+              <w:rPr>
+                <w:rFonts w:ascii="Arial" w:hAnsi="Arial" w:cs="Arial"/>
+                <w:b/>
+                <w:bCs/>
                 <w:sz w:val="20"/>
               </w:rPr>
             </w:pPr>
             <w:r>
               <w:rPr>
-                <w:sz w:val="20"/>
-              </w:rPr>
-              <w:t>En este proceso se realiza en tres etapas: Establecimiento actores, definición del alance y el establecimiento de proyectos.</w:t>
-            </w:r>
-          </w:p>
-          <w:p>
-            <w:pPr>
-              <w:pStyle w:val="Prrafodelista"/>
-              <w:spacing w:line="276" w:lineRule="auto"/>
-              <w:ind w:left="1531"/>
-              <w:rPr>
-                <w:sz w:val="20"/>
-              </w:rPr>
-            </w:pPr>
-            <w:r>
-              <w:rPr>
-                <w:sz w:val="20"/>
-              </w:rPr>
-              <w:br/>
+                <w:rFonts w:ascii="Arial" w:hAnsi="Arial" w:cs="Arial"/>
+                <w:sz w:val="20"/>
+              </w:rPr>
+              <w:t xml:space="preserve">       </w:t>
+            </w:r>
+            <w:r>
+              <w:rPr>
+                <w:rFonts w:ascii="Arial" w:hAnsi="Arial" w:cs="Arial"/>
+                <w:b/>
+                <w:bCs/>
+                <w:sz w:val="20"/>
+              </w:rPr>
+              <w:t>Triangulación</w:t>
             </w:r>
           </w:p>
           <w:p>
@@ -5448,32 +4161,33 @@
               <w:pStyle w:val="Prrafodelista"/>
               <w:numPr>
                 <w:ilvl w:val="0"/>
-                <w:numId w:val="10"/>
+                <w:numId w:val="27"/>
               </w:numPr>
-              <w:spacing w:line="276" w:lineRule="auto"/>
-              <w:rPr>
+              <w:rPr>
+                <w:rFonts w:ascii="Arial" w:hAnsi="Arial" w:cs="Arial"/>
                 <w:sz w:val="20"/>
               </w:rPr>
             </w:pPr>
             <w:r>
               <w:rPr>
-                <w:b/>
-                <w:bCs/>
-                <w:sz w:val="20"/>
-              </w:rPr>
-              <w:t>Establecimiento de interesados</w:t>
-            </w:r>
-            <w:r>
-              <w:rPr>
-                <w:sz w:val="20"/>
-              </w:rPr>
-              <w:t>: El propósito de esta etapa es identificar y establecer los grupos de interés para las diversas tareas que serán necesarios en diversas tareas. La idea es ampliar la variedad de conocimiento y la cooperación que se necesita para planificar la aplicación de forma efectiva y a su vez controlada.</w:t>
-            </w:r>
-            <w:r>
-              <w:rPr>
-                <w:sz w:val="20"/>
-              </w:rPr>
-              <w:br/>
+                <w:rFonts w:ascii="Arial" w:hAnsi="Arial" w:cs="Arial"/>
+                <w:sz w:val="20"/>
+              </w:rPr>
+              <w:t xml:space="preserve">Integración de resultados cuantitativos y cualitativos para validar hallazgos y obtener conclusiones </w:t>
+            </w:r>
+            <w:r>
+              <w:rPr>
+                <w:rFonts w:ascii="Arial" w:hAnsi="Arial" w:cs="Arial"/>
+                <w:sz w:val="20"/>
+              </w:rPr>
+              <w:t>más</w:t>
+            </w:r>
+            <w:r>
+              <w:rPr>
+                <w:rFonts w:ascii="Arial" w:hAnsi="Arial" w:cs="Arial"/>
+                <w:sz w:val="20"/>
+              </w:rPr>
+              <w:t xml:space="preserve"> robustas</w:t>
             </w:r>
           </w:p>
           <w:p>
@@ -5481,30 +4195,23 @@
               <w:pStyle w:val="Prrafodelista"/>
               <w:numPr>
                 <w:ilvl w:val="0"/>
-                <w:numId w:val="10"/>
+                <w:numId w:val="27"/>
               </w:numPr>
-              <w:spacing w:line="276" w:lineRule="auto"/>
-              <w:rPr>
+              <w:rPr>
+                <w:rFonts w:ascii="Arial" w:hAnsi="Arial" w:cs="Arial"/>
                 <w:sz w:val="20"/>
               </w:rPr>
             </w:pPr>
             <w:r>
               <w:rPr>
-                <w:b/>
-                <w:bCs/>
-                <w:sz w:val="20"/>
-              </w:rPr>
-              <w:lastRenderedPageBreak/>
-              <w:t>Establecimiento de actores:</w:t>
-            </w:r>
-            <w:r>
-              <w:rPr>
-                <w:sz w:val="20"/>
-              </w:rPr>
-              <w:t xml:space="preserve"> La tarea es reconocer que el grupo de clientes tiene la experiencia, conocimiento del dominio y de los requisitos del producto.</w:t>
-            </w:r>
-            <w:r>
-              <w:rPr>
+                <w:rFonts w:ascii="Arial" w:hAnsi="Arial" w:cs="Arial"/>
+                <w:sz w:val="20"/>
+              </w:rPr>
+              <w:t>Contraste con literatura y estándares de documentación</w:t>
+            </w:r>
+            <w:r>
+              <w:rPr>
+                <w:rFonts w:ascii="Arial" w:hAnsi="Arial" w:cs="Arial"/>
                 <w:sz w:val="20"/>
               </w:rPr>
               <w:br/>
@@ -5512,32 +4219,139 @@
           </w:p>
           <w:p>
             <w:pPr>
-              <w:pStyle w:val="Prrafodelista"/>
-              <w:numPr>
-                <w:ilvl w:val="0"/>
-                <w:numId w:val="10"/>
-              </w:numPr>
-              <w:spacing w:line="276" w:lineRule="auto"/>
-              <w:rPr>
-                <w:sz w:val="20"/>
-              </w:rPr>
-            </w:pPr>
-            <w:r>
-              <w:rPr>
+              <w:rPr>
+                <w:rFonts w:ascii="Arial" w:hAnsi="Arial" w:cs="Arial"/>
                 <w:b/>
                 <w:bCs/>
                 <w:sz w:val="20"/>
               </w:rPr>
-              <w:t>Definición del alcance</w:t>
-            </w:r>
-            <w:r>
-              <w:rPr>
-                <w:sz w:val="20"/>
-              </w:rPr>
-              <w:t>: En esta etapa se definen los objetivos para el proyecto incipiente con respecto tanto los contenidos, así como la línea de tiempo del proyecto.</w:t>
-            </w:r>
-            <w:r>
-              <w:rPr>
+            </w:pPr>
+            <w:r>
+              <w:rPr>
+                <w:rFonts w:ascii="Arial" w:hAnsi="Arial" w:cs="Arial"/>
+                <w:sz w:val="20"/>
+              </w:rPr>
+              <w:t xml:space="preserve">   </w:t>
+            </w:r>
+            <w:r>
+              <w:rPr>
+                <w:rFonts w:ascii="Arial" w:hAnsi="Arial" w:cs="Arial"/>
+                <w:sz w:val="20"/>
+              </w:rPr>
+              <w:br/>
+            </w:r>
+            <w:r>
+              <w:rPr>
+                <w:rFonts w:ascii="Arial" w:hAnsi="Arial" w:cs="Arial"/>
+                <w:b/>
+                <w:bCs/>
+                <w:sz w:val="20"/>
+              </w:rPr>
+              <w:t xml:space="preserve">     Hipótesis General</w:t>
+            </w:r>
+            <w:r>
+              <w:rPr>
+                <w:rFonts w:ascii="Arial" w:hAnsi="Arial" w:cs="Arial"/>
+                <w:b/>
+                <w:bCs/>
+                <w:sz w:val="20"/>
+              </w:rPr>
+              <w:br/>
+            </w:r>
+            <w:r>
+              <w:rPr>
+                <w:rFonts w:ascii="Arial" w:hAnsi="Arial" w:cs="Arial"/>
+                <w:b/>
+                <w:bCs/>
+                <w:sz w:val="20"/>
+              </w:rPr>
+              <w:t xml:space="preserve">     </w:t>
+            </w:r>
+            <w:r>
+              <w:rPr>
+                <w:rFonts w:ascii="Arial" w:hAnsi="Arial" w:cs="Arial"/>
+                <w:sz w:val="20"/>
+              </w:rPr>
+              <w:t xml:space="preserve">A mayor calidad y disponibilidad de la documentación técnica, </w:t>
+            </w:r>
+            <w:proofErr w:type="spellStart"/>
+            <w:r>
+              <w:rPr>
+                <w:rFonts w:ascii="Arial" w:hAnsi="Arial" w:cs="Arial"/>
+                <w:sz w:val="20"/>
+              </w:rPr>
+              <w:t>mas</w:t>
+            </w:r>
+            <w:proofErr w:type="spellEnd"/>
+            <w:r>
+              <w:rPr>
+                <w:rFonts w:ascii="Arial" w:hAnsi="Arial" w:cs="Arial"/>
+                <w:sz w:val="20"/>
+              </w:rPr>
+              <w:t xml:space="preserve"> eficiente es la integración de nuevos desarrolladores y mayor es la continuidad operativa de los proyectos de software en entornos empresariales.</w:t>
+            </w:r>
+            <w:r>
+              <w:rPr>
+                <w:rFonts w:ascii="Arial" w:hAnsi="Arial" w:cs="Arial"/>
+                <w:sz w:val="20"/>
+              </w:rPr>
+              <w:br/>
+            </w:r>
+            <w:r>
+              <w:rPr>
+                <w:rFonts w:ascii="Arial" w:hAnsi="Arial" w:cs="Arial"/>
+                <w:sz w:val="20"/>
+              </w:rPr>
+              <w:br/>
+            </w:r>
+            <w:r>
+              <w:rPr>
+                <w:rFonts w:ascii="Arial" w:hAnsi="Arial" w:cs="Arial"/>
+                <w:b/>
+                <w:bCs/>
+                <w:sz w:val="20"/>
+              </w:rPr>
+              <w:t xml:space="preserve">      Hipótesis nula</w:t>
+            </w:r>
+            <w:r>
+              <w:rPr>
+                <w:rFonts w:ascii="Arial" w:hAnsi="Arial" w:cs="Arial"/>
+                <w:b/>
+                <w:bCs/>
+                <w:sz w:val="20"/>
+              </w:rPr>
+              <w:br/>
+            </w:r>
+            <w:r>
+              <w:rPr>
+                <w:rFonts w:ascii="Arial" w:hAnsi="Arial" w:cs="Arial"/>
+                <w:b/>
+                <w:bCs/>
+                <w:sz w:val="20"/>
+              </w:rPr>
+              <w:t xml:space="preserve">      </w:t>
+            </w:r>
+            <w:r>
+              <w:rPr>
+                <w:rFonts w:ascii="Arial" w:hAnsi="Arial" w:cs="Arial"/>
+                <w:sz w:val="20"/>
+              </w:rPr>
+              <w:t>La calidad y la disponibilidad de la documentación técnica no tiene relación significativa con la integración de nuevos desarrolladores ni con la continuidad operativo de los proyectos</w:t>
+            </w:r>
+            <w:r>
+              <w:rPr>
+                <w:rFonts w:ascii="Arial" w:hAnsi="Arial" w:cs="Arial"/>
+                <w:b/>
+                <w:bCs/>
+                <w:sz w:val="20"/>
+              </w:rPr>
+              <w:br/>
+            </w:r>
+            <w:r>
+              <w:rPr>
+                <w:rFonts w:ascii="Arial" w:hAnsi="Arial" w:cs="Arial"/>
+                <w:b/>
+                <w:bCs/>
                 <w:sz w:val="20"/>
               </w:rPr>
               <w:br/>
@@ -5545,305 +4359,36 @@
           </w:p>
           <w:p>
             <w:pPr>
-              <w:pStyle w:val="Prrafodelista"/>
-              <w:numPr>
-                <w:ilvl w:val="0"/>
-                <w:numId w:val="10"/>
-              </w:numPr>
-              <w:spacing w:line="276" w:lineRule="auto"/>
-              <w:rPr>
-                <w:sz w:val="20"/>
-              </w:rPr>
-            </w:pPr>
-            <w:r>
-              <w:rPr>
+              <w:rPr>
+                <w:rFonts w:ascii="Arial" w:hAnsi="Arial" w:cs="Arial"/>
                 <w:b/>
                 <w:bCs/>
                 <w:sz w:val="20"/>
               </w:rPr>
-              <w:t>Establecimiento de proyectos:</w:t>
-            </w:r>
-            <w:r>
-              <w:rPr>
-                <w:sz w:val="20"/>
-              </w:rPr>
-              <w:t xml:space="preserve"> El propósito de esta etapa es definir y asignar los recursos que se necesita para que el proyecto de desarrollo de software inicie. También se establece la línea de base para el proyecto, esta es una tarea importante de esta etapa.</w:t>
-            </w:r>
-          </w:p>
-          <w:p>
-            <w:pPr>
-              <w:spacing w:line="276" w:lineRule="auto"/>
-              <w:rPr>
-                <w:sz w:val="20"/>
-              </w:rPr>
             </w:pPr>
           </w:p>
-          <w:p>
-            <w:pPr>
-              <w:pStyle w:val="Prrafodelista"/>
-              <w:numPr>
-                <w:ilvl w:val="0"/>
-                <w:numId w:val="7"/>
-              </w:numPr>
-              <w:spacing w:line="276" w:lineRule="auto"/>
-              <w:rPr>
-                <w:sz w:val="20"/>
-              </w:rPr>
-            </w:pPr>
-            <w:r>
-              <w:rPr>
-                <w:b/>
-                <w:bCs/>
-                <w:sz w:val="20"/>
-              </w:rPr>
-              <w:t>Inicialización</w:t>
-            </w:r>
-            <w:r>
-              <w:rPr>
-                <w:sz w:val="20"/>
-              </w:rPr>
-              <w:t>: Los desarrolladores identifican todos los recursos necesarios, en esta fase se planifican las fases del proyecto, se establece un entorno técnico como los recursos físicos y tecnológicos de la aplicación incluyendo el entrenamiento del equipo de desarrollo</w:t>
-            </w:r>
-          </w:p>
-          <w:p>
-            <w:pPr>
-              <w:pStyle w:val="Prrafodelista"/>
-              <w:spacing w:line="276" w:lineRule="auto"/>
-              <w:ind w:left="1531"/>
-              <w:rPr>
-                <w:sz w:val="20"/>
-              </w:rPr>
-            </w:pPr>
-            <w:r>
-              <w:rPr>
-                <w:sz w:val="20"/>
-              </w:rPr>
-              <w:br/>
-            </w:r>
-          </w:p>
-          <w:p>
-            <w:pPr>
-              <w:pStyle w:val="Prrafodelista"/>
-              <w:numPr>
-                <w:ilvl w:val="0"/>
-                <w:numId w:val="11"/>
-              </w:numPr>
-              <w:spacing w:line="276" w:lineRule="auto"/>
-              <w:rPr>
-                <w:b/>
-                <w:bCs/>
-                <w:sz w:val="20"/>
-              </w:rPr>
-            </w:pPr>
-            <w:r>
-              <w:rPr>
-                <w:b/>
-                <w:bCs/>
-                <w:sz w:val="20"/>
-              </w:rPr>
-              <w:t>Puesta en marcha del proyecto</w:t>
-            </w:r>
-          </w:p>
-          <w:p>
-            <w:pPr>
-              <w:pStyle w:val="Prrafodelista"/>
-              <w:spacing w:line="276" w:lineRule="auto"/>
-              <w:ind w:left="2251"/>
-              <w:rPr>
-                <w:sz w:val="20"/>
-              </w:rPr>
-            </w:pPr>
-            <w:r>
-              <w:rPr>
-                <w:sz w:val="20"/>
-              </w:rPr>
-              <w:br/>
-            </w:r>
-            <w:r>
-              <w:rPr>
-                <w:sz w:val="20"/>
-              </w:rPr>
-              <w:t>El propósito con el que fue creada esta fase es la configuración de los recursos físicos y técnicos para el proyecto, así como el seguimiento del proyecto, capacitar al equipo de proyecto como es necesario y así mismo establecerla forma de comunicación entre el grupo de clientes.</w:t>
-            </w:r>
-            <w:r>
-              <w:rPr>
-                <w:sz w:val="20"/>
-              </w:rPr>
-              <w:br/>
-            </w:r>
-          </w:p>
-          <w:p>
-            <w:pPr>
-              <w:pStyle w:val="Prrafodelista"/>
-              <w:numPr>
-                <w:ilvl w:val="0"/>
-                <w:numId w:val="11"/>
-              </w:numPr>
-              <w:spacing w:line="276" w:lineRule="auto"/>
-              <w:rPr>
-                <w:b/>
-                <w:bCs/>
-                <w:sz w:val="20"/>
-              </w:rPr>
-            </w:pPr>
-            <w:r>
-              <w:rPr>
-                <w:b/>
-                <w:bCs/>
-                <w:sz w:val="20"/>
-              </w:rPr>
-              <w:t>Planificación inicial</w:t>
-            </w:r>
-            <w:r>
-              <w:rPr>
-                <w:b/>
-                <w:bCs/>
-                <w:sz w:val="20"/>
-              </w:rPr>
-              <w:br/>
-            </w:r>
-          </w:p>
-          <w:p>
-            <w:pPr>
-              <w:pStyle w:val="Prrafodelista"/>
-              <w:spacing w:line="276" w:lineRule="auto"/>
-              <w:ind w:left="2251"/>
-              <w:rPr>
-                <w:sz w:val="20"/>
-              </w:rPr>
-            </w:pPr>
-            <w:r>
-              <w:rPr>
-                <w:sz w:val="20"/>
-              </w:rPr>
-              <w:t>El propósito de esta etapa es obtener una excelente comprensión de la aplicación la cual se quiere desarrollar, para preparar y perfeccionar los planes para las próximas fases del proyecto.</w:t>
-            </w:r>
-          </w:p>
-          <w:p>
-            <w:pPr>
-              <w:pStyle w:val="Prrafodelista"/>
-              <w:spacing w:line="276" w:lineRule="auto"/>
-              <w:ind w:left="2251"/>
-              <w:rPr>
-                <w:sz w:val="20"/>
-              </w:rPr>
-            </w:pPr>
-            <w:r>
-              <w:rPr>
-                <w:sz w:val="20"/>
-              </w:rPr>
-              <w:br/>
-            </w:r>
-          </w:p>
-          <w:p>
-            <w:pPr>
-              <w:pStyle w:val="Prrafodelista"/>
-              <w:numPr>
-                <w:ilvl w:val="0"/>
-                <w:numId w:val="7"/>
-              </w:numPr>
-              <w:spacing w:line="276" w:lineRule="auto"/>
-              <w:rPr>
-                <w:sz w:val="20"/>
-              </w:rPr>
-            </w:pPr>
-            <w:r>
-              <w:rPr>
-                <w:b/>
-                <w:bCs/>
-                <w:sz w:val="20"/>
-              </w:rPr>
-              <w:t>Producto</w:t>
-            </w:r>
-            <w:r>
-              <w:rPr>
-                <w:sz w:val="20"/>
-              </w:rPr>
-              <w:t>: Se inicia el desarrollo funcional de la aplicación y se debe verificar que cumple los requisitos para que finalmente pueda satisfacer las expectativas; toda la implementación necesaria se lleva a cabo en esta fase. La idea es planificar una iteración de trabajo en términos de requisitos y tareas a realizar. Se preparan las pruebas de la iteración de antemano</w:t>
-            </w:r>
-            <w:r>
-              <w:rPr>
-                <w:sz w:val="20"/>
-              </w:rPr>
-              <w:t>.</w:t>
-            </w:r>
-            <w:r>
-              <w:rPr>
-                <w:sz w:val="20"/>
-              </w:rPr>
-              <w:br/>
-            </w:r>
-            <w:r>
-              <w:rPr>
-                <w:sz w:val="20"/>
-              </w:rPr>
-              <w:br/>
-            </w:r>
-          </w:p>
-          <w:p>
-            <w:pPr>
-              <w:spacing w:line="276" w:lineRule="auto"/>
-              <w:rPr>
-                <w:sz w:val="20"/>
-              </w:rPr>
-            </w:pPr>
-            <w:r>
-              <w:rPr>
-                <w:sz w:val="20"/>
-              </w:rPr>
-              <w:t xml:space="preserve">  El uso de una aplicación móvil gratuita con acompañamiento psicológico disminuirá los síntomas de ansiedad y </w:t>
-            </w:r>
-            <w:r>
-              <w:rPr>
-                <w:sz w:val="20"/>
-              </w:rPr>
-              <w:t xml:space="preserve">  depresión en los adolescentes con acceso limitado a servicios de salud mental</w:t>
-            </w:r>
-          </w:p>
-          <w:p>
-            <w:pPr>
-              <w:spacing w:line="276" w:lineRule="auto"/>
-              <w:rPr>
-                <w:sz w:val="20"/>
-              </w:rPr>
-            </w:pPr>
-          </w:p>
+        </w:tc>
+      </w:tr>
+      <w:tr>
+        <w:trPr>
+          <w:trHeight w:val="1005"/>
+        </w:trPr>
+        <w:tc>
+          <w:tcPr>
+            <w:tcW w:w="10200" w:type="dxa"/>
+            <w:gridSpan w:val="2"/>
+          </w:tcPr>
           <w:p>
             <w:pPr>
               <w:pStyle w:val="TableParagraph"/>
               <w:tabs>
                 <w:tab w:val="left" w:pos="811"/>
               </w:tabs>
-              <w:spacing w:line="276" w:lineRule="auto"/>
               <w:ind w:right="109"/>
               <w:rPr>
-                <w:sz w:val="20"/>
+                <w:spacing w:val="-6"/>
               </w:rPr>
             </w:pPr>
-            <w:r>
-              <w:rPr>
-                <w:sz w:val="20"/>
-              </w:rPr>
-              <w:br/>
-            </w:r>
-            <w:r>
-              <w:rPr>
-                <w:sz w:val="20"/>
-              </w:rPr>
-              <w:br/>
-            </w:r>
-            <w:r>
-              <w:rPr>
-                <w:sz w:val="20"/>
-              </w:rPr>
-              <w:br/>
-            </w:r>
-            <w:r>
-              <w:rPr>
-                <w:sz w:val="20"/>
-              </w:rPr>
-              <w:br/>
-            </w:r>
           </w:p>
         </w:tc>
       </w:tr>
@@ -5880,7 +4425,6 @@
         <w:rPr>
           <w:rFonts w:ascii="Times New Roman"/>
           <w:b w:val="0"/>
-          <w:noProof/>
           <w:sz w:val="12"/>
         </w:rPr>
         <w:lastRenderedPageBreak/>
@@ -19551,7 +18095,19 @@
               <w:rPr>
                 <w:sz w:val="20"/>
               </w:rPr>
-              <w:t>Agregar las filas que considere necesarias en función de las fases de la investigación. Las dos actividades señaladas en color verde, son obligatorias para todos los estudiantes que desarrollan proyecto particular/proyecto semillero de investigación.</w:t>
+              <w:t xml:space="preserve">Agregar las filas que considere necesarias en función de las fases de la investigación. Las dos actividades señaladas en color </w:t>
+            </w:r>
+            <w:r>
+              <w:rPr>
+                <w:sz w:val="20"/>
+              </w:rPr>
+              <w:t>verde</w:t>
+            </w:r>
+            <w:r>
+              <w:rPr>
+                <w:sz w:val="20"/>
+              </w:rPr>
+              <w:t xml:space="preserve"> son obligatorias para todos los estudiantes que desarrollan proyecto particular/proyecto semillero de investigación.</w:t>
             </w:r>
           </w:p>
         </w:tc>
@@ -19875,24 +18431,27 @@
                 <w:rFonts w:ascii="Arial"/>
                 <w:bCs/>
                 <w:sz w:val="20"/>
-              </w:rPr>
-              <w:t>Hoyos Zuluaga, E., Lemos Hoyos, M., &amp; Torres de Galvis, Y. (2012). Factores de Riesgo y de Protecci</w:t>
+                <w:lang w:val="en-US"/>
+              </w:rPr>
+              <w:t>Bass, L., Weber, I., &amp; Zhu, L. (2021). DevOps: A Software Architect</w:t>
             </w:r>
             <w:r>
               <w:rPr>
                 <w:rFonts w:ascii="Arial"/>
                 <w:bCs/>
                 <w:sz w:val="20"/>
-              </w:rPr>
-              <w:t>ó</w:t>
+                <w:lang w:val="en-US"/>
+              </w:rPr>
+              <w:t>’</w:t>
             </w:r>
             <w:r>
               <w:rPr>
                 <w:rFonts w:ascii="Arial"/>
                 <w:bCs/>
                 <w:sz w:val="20"/>
-              </w:rPr>
-              <w:t>n de la Depresi</w:t>
+                <w:lang w:val="en-US"/>
+              </w:rPr>
+              <w:t xml:space="preserve">s Perspective (2nd ed.). </w:t>
             </w:r>
             <w:r>
               <w:rPr>
@@ -19900,31 +18459,7 @@
                 <w:bCs/>
                 <w:sz w:val="20"/>
               </w:rPr>
-              <w:t>ó</w:t>
-            </w:r>
-            <w:r>
-              <w:rPr>
-                <w:rFonts w:ascii="Arial"/>
-                <w:bCs/>
-                <w:sz w:val="20"/>
-              </w:rPr>
-              <w:t>n en los Adolescentes de la Ciudad de Medell</w:t>
-            </w:r>
-            <w:r>
-              <w:rPr>
-                <w:rFonts w:ascii="Arial"/>
-                <w:bCs/>
-                <w:sz w:val="20"/>
-              </w:rPr>
-              <w:t>í</w:t>
-            </w:r>
-            <w:r>
-              <w:rPr>
-                <w:rFonts w:ascii="Arial"/>
-                <w:bCs/>
-                <w:sz w:val="20"/>
-              </w:rPr>
-              <w:t>n.</w:t>
+              <w:t>Addison-Wesley.</w:t>
             </w:r>
             <w:r>
               <w:rPr>
@@ -19950,6 +18485,7 @@
                 <w:rFonts w:ascii="Arial"/>
                 <w:bCs/>
                 <w:sz w:val="20"/>
+                <w:lang w:val="en-US"/>
               </w:rPr>
             </w:pPr>
             <w:r>
@@ -19958,15 +18494,16 @@
                 <w:bCs/>
                 <w:sz w:val="20"/>
               </w:rPr>
-              <w:t>P</w:t>
-            </w:r>
+              <w:t xml:space="preserve">Da Silva, F. Q. B., Santos, A. L. M., &amp; </w:t>
+            </w:r>
+            <w:proofErr w:type="spellStart"/>
             <w:r>
               <w:rPr>
                 <w:rFonts w:ascii="Arial"/>
                 <w:bCs/>
                 <w:sz w:val="20"/>
               </w:rPr>
-              <w:t>é</w:t>
+              <w:t>Fran</w:t>
             </w:r>
             <w:r>
               <w:rPr>
@@ -19974,7 +18511,7 @@
                 <w:bCs/>
                 <w:sz w:val="20"/>
               </w:rPr>
-              <w:t>rez, M. V., &amp; Urquijo, S. (2001). Depresi</w:t>
+              <w:t>ç</w:t>
             </w:r>
             <w:r>
               <w:rPr>
@@ -19982,69 +18519,50 @@
                 <w:bCs/>
                 <w:sz w:val="20"/>
               </w:rPr>
-              <w:t>ó</w:t>
-            </w:r>
+              <w:t>a</w:t>
+            </w:r>
+            <w:proofErr w:type="spellEnd"/>
             <w:r>
               <w:rPr>
                 <w:rFonts w:ascii="Arial"/>
                 <w:bCs/>
                 <w:sz w:val="20"/>
               </w:rPr>
-              <w:t>n en adolescentes. Relaciones con el desempe</w:t>
+              <w:t xml:space="preserve">, A. C. C. (2019). </w:t>
             </w:r>
             <w:r>
               <w:rPr>
                 <w:rFonts w:ascii="Arial"/>
                 <w:bCs/>
                 <w:sz w:val="20"/>
-              </w:rPr>
-              <w:t>ñ</w:t>
+                <w:lang w:val="en-US"/>
+              </w:rPr>
+              <w:t>Barriers for software documentation in practice: A systematic literature review. Information and Software Technology, 111, 44</w:t>
             </w:r>
             <w:r>
               <w:rPr>
                 <w:rFonts w:ascii="Arial"/>
                 <w:bCs/>
                 <w:sz w:val="20"/>
-              </w:rPr>
-              <w:t>o acad</w:t>
+                <w:lang w:val="en-US"/>
+              </w:rPr>
+              <w:t>–</w:t>
             </w:r>
             <w:r>
               <w:rPr>
                 <w:rFonts w:ascii="Arial"/>
                 <w:bCs/>
                 <w:sz w:val="20"/>
-              </w:rPr>
-              <w:t>é</w:t>
+                <w:lang w:val="en-US"/>
+              </w:rPr>
+              <w:t>67.</w:t>
             </w:r>
             <w:r>
               <w:rPr>
                 <w:rFonts w:ascii="Arial"/>
                 <w:bCs/>
                 <w:sz w:val="20"/>
-              </w:rPr>
-              <w:t>mico. Psicolog</w:t>
-            </w:r>
-            <w:r>
-              <w:rPr>
-                <w:rFonts w:ascii="Arial"/>
-                <w:bCs/>
-                <w:sz w:val="20"/>
-              </w:rPr>
-              <w:t>í</w:t>
-            </w:r>
-            <w:r>
-              <w:rPr>
-                <w:rFonts w:ascii="Arial"/>
-                <w:bCs/>
-                <w:sz w:val="20"/>
-              </w:rPr>
-              <w:t>a escolar e educacional, 5(1), 49-58.</w:t>
-            </w:r>
-            <w:r>
-              <w:rPr>
-                <w:rFonts w:ascii="Arial"/>
-                <w:bCs/>
-                <w:sz w:val="20"/>
+                <w:lang w:val="en-US"/>
               </w:rPr>
               <w:br/>
             </w:r>
@@ -20064,6 +18582,7 @@
                 <w:rFonts w:ascii="Arial"/>
                 <w:bCs/>
                 <w:sz w:val="20"/>
+                <w:lang w:val="en-US"/>
               </w:rPr>
             </w:pPr>
             <w:r>
@@ -20071,126 +18590,34 @@
                 <w:rFonts w:ascii="Arial"/>
                 <w:bCs/>
                 <w:sz w:val="20"/>
-              </w:rPr>
-              <w:t>Leyva-Jim</w:t>
+                <w:lang w:val="en-US"/>
+              </w:rPr>
+              <w:t>Forward, A., &amp; Lethbridge, T. C. (2022). The relevance of software documentation, tools and technologies: A survey. Empirical Software Engineering, 27(5), 1</w:t>
             </w:r>
             <w:r>
               <w:rPr>
                 <w:rFonts w:ascii="Arial"/>
                 <w:bCs/>
                 <w:sz w:val="20"/>
-              </w:rPr>
-              <w:t>é</w:t>
+                <w:lang w:val="en-US"/>
+              </w:rPr>
+              <w:t>–</w:t>
             </w:r>
             <w:r>
               <w:rPr>
                 <w:rFonts w:ascii="Arial"/>
                 <w:bCs/>
                 <w:sz w:val="20"/>
-              </w:rPr>
-              <w:t>nez, R., Hern</w:t>
+                <w:lang w:val="en-US"/>
+              </w:rPr>
+              <w:t>35.</w:t>
             </w:r>
             <w:r>
               <w:rPr>
                 <w:rFonts w:ascii="Arial"/>
                 <w:bCs/>
                 <w:sz w:val="20"/>
-              </w:rPr>
-              <w:t>á</w:t>
-            </w:r>
-            <w:r>
-              <w:rPr>
-                <w:rFonts w:ascii="Arial"/>
-                <w:bCs/>
-                <w:sz w:val="20"/>
-              </w:rPr>
-              <w:t>ndez-Ju</w:t>
-            </w:r>
-            <w:r>
-              <w:rPr>
-                <w:rFonts w:ascii="Arial"/>
-                <w:bCs/>
-                <w:sz w:val="20"/>
-              </w:rPr>
-              <w:t>á</w:t>
-            </w:r>
-            <w:r>
-              <w:rPr>
-                <w:rFonts w:ascii="Arial"/>
-                <w:bCs/>
-                <w:sz w:val="20"/>
-              </w:rPr>
-              <w:t>rez, A. M., Nava-Jim</w:t>
-            </w:r>
-            <w:r>
-              <w:rPr>
-                <w:rFonts w:ascii="Arial"/>
-                <w:bCs/>
-                <w:sz w:val="20"/>
-              </w:rPr>
-              <w:t>é</w:t>
-            </w:r>
-            <w:r>
-              <w:rPr>
-                <w:rFonts w:ascii="Arial"/>
-                <w:bCs/>
-                <w:sz w:val="20"/>
-              </w:rPr>
-              <w:t>nez, G., &amp; L</w:t>
-            </w:r>
-            <w:r>
-              <w:rPr>
-                <w:rFonts w:ascii="Arial"/>
-                <w:bCs/>
-                <w:sz w:val="20"/>
-              </w:rPr>
-              <w:t>ó</w:t>
-            </w:r>
-            <w:r>
-              <w:rPr>
-                <w:rFonts w:ascii="Arial"/>
-                <w:bCs/>
-                <w:sz w:val="20"/>
-              </w:rPr>
-              <w:t>pez-Gaona, V. (2007). Depresi</w:t>
-            </w:r>
-            <w:r>
-              <w:rPr>
-                <w:rFonts w:ascii="Arial"/>
-                <w:bCs/>
-                <w:sz w:val="20"/>
-              </w:rPr>
-              <w:t>ó</w:t>
-            </w:r>
-            <w:r>
-              <w:rPr>
-                <w:rFonts w:ascii="Arial"/>
-                <w:bCs/>
-                <w:sz w:val="20"/>
-              </w:rPr>
-              <w:t>n en adolescentes y funcionamiento familiar. Revista M</w:t>
-            </w:r>
-            <w:r>
-              <w:rPr>
-                <w:rFonts w:ascii="Arial"/>
-                <w:bCs/>
-                <w:sz w:val="20"/>
-              </w:rPr>
-              <w:t>é</w:t>
-            </w:r>
-            <w:r>
-              <w:rPr>
-                <w:rFonts w:ascii="Arial"/>
-                <w:bCs/>
-                <w:sz w:val="20"/>
-              </w:rPr>
-              <w:t>dica del Instituto Mexicano del Seguro Social, 45(3), 225-232.</w:t>
-            </w:r>
-            <w:r>
-              <w:rPr>
-                <w:rFonts w:ascii="Arial"/>
-                <w:bCs/>
-                <w:sz w:val="20"/>
+                <w:lang w:val="en-US"/>
               </w:rPr>
               <w:br/>
             </w:r>
@@ -20212,127 +18639,117 @@
                 <w:sz w:val="20"/>
               </w:rPr>
             </w:pPr>
+            <w:proofErr w:type="spellStart"/>
             <w:r>
               <w:rPr>
                 <w:rFonts w:ascii="Arial"/>
                 <w:bCs/>
                 <w:sz w:val="20"/>
-              </w:rPr>
-              <w:t>Rodr</w:t>
-            </w:r>
+                <w:lang w:val="en-US"/>
+              </w:rPr>
+              <w:t>Stettina</w:t>
+            </w:r>
+            <w:proofErr w:type="spellEnd"/>
             <w:r>
               <w:rPr>
                 <w:rFonts w:ascii="Arial"/>
                 <w:bCs/>
                 <w:sz w:val="20"/>
-              </w:rPr>
-              <w:t>í</w:t>
-            </w:r>
+                <w:lang w:val="en-US"/>
+              </w:rPr>
+              <w:t xml:space="preserve">, C. J., &amp; </w:t>
+            </w:r>
+            <w:proofErr w:type="spellStart"/>
             <w:r>
               <w:rPr>
                 <w:rFonts w:ascii="Arial"/>
                 <w:bCs/>
                 <w:sz w:val="20"/>
-              </w:rPr>
-              <w:t>guez, J. O., Rodr</w:t>
+                <w:lang w:val="en-US"/>
+              </w:rPr>
+              <w:t>H</w:t>
             </w:r>
             <w:r>
               <w:rPr>
                 <w:rFonts w:ascii="Arial"/>
                 <w:bCs/>
                 <w:sz w:val="20"/>
-              </w:rPr>
-              <w:t>í</w:t>
+                <w:lang w:val="en-US"/>
+              </w:rPr>
+              <w:t>ö</w:t>
             </w:r>
             <w:r>
               <w:rPr>
                 <w:rFonts w:ascii="Arial"/>
                 <w:bCs/>
                 <w:sz w:val="20"/>
-              </w:rPr>
-              <w:t>guez, J. P., &amp; Alc</w:t>
-            </w:r>
+                <w:lang w:val="en-US"/>
+              </w:rPr>
+              <w:t>rz</w:t>
+            </w:r>
+            <w:proofErr w:type="spellEnd"/>
             <w:r>
               <w:rPr>
                 <w:rFonts w:ascii="Arial"/>
                 <w:bCs/>
                 <w:sz w:val="20"/>
-              </w:rPr>
-              <w:t>á</w:t>
-            </w:r>
+                <w:lang w:val="en-US"/>
+              </w:rPr>
+              <w:t xml:space="preserve">, J. (2022). Knowledge sharing and collaborative practices in agile software development teams. </w:t>
+            </w:r>
+            <w:proofErr w:type="spellStart"/>
             <w:r>
               <w:rPr>
                 <w:rFonts w:ascii="Arial"/>
                 <w:bCs/>
                 <w:sz w:val="20"/>
               </w:rPr>
-              <w:t>zar, A. R. (2006). Caracter</w:t>
-            </w:r>
+              <w:t>Journal</w:t>
+            </w:r>
+            <w:proofErr w:type="spellEnd"/>
             <w:r>
               <w:rPr>
                 <w:rFonts w:ascii="Arial"/>
                 <w:bCs/>
                 <w:sz w:val="20"/>
               </w:rPr>
-              <w:t>í</w:t>
-            </w:r>
+              <w:t xml:space="preserve"> </w:t>
+            </w:r>
+            <w:proofErr w:type="spellStart"/>
             <w:r>
               <w:rPr>
                 <w:rFonts w:ascii="Arial"/>
                 <w:bCs/>
                 <w:sz w:val="20"/>
               </w:rPr>
-              <w:t>sticas sociodemogr</w:t>
-            </w:r>
+              <w:t>of</w:t>
+            </w:r>
+            <w:proofErr w:type="spellEnd"/>
             <w:r>
               <w:rPr>
                 <w:rFonts w:ascii="Arial"/>
                 <w:bCs/>
                 <w:sz w:val="20"/>
               </w:rPr>
-              <w:t>á</w:t>
-            </w:r>
+              <w:t xml:space="preserve"> </w:t>
+            </w:r>
+            <w:proofErr w:type="spellStart"/>
             <w:r>
               <w:rPr>
                 <w:rFonts w:ascii="Arial"/>
                 <w:bCs/>
                 <w:sz w:val="20"/>
               </w:rPr>
-              <w:t>ficas y psicol</w:t>
-            </w:r>
+              <w:t>Systems</w:t>
+            </w:r>
+            <w:proofErr w:type="spellEnd"/>
             <w:r>
               <w:rPr>
                 <w:rFonts w:ascii="Arial"/>
                 <w:bCs/>
                 <w:sz w:val="20"/>
               </w:rPr>
-              <w:t>ó</w:t>
-            </w:r>
-            <w:r>
-              <w:rPr>
-                <w:rFonts w:ascii="Arial"/>
-                <w:bCs/>
-                <w:sz w:val="20"/>
-              </w:rPr>
-              <w:t xml:space="preserve">gicas de la fobia social en adolescentes. </w:t>
-            </w:r>
-            <w:proofErr w:type="spellStart"/>
-            <w:r>
-              <w:rPr>
-                <w:rFonts w:ascii="Arial"/>
-                <w:bCs/>
-                <w:sz w:val="20"/>
-              </w:rPr>
-              <w:t>Psicothema</w:t>
-            </w:r>
-            <w:proofErr w:type="spellEnd"/>
-            <w:r>
-              <w:rPr>
-                <w:rFonts w:ascii="Arial"/>
-                <w:bCs/>
-                <w:sz w:val="20"/>
-              </w:rPr>
-              <w:t>, 18(2), 207-212.</w:t>
+              <w:t xml:space="preserve"> and Software, 188, 111270.</w:t>
             </w:r>
             <w:r>
               <w:rPr>
@@ -20360,21 +18777,25 @@
                 <w:sz w:val="20"/>
               </w:rPr>
             </w:pPr>
+            <w:proofErr w:type="spellStart"/>
             <w:r>
               <w:rPr>
                 <w:rFonts w:ascii="Arial"/>
                 <w:bCs/>
                 <w:sz w:val="20"/>
-              </w:rPr>
-              <w:t>Ingl</w:t>
-            </w:r>
+                <w:lang w:val="en-US"/>
+              </w:rPr>
+              <w:t>Zazworka</w:t>
+            </w:r>
+            <w:proofErr w:type="spellEnd"/>
             <w:r>
               <w:rPr>
                 <w:rFonts w:ascii="Arial"/>
                 <w:bCs/>
                 <w:sz w:val="20"/>
-              </w:rPr>
-              <w:t>é</w:t>
+                <w:lang w:val="en-US"/>
+              </w:rPr>
+              <w:t xml:space="preserve">, N., Shull, F., &amp; Seaman, C. (2019). Prioritizing Design Debt Investment Opportunities. </w:t>
             </w:r>
             <w:r>
               <w:rPr>
@@ -20382,7 +18803,7 @@
                 <w:bCs/>
                 <w:sz w:val="20"/>
               </w:rPr>
-              <w:t>s, C. J., Hidalgo, M. D., &amp; Carrillo, F. X. M. (2001). Dificultades interpersonales en la adolescencia:</w:t>
+              <w:t>IEEE Software, 36(5), 74</w:t>
             </w:r>
             <w:r>
               <w:rPr>
@@ -20390,7 +18811,7 @@
                 <w:bCs/>
                 <w:sz w:val="20"/>
               </w:rPr>
-              <w:t>¿</w:t>
+              <w:t>–</w:t>
             </w:r>
             <w:r>
               <w:rPr>
@@ -20398,68 +18819,23 @@
                 <w:bCs/>
                 <w:sz w:val="20"/>
               </w:rPr>
-              <w:t xml:space="preserve"> Factor de riesgo de fobia social?. Revista de </w:t>
-            </w:r>
-            <w:proofErr w:type="spellStart"/>
-            <w:r>
+              <w:t>81.</w:t>
+            </w:r>
+          </w:p>
+          <w:p>
+            <w:pPr>
+              <w:pStyle w:val="TableParagraph"/>
+              <w:tabs>
+                <w:tab w:val="left" w:pos="811"/>
+              </w:tabs>
+              <w:spacing w:before="3"/>
+              <w:ind w:left="811"/>
               <w:rPr>
                 <w:rFonts w:ascii="Arial"/>
                 <w:bCs/>
                 <w:sz w:val="20"/>
               </w:rPr>
-              <w:t>psicopatologia</w:t>
-            </w:r>
-            <w:proofErr w:type="spellEnd"/>
-            <w:r>
-              <w:rPr>
-                <w:rFonts w:ascii="Arial"/>
-                <w:bCs/>
-                <w:sz w:val="20"/>
-              </w:rPr>
-              <w:t xml:space="preserve"> y </w:t>
-            </w:r>
-            <w:proofErr w:type="spellStart"/>
-            <w:r>
-              <w:rPr>
-                <w:rFonts w:ascii="Arial"/>
-                <w:bCs/>
-                <w:sz w:val="20"/>
-              </w:rPr>
-              <w:t>psicologia</w:t>
-            </w:r>
-            <w:proofErr w:type="spellEnd"/>
-            <w:r>
-              <w:rPr>
-                <w:rFonts w:ascii="Arial"/>
-                <w:bCs/>
-                <w:sz w:val="20"/>
-              </w:rPr>
-              <w:t xml:space="preserve"> cl</w:t>
-            </w:r>
-            <w:r>
-              <w:rPr>
-                <w:rFonts w:ascii="Arial"/>
-                <w:bCs/>
-                <w:sz w:val="20"/>
-              </w:rPr>
-              <w:t>í</w:t>
-            </w:r>
-            <w:r>
-              <w:rPr>
-                <w:rFonts w:ascii="Arial"/>
-                <w:bCs/>
-                <w:sz w:val="20"/>
-              </w:rPr>
-              <w:t>nica, 6(2), 91-104.</w:t>
-            </w:r>
-            <w:r>
-              <w:rPr>
-                <w:rFonts w:ascii="Arial"/>
-                <w:bCs/>
-                <w:sz w:val="20"/>
-              </w:rPr>
-              <w:br/>
-            </w:r>
+            </w:pPr>
           </w:p>
           <w:p>
             <w:pPr>
@@ -20476,6 +18852,7 @@
                 <w:rFonts w:ascii="Arial"/>
                 <w:bCs/>
                 <w:sz w:val="20"/>
+                <w:lang w:val="en-US"/>
               </w:rPr>
             </w:pPr>
             <w:r>
@@ -20483,274 +18860,39 @@
                 <w:rFonts w:ascii="Arial"/>
                 <w:bCs/>
                 <w:sz w:val="20"/>
-              </w:rPr>
-              <w:t>Olivares-Olivares, P. J., Rosa-Alc</w:t>
+                <w:lang w:val="en-US"/>
+              </w:rPr>
+              <w:t xml:space="preserve">ISO/IEC/IEEE 26511:2018. Systems and software engineering </w:t>
             </w:r>
             <w:r>
               <w:rPr>
                 <w:rFonts w:ascii="Arial"/>
                 <w:bCs/>
                 <w:sz w:val="20"/>
-              </w:rPr>
-              <w:t>á</w:t>
+                <w:lang w:val="en-US"/>
+              </w:rPr>
+              <w:t>—</w:t>
             </w:r>
             <w:r>
               <w:rPr>
                 <w:rFonts w:ascii="Arial"/>
                 <w:bCs/>
                 <w:sz w:val="20"/>
-              </w:rPr>
-              <w:t>zar, A. I., &amp; Olivares-Rodr</w:t>
-            </w:r>
-            <w:r>
-              <w:rPr>
-                <w:rFonts w:ascii="Arial"/>
-                <w:bCs/>
-                <w:sz w:val="20"/>
-              </w:rPr>
-              <w:t>í</w:t>
-            </w:r>
-            <w:r>
-              <w:rPr>
-                <w:rFonts w:ascii="Arial"/>
-                <w:bCs/>
-                <w:sz w:val="20"/>
-              </w:rPr>
-              <w:t>guez, J. (2007). Validez social de la intervenci</w:t>
-            </w:r>
-            <w:r>
-              <w:rPr>
-                <w:rFonts w:ascii="Arial"/>
-                <w:bCs/>
-                <w:sz w:val="20"/>
-              </w:rPr>
-              <w:t>ó</w:t>
-            </w:r>
-            <w:r>
-              <w:rPr>
-                <w:rFonts w:ascii="Arial"/>
-                <w:bCs/>
-                <w:sz w:val="20"/>
-              </w:rPr>
-              <w:t>n en adolescentes con fobia social: padres frente a profesores. Terapia psicol</w:t>
-            </w:r>
-            <w:r>
-              <w:rPr>
-                <w:rFonts w:ascii="Arial"/>
-                <w:bCs/>
-                <w:sz w:val="20"/>
-              </w:rPr>
-              <w:t>ó</w:t>
-            </w:r>
-            <w:r>
-              <w:rPr>
-                <w:rFonts w:ascii="Arial"/>
-                <w:bCs/>
-                <w:sz w:val="20"/>
-              </w:rPr>
-              <w:t>gica, 25(1), 63-71.</w:t>
-            </w:r>
-            <w:r>
-              <w:rPr>
-                <w:rFonts w:ascii="Arial"/>
-                <w:bCs/>
-                <w:sz w:val="20"/>
-              </w:rPr>
-              <w:br/>
-            </w:r>
-          </w:p>
-          <w:p>
-            <w:pPr>
-              <w:pStyle w:val="TableParagraph"/>
-              <w:numPr>
-                <w:ilvl w:val="0"/>
-                <w:numId w:val="12"/>
-              </w:numPr>
-              <w:tabs>
-                <w:tab w:val="left" w:pos="811"/>
-              </w:tabs>
-              <w:spacing w:before="3"/>
-              <w:rPr>
-                <w:rFonts w:ascii="Arial"/>
-                <w:bCs/>
-                <w:sz w:val="20"/>
-              </w:rPr>
-            </w:pPr>
-            <w:r>
-              <w:rPr>
-                <w:rFonts w:ascii="Arial"/>
-                <w:bCs/>
-                <w:sz w:val="20"/>
-              </w:rPr>
-              <w:t>Olivares, J., Rosa, A. I., Piqueras, J. A., S</w:t>
-            </w:r>
-            <w:r>
-              <w:rPr>
-                <w:rFonts w:ascii="Arial"/>
-                <w:bCs/>
-                <w:sz w:val="20"/>
-              </w:rPr>
-              <w:t>á</w:t>
-            </w:r>
-            <w:r>
-              <w:rPr>
-                <w:rFonts w:ascii="Arial"/>
-                <w:bCs/>
-                <w:sz w:val="20"/>
-              </w:rPr>
-              <w:t>nchez-Meca, J., M</w:t>
-            </w:r>
-            <w:r>
-              <w:rPr>
-                <w:rFonts w:ascii="Arial"/>
-                <w:bCs/>
-                <w:sz w:val="20"/>
-              </w:rPr>
-              <w:t>é</w:t>
-            </w:r>
-            <w:r>
-              <w:rPr>
-                <w:rFonts w:ascii="Arial"/>
-                <w:bCs/>
-                <w:sz w:val="20"/>
-              </w:rPr>
-              <w:t>ndez, X., &amp; Garc</w:t>
-            </w:r>
-            <w:r>
-              <w:rPr>
-                <w:rFonts w:ascii="Arial"/>
-                <w:bCs/>
-                <w:sz w:val="20"/>
-              </w:rPr>
-              <w:t>í</w:t>
-            </w:r>
-            <w:r>
-              <w:rPr>
-                <w:rFonts w:ascii="Arial"/>
-                <w:bCs/>
-                <w:sz w:val="20"/>
-              </w:rPr>
-              <w:t>a-L</w:t>
-            </w:r>
-            <w:r>
-              <w:rPr>
-                <w:rFonts w:ascii="Arial"/>
-                <w:bCs/>
-                <w:sz w:val="20"/>
-              </w:rPr>
-              <w:t>ó</w:t>
-            </w:r>
-            <w:r>
-              <w:rPr>
-                <w:rFonts w:ascii="Arial"/>
-                <w:bCs/>
-                <w:sz w:val="20"/>
-              </w:rPr>
-              <w:t>pez, L. J. (2002). Timidez y fobia social en ni</w:t>
-            </w:r>
-            <w:r>
-              <w:rPr>
-                <w:rFonts w:ascii="Arial"/>
-                <w:bCs/>
-                <w:sz w:val="20"/>
-              </w:rPr>
-              <w:t>ñ</w:t>
-            </w:r>
-            <w:r>
-              <w:rPr>
-                <w:rFonts w:ascii="Arial"/>
-                <w:bCs/>
-                <w:sz w:val="20"/>
-              </w:rPr>
-              <w:t>os y adolescentes: un campo emergente. Psicolog</w:t>
-            </w:r>
-            <w:r>
-              <w:rPr>
-                <w:rFonts w:ascii="Arial"/>
-                <w:bCs/>
-                <w:sz w:val="20"/>
-              </w:rPr>
-              <w:t>í</w:t>
-            </w:r>
-            <w:r>
-              <w:rPr>
-                <w:rFonts w:ascii="Arial"/>
-                <w:bCs/>
-                <w:sz w:val="20"/>
-              </w:rPr>
-              <w:t>a Conductual, 10(3), 523-542.</w:t>
-            </w:r>
-            <w:r>
-              <w:rPr>
-                <w:rFonts w:ascii="Arial"/>
-                <w:bCs/>
-                <w:sz w:val="20"/>
-              </w:rPr>
-              <w:br/>
-            </w:r>
-          </w:p>
-          <w:p>
-            <w:pPr>
-              <w:pStyle w:val="TableParagraph"/>
-              <w:numPr>
-                <w:ilvl w:val="0"/>
-                <w:numId w:val="12"/>
-              </w:numPr>
-              <w:tabs>
-                <w:tab w:val="left" w:pos="811"/>
-              </w:tabs>
-              <w:spacing w:before="3"/>
-              <w:rPr>
-                <w:rFonts w:ascii="Arial"/>
-                <w:b/>
-                <w:sz w:val="20"/>
-              </w:rPr>
-            </w:pPr>
-            <w:r>
-              <w:rPr>
-                <w:rFonts w:ascii="Arial"/>
-                <w:bCs/>
-                <w:sz w:val="20"/>
-              </w:rPr>
-              <w:t>Caballo, V. E. (Ed.). (2008). Manual para el tratamiento cognitivo-conductual de los trastornos psicol</w:t>
-            </w:r>
-            <w:r>
-              <w:rPr>
-                <w:rFonts w:ascii="Arial"/>
-                <w:bCs/>
-                <w:sz w:val="20"/>
-              </w:rPr>
-              <w:t>ó</w:t>
-            </w:r>
-            <w:r>
-              <w:rPr>
-                <w:rFonts w:ascii="Arial"/>
-                <w:bCs/>
-                <w:sz w:val="20"/>
-              </w:rPr>
-              <w:t>gicos (Vol. 2). Siglo Veintiuno de Espa</w:t>
-            </w:r>
-            <w:r>
-              <w:rPr>
-                <w:rFonts w:ascii="Arial"/>
-                <w:bCs/>
-                <w:sz w:val="20"/>
-              </w:rPr>
-              <w:t>ñ</w:t>
-            </w:r>
-            <w:r>
-              <w:rPr>
-                <w:rFonts w:ascii="Arial"/>
-                <w:bCs/>
-                <w:sz w:val="20"/>
-              </w:rPr>
-              <w:t>a.</w:t>
+                <w:lang w:val="en-US"/>
+              </w:rPr>
+              <w:t xml:space="preserve"> Requirements for managers of information for users and related documentation.</w:t>
             </w:r>
           </w:p>
         </w:tc>
       </w:tr>
     </w:tbl>
-    <w:p/>
+    <w:p>
+      <w:pPr>
+        <w:rPr>
+          <w:lang w:val="en-US"/>
+        </w:rPr>
+      </w:pPr>
+    </w:p>
     <w:sectPr>
       <w:pgSz w:w="12240" w:h="15840"/>
       <w:pgMar w:top="1880" w:right="720" w:bottom="1080" w:left="720" w:header="990" w:footer="890" w:gutter="0"/>
@@ -20793,7 +18935,6 @@
     <w:r>
       <w:rPr>
         <w:b w:val="0"/>
-        <w:noProof/>
         <w:sz w:val="20"/>
       </w:rPr>
       <mc:AlternateContent>
@@ -20980,7 +19121,6 @@
     <w:r>
       <w:rPr>
         <w:b w:val="0"/>
-        <w:noProof/>
         <w:sz w:val="20"/>
       </w:rPr>
       <mc:AlternateContent>
@@ -21162,7 +19302,7 @@
         </mc:Choice>
         <mc:Fallback>
           <w:pict>
-            <v:group w14:anchorId="285017BD" id="Group 1" o:spid="_x0000_s1026" style="position:absolute;margin-left:53.25pt;margin-top:49.5pt;width:507pt;height:41.25pt;z-index:-16421888;mso-wrap-distance-left:0;mso-wrap-distance-right:0;mso-position-horizontal-relative:page;mso-position-vertical-relative:page" coordsize="64389,5238" o:gfxdata="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">
+            <v:group w14:anchorId="399047ED" id="Group 1" o:spid="_x0000_s1026" style="position:absolute;margin-left:53.25pt;margin-top:49.5pt;width:507pt;height:41.25pt;z-index:-16421888;mso-wrap-distance-left:0;mso-wrap-distance-right:0;mso-position-horizontal-relative:page;mso-position-vertical-relative:page" coordsize="64389,5238" o:gfxdata="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">
               <v:shape id="Graphic 2" o:spid="_x0000_s1027" style="position:absolute;width:64389;height:5238;visibility:visible;mso-wrap-style:square;v-text-anchor:top" coordsize="6438900,523875" o:gfxdata="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" path="m6438900,r-9525,l6429375,9525r,504825l1676400,514350r,-504825l6429375,9525r,-9525l1676400,r-9525,l1666875,9525r,504825l9525,514350r,-504825l1666875,9525r,-9525l9525,,,,,9525,,514350r,9525l9525,523875r1657350,l1676400,523875r4752975,l6438900,523875r,-9525l6438900,9525r,-9525xe" fillcolor="black" stroked="f">
                 <v:path arrowok="t"/>
               </v:shape>
@@ -21197,7 +19337,6 @@
     <w:r>
       <w:rPr>
         <w:b w:val="0"/>
-        <w:noProof/>
         <w:sz w:val="20"/>
       </w:rPr>
       <mc:AlternateContent>
@@ -21511,6 +19650,232 @@
     </w:lvl>
   </w:abstractNum>
   <w:abstractNum w:abstractNumId="1" w15:restartNumberingAfterBreak="0">
+    <w:nsid w:val="05C51455"/>
+    <w:multiLevelType w:val="hybridMultilevel"/>
+    <w:tmpl w:val="494A05CC"/>
+    <w:lvl w:ilvl="0" w:tplc="04090001">
+      <w:start w:val="1"/>
+      <w:numFmt w:val="bullet"/>
+      <w:lvlText w:val=""/>
+      <w:lvlJc w:val="left"/>
+      <w:pPr>
+        <w:ind w:left="720" w:hanging="360"/>
+      </w:pPr>
+      <w:rPr>
+        <w:rFonts w:ascii="Symbol" w:hAnsi="Symbol" w:hint="default"/>
+      </w:rPr>
+    </w:lvl>
+    <w:lvl w:ilvl="1" w:tplc="04090003" w:tentative="1">
+      <w:start w:val="1"/>
+      <w:numFmt w:val="bullet"/>
+      <w:lvlText w:val="o"/>
+      <w:lvlJc w:val="left"/>
+      <w:pPr>
+        <w:ind w:left="1440" w:hanging="360"/>
+      </w:pPr>
+      <w:rPr>
+        <w:rFonts w:ascii="Courier New" w:hAnsi="Courier New" w:cs="Courier New" w:hint="default"/>
+      </w:rPr>
+    </w:lvl>
+    <w:lvl w:ilvl="2" w:tplc="04090005" w:tentative="1">
+      <w:start w:val="1"/>
+      <w:numFmt w:val="bullet"/>
+      <w:lvlText w:val=""/>
+      <w:lvlJc w:val="left"/>
+      <w:pPr>
+        <w:ind w:left="2160" w:hanging="360"/>
+      </w:pPr>
+      <w:rPr>
+        <w:rFonts w:ascii="Wingdings" w:hAnsi="Wingdings" w:hint="default"/>
+      </w:rPr>
+    </w:lvl>
+    <w:lvl w:ilvl="3" w:tplc="04090001" w:tentative="1">
+      <w:start w:val="1"/>
+      <w:numFmt w:val="bullet"/>
+      <w:lvlText w:val=""/>
+      <w:lvlJc w:val="left"/>
+      <w:pPr>
+        <w:ind w:left="2880" w:hanging="360"/>
+      </w:pPr>
+      <w:rPr>
+        <w:rFonts w:ascii="Symbol" w:hAnsi="Symbol" w:hint="default"/>
+      </w:rPr>
+    </w:lvl>
+    <w:lvl w:ilvl="4" w:tplc="04090003" w:tentative="1">
+      <w:start w:val="1"/>
+      <w:numFmt w:val="bullet"/>
+      <w:lvlText w:val="o"/>
+      <w:lvlJc w:val="left"/>
+      <w:pPr>
+        <w:ind w:left="3600" w:hanging="360"/>
+      </w:pPr>
+      <w:rPr>
+        <w:rFonts w:ascii="Courier New" w:hAnsi="Courier New" w:cs="Courier New" w:hint="default"/>
+      </w:rPr>
+    </w:lvl>
+    <w:lvl w:ilvl="5" w:tplc="04090005" w:tentative="1">
+      <w:start w:val="1"/>
+      <w:numFmt w:val="bullet"/>
+      <w:lvlText w:val=""/>
+      <w:lvlJc w:val="left"/>
+      <w:pPr>
+        <w:ind w:left="4320" w:hanging="360"/>
+      </w:pPr>
+      <w:rPr>
+        <w:rFonts w:ascii="Wingdings" w:hAnsi="Wingdings" w:hint="default"/>
+      </w:rPr>
+    </w:lvl>
+    <w:lvl w:ilvl="6" w:tplc="04090001" w:tentative="1">
+      <w:start w:val="1"/>
+      <w:numFmt w:val="bullet"/>
+      <w:lvlText w:val=""/>
+      <w:lvlJc w:val="left"/>
+      <w:pPr>
+        <w:ind w:left="5040" w:hanging="360"/>
+      </w:pPr>
+      <w:rPr>
+        <w:rFonts w:ascii="Symbol" w:hAnsi="Symbol" w:hint="default"/>
+      </w:rPr>
+    </w:lvl>
+    <w:lvl w:ilvl="7" w:tplc="04090003" w:tentative="1">
+      <w:start w:val="1"/>
+      <w:numFmt w:val="bullet"/>
+      <w:lvlText w:val="o"/>
+      <w:lvlJc w:val="left"/>
+      <w:pPr>
+        <w:ind w:left="5760" w:hanging="360"/>
+      </w:pPr>
+      <w:rPr>
+        <w:rFonts w:ascii="Courier New" w:hAnsi="Courier New" w:cs="Courier New" w:hint="default"/>
+      </w:rPr>
+    </w:lvl>
+    <w:lvl w:ilvl="8" w:tplc="04090005" w:tentative="1">
+      <w:start w:val="1"/>
+      <w:numFmt w:val="bullet"/>
+      <w:lvlText w:val=""/>
+      <w:lvlJc w:val="left"/>
+      <w:pPr>
+        <w:ind w:left="6480" w:hanging="360"/>
+      </w:pPr>
+      <w:rPr>
+        <w:rFonts w:ascii="Wingdings" w:hAnsi="Wingdings" w:hint="default"/>
+      </w:rPr>
+    </w:lvl>
+  </w:abstractNum>
+  <w:abstractNum w:abstractNumId="2" w15:restartNumberingAfterBreak="0">
+    <w:nsid w:val="06261315"/>
+    <w:multiLevelType w:val="hybridMultilevel"/>
+    <w:tmpl w:val="8D3A746A"/>
+    <w:lvl w:ilvl="0" w:tplc="04090001">
+      <w:start w:val="1"/>
+      <w:numFmt w:val="bullet"/>
+      <w:lvlText w:val=""/>
+      <w:lvlJc w:val="left"/>
+      <w:pPr>
+        <w:ind w:left="720" w:hanging="360"/>
+      </w:pPr>
+      <w:rPr>
+        <w:rFonts w:ascii="Symbol" w:hAnsi="Symbol" w:hint="default"/>
+      </w:rPr>
+    </w:lvl>
+    <w:lvl w:ilvl="1" w:tplc="04090003" w:tentative="1">
+      <w:start w:val="1"/>
+      <w:numFmt w:val="bullet"/>
+      <w:lvlText w:val="o"/>
+      <w:lvlJc w:val="left"/>
+      <w:pPr>
+        <w:ind w:left="1440" w:hanging="360"/>
+      </w:pPr>
+      <w:rPr>
+        <w:rFonts w:ascii="Courier New" w:hAnsi="Courier New" w:cs="Courier New" w:hint="default"/>
+      </w:rPr>
+    </w:lvl>
+    <w:lvl w:ilvl="2" w:tplc="04090005" w:tentative="1">
+      <w:start w:val="1"/>
+      <w:numFmt w:val="bullet"/>
+      <w:lvlText w:val=""/>
+      <w:lvlJc w:val="left"/>
+      <w:pPr>
+        <w:ind w:left="2160" w:hanging="360"/>
+      </w:pPr>
+      <w:rPr>
+        <w:rFonts w:ascii="Wingdings" w:hAnsi="Wingdings" w:hint="default"/>
+      </w:rPr>
+    </w:lvl>
+    <w:lvl w:ilvl="3" w:tplc="04090001" w:tentative="1">
+      <w:start w:val="1"/>
+      <w:numFmt w:val="bullet"/>
+      <w:lvlText w:val=""/>
+      <w:lvlJc w:val="left"/>
+      <w:pPr>
+        <w:ind w:left="2880" w:hanging="360"/>
+      </w:pPr>
+      <w:rPr>
+        <w:rFonts w:ascii="Symbol" w:hAnsi="Symbol" w:hint="default"/>
+      </w:rPr>
+    </w:lvl>
+    <w:lvl w:ilvl="4" w:tplc="04090003" w:tentative="1">
+      <w:start w:val="1"/>
+      <w:numFmt w:val="bullet"/>
+      <w:lvlText w:val="o"/>
+      <w:lvlJc w:val="left"/>
+      <w:pPr>
+        <w:ind w:left="3600" w:hanging="360"/>
+      </w:pPr>
+      <w:rPr>
+        <w:rFonts w:ascii="Courier New" w:hAnsi="Courier New" w:cs="Courier New" w:hint="default"/>
+      </w:rPr>
+    </w:lvl>
+    <w:lvl w:ilvl="5" w:tplc="04090005" w:tentative="1">
+      <w:start w:val="1"/>
+      <w:numFmt w:val="bullet"/>
+      <w:lvlText w:val=""/>
+      <w:lvlJc w:val="left"/>
+      <w:pPr>
+        <w:ind w:left="4320" w:hanging="360"/>
+      </w:pPr>
+      <w:rPr>
+        <w:rFonts w:ascii="Wingdings" w:hAnsi="Wingdings" w:hint="default"/>
+      </w:rPr>
+    </w:lvl>
+    <w:lvl w:ilvl="6" w:tplc="04090001" w:tentative="1">
+      <w:start w:val="1"/>
+      <w:numFmt w:val="bullet"/>
+      <w:lvlText w:val=""/>
+      <w:lvlJc w:val="left"/>
+      <w:pPr>
+        <w:ind w:left="5040" w:hanging="360"/>
+      </w:pPr>
+      <w:rPr>
+        <w:rFonts w:ascii="Symbol" w:hAnsi="Symbol" w:hint="default"/>
+      </w:rPr>
+    </w:lvl>
+    <w:lvl w:ilvl="7" w:tplc="04090003" w:tentative="1">
+      <w:start w:val="1"/>
+      <w:numFmt w:val="bullet"/>
+      <w:lvlText w:val="o"/>
+      <w:lvlJc w:val="left"/>
+      <w:pPr>
+        <w:ind w:left="5760" w:hanging="360"/>
+      </w:pPr>
+      <w:rPr>
+        <w:rFonts w:ascii="Courier New" w:hAnsi="Courier New" w:cs="Courier New" w:hint="default"/>
+      </w:rPr>
+    </w:lvl>
+    <w:lvl w:ilvl="8" w:tplc="04090005" w:tentative="1">
+      <w:start w:val="1"/>
+      <w:numFmt w:val="bullet"/>
+      <w:lvlText w:val=""/>
+      <w:lvlJc w:val="left"/>
+      <w:pPr>
+        <w:ind w:left="6480" w:hanging="360"/>
+      </w:pPr>
+      <w:rPr>
+        <w:rFonts w:ascii="Wingdings" w:hAnsi="Wingdings" w:hint="default"/>
+      </w:rPr>
+    </w:lvl>
+  </w:abstractNum>
+  <w:abstractNum w:abstractNumId="3" w15:restartNumberingAfterBreak="0">
     <w:nsid w:val="08845E34"/>
     <w:multiLevelType w:val="hybridMultilevel"/>
     <w:tmpl w:val="6B0E6F50"/>
@@ -21623,7 +19988,7 @@
       </w:rPr>
     </w:lvl>
   </w:abstractNum>
-  <w:abstractNum w:abstractNumId="2" w15:restartNumberingAfterBreak="0">
+  <w:abstractNum w:abstractNumId="4" w15:restartNumberingAfterBreak="0">
     <w:nsid w:val="14A23CD2"/>
     <w:multiLevelType w:val="hybridMultilevel"/>
     <w:tmpl w:val="25C2103A"/>
@@ -21736,7 +20101,233 @@
       </w:rPr>
     </w:lvl>
   </w:abstractNum>
-  <w:abstractNum w:abstractNumId="3" w15:restartNumberingAfterBreak="0">
+  <w:abstractNum w:abstractNumId="5" w15:restartNumberingAfterBreak="0">
+    <w:nsid w:val="1E986FDF"/>
+    <w:multiLevelType w:val="hybridMultilevel"/>
+    <w:tmpl w:val="03AC2C10"/>
+    <w:lvl w:ilvl="0" w:tplc="04090001">
+      <w:start w:val="1"/>
+      <w:numFmt w:val="bullet"/>
+      <w:lvlText w:val=""/>
+      <w:lvlJc w:val="left"/>
+      <w:pPr>
+        <w:ind w:left="720" w:hanging="360"/>
+      </w:pPr>
+      <w:rPr>
+        <w:rFonts w:ascii="Symbol" w:hAnsi="Symbol" w:hint="default"/>
+      </w:rPr>
+    </w:lvl>
+    <w:lvl w:ilvl="1" w:tplc="04090003" w:tentative="1">
+      <w:start w:val="1"/>
+      <w:numFmt w:val="bullet"/>
+      <w:lvlText w:val="o"/>
+      <w:lvlJc w:val="left"/>
+      <w:pPr>
+        <w:ind w:left="1440" w:hanging="360"/>
+      </w:pPr>
+      <w:rPr>
+        <w:rFonts w:ascii="Courier New" w:hAnsi="Courier New" w:cs="Courier New" w:hint="default"/>
+      </w:rPr>
+    </w:lvl>
+    <w:lvl w:ilvl="2" w:tplc="04090005" w:tentative="1">
+      <w:start w:val="1"/>
+      <w:numFmt w:val="bullet"/>
+      <w:lvlText w:val=""/>
+      <w:lvlJc w:val="left"/>
+      <w:pPr>
+        <w:ind w:left="2160" w:hanging="360"/>
+      </w:pPr>
+      <w:rPr>
+        <w:rFonts w:ascii="Wingdings" w:hAnsi="Wingdings" w:hint="default"/>
+      </w:rPr>
+    </w:lvl>
+    <w:lvl w:ilvl="3" w:tplc="04090001" w:tentative="1">
+      <w:start w:val="1"/>
+      <w:numFmt w:val="bullet"/>
+      <w:lvlText w:val=""/>
+      <w:lvlJc w:val="left"/>
+      <w:pPr>
+        <w:ind w:left="2880" w:hanging="360"/>
+      </w:pPr>
+      <w:rPr>
+        <w:rFonts w:ascii="Symbol" w:hAnsi="Symbol" w:hint="default"/>
+      </w:rPr>
+    </w:lvl>
+    <w:lvl w:ilvl="4" w:tplc="04090003" w:tentative="1">
+      <w:start w:val="1"/>
+      <w:numFmt w:val="bullet"/>
+      <w:lvlText w:val="o"/>
+      <w:lvlJc w:val="left"/>
+      <w:pPr>
+        <w:ind w:left="3600" w:hanging="360"/>
+      </w:pPr>
+      <w:rPr>
+        <w:rFonts w:ascii="Courier New" w:hAnsi="Courier New" w:cs="Courier New" w:hint="default"/>
+      </w:rPr>
+    </w:lvl>
+    <w:lvl w:ilvl="5" w:tplc="04090005" w:tentative="1">
+      <w:start w:val="1"/>
+      <w:numFmt w:val="bullet"/>
+      <w:lvlText w:val=""/>
+      <w:lvlJc w:val="left"/>
+      <w:pPr>
+        <w:ind w:left="4320" w:hanging="360"/>
+      </w:pPr>
+      <w:rPr>
+        <w:rFonts w:ascii="Wingdings" w:hAnsi="Wingdings" w:hint="default"/>
+      </w:rPr>
+    </w:lvl>
+    <w:lvl w:ilvl="6" w:tplc="04090001" w:tentative="1">
+      <w:start w:val="1"/>
+      <w:numFmt w:val="bullet"/>
+      <w:lvlText w:val=""/>
+      <w:lvlJc w:val="left"/>
+      <w:pPr>
+        <w:ind w:left="5040" w:hanging="360"/>
+      </w:pPr>
+      <w:rPr>
+        <w:rFonts w:ascii="Symbol" w:hAnsi="Symbol" w:hint="default"/>
+      </w:rPr>
+    </w:lvl>
+    <w:lvl w:ilvl="7" w:tplc="04090003" w:tentative="1">
+      <w:start w:val="1"/>
+      <w:numFmt w:val="bullet"/>
+      <w:lvlText w:val="o"/>
+      <w:lvlJc w:val="left"/>
+      <w:pPr>
+        <w:ind w:left="5760" w:hanging="360"/>
+      </w:pPr>
+      <w:rPr>
+        <w:rFonts w:ascii="Courier New" w:hAnsi="Courier New" w:cs="Courier New" w:hint="default"/>
+      </w:rPr>
+    </w:lvl>
+    <w:lvl w:ilvl="8" w:tplc="04090005" w:tentative="1">
+      <w:start w:val="1"/>
+      <w:numFmt w:val="bullet"/>
+      <w:lvlText w:val=""/>
+      <w:lvlJc w:val="left"/>
+      <w:pPr>
+        <w:ind w:left="6480" w:hanging="360"/>
+      </w:pPr>
+      <w:rPr>
+        <w:rFonts w:ascii="Wingdings" w:hAnsi="Wingdings" w:hint="default"/>
+      </w:rPr>
+    </w:lvl>
+  </w:abstractNum>
+  <w:abstractNum w:abstractNumId="6" w15:restartNumberingAfterBreak="0">
+    <w:nsid w:val="289503F3"/>
+    <w:multiLevelType w:val="hybridMultilevel"/>
+    <w:tmpl w:val="3D76327C"/>
+    <w:lvl w:ilvl="0" w:tplc="04090001">
+      <w:start w:val="1"/>
+      <w:numFmt w:val="bullet"/>
+      <w:lvlText w:val=""/>
+      <w:lvlJc w:val="left"/>
+      <w:pPr>
+        <w:ind w:left="811" w:hanging="360"/>
+      </w:pPr>
+      <w:rPr>
+        <w:rFonts w:ascii="Symbol" w:hAnsi="Symbol" w:hint="default"/>
+      </w:rPr>
+    </w:lvl>
+    <w:lvl w:ilvl="1" w:tplc="04090003" w:tentative="1">
+      <w:start w:val="1"/>
+      <w:numFmt w:val="bullet"/>
+      <w:lvlText w:val="o"/>
+      <w:lvlJc w:val="left"/>
+      <w:pPr>
+        <w:ind w:left="1531" w:hanging="360"/>
+      </w:pPr>
+      <w:rPr>
+        <w:rFonts w:ascii="Courier New" w:hAnsi="Courier New" w:cs="Courier New" w:hint="default"/>
+      </w:rPr>
+    </w:lvl>
+    <w:lvl w:ilvl="2" w:tplc="04090005" w:tentative="1">
+      <w:start w:val="1"/>
+      <w:numFmt w:val="bullet"/>
+      <w:lvlText w:val=""/>
+      <w:lvlJc w:val="left"/>
+      <w:pPr>
+        <w:ind w:left="2251" w:hanging="360"/>
+      </w:pPr>
+      <w:rPr>
+        <w:rFonts w:ascii="Wingdings" w:hAnsi="Wingdings" w:hint="default"/>
+      </w:rPr>
+    </w:lvl>
+    <w:lvl w:ilvl="3" w:tplc="04090001" w:tentative="1">
+      <w:start w:val="1"/>
+      <w:numFmt w:val="bullet"/>
+      <w:lvlText w:val=""/>
+      <w:lvlJc w:val="left"/>
+      <w:pPr>
+        <w:ind w:left="2971" w:hanging="360"/>
+      </w:pPr>
+      <w:rPr>
+        <w:rFonts w:ascii="Symbol" w:hAnsi="Symbol" w:hint="default"/>
+      </w:rPr>
+    </w:lvl>
+    <w:lvl w:ilvl="4" w:tplc="04090003" w:tentative="1">
+      <w:start w:val="1"/>
+      <w:numFmt w:val="bullet"/>
+      <w:lvlText w:val="o"/>
+      <w:lvlJc w:val="left"/>
+      <w:pPr>
+        <w:ind w:left="3691" w:hanging="360"/>
+      </w:pPr>
+      <w:rPr>
+        <w:rFonts w:ascii="Courier New" w:hAnsi="Courier New" w:cs="Courier New" w:hint="default"/>
+      </w:rPr>
+    </w:lvl>
+    <w:lvl w:ilvl="5" w:tplc="04090005" w:tentative="1">
+      <w:start w:val="1"/>
+      <w:numFmt w:val="bullet"/>
+      <w:lvlText w:val=""/>
+      <w:lvlJc w:val="left"/>
+      <w:pPr>
+        <w:ind w:left="4411" w:hanging="360"/>
+      </w:pPr>
+      <w:rPr>
+        <w:rFonts w:ascii="Wingdings" w:hAnsi="Wingdings" w:hint="default"/>
+      </w:rPr>
+    </w:lvl>
+    <w:lvl w:ilvl="6" w:tplc="04090001" w:tentative="1">
+      <w:start w:val="1"/>
+      <w:numFmt w:val="bullet"/>
+      <w:lvlText w:val=""/>
+      <w:lvlJc w:val="left"/>
+      <w:pPr>
+        <w:ind w:left="5131" w:hanging="360"/>
+      </w:pPr>
+      <w:rPr>
+        <w:rFonts w:ascii="Symbol" w:hAnsi="Symbol" w:hint="default"/>
+      </w:rPr>
+    </w:lvl>
+    <w:lvl w:ilvl="7" w:tplc="04090003" w:tentative="1">
+      <w:start w:val="1"/>
+      <w:numFmt w:val="bullet"/>
+      <w:lvlText w:val="o"/>
+      <w:lvlJc w:val="left"/>
+      <w:pPr>
+        <w:ind w:left="5851" w:hanging="360"/>
+      </w:pPr>
+      <w:rPr>
+        <w:rFonts w:ascii="Courier New" w:hAnsi="Courier New" w:cs="Courier New" w:hint="default"/>
+      </w:rPr>
+    </w:lvl>
+    <w:lvl w:ilvl="8" w:tplc="04090005" w:tentative="1">
+      <w:start w:val="1"/>
+      <w:numFmt w:val="bullet"/>
+      <w:lvlText w:val=""/>
+      <w:lvlJc w:val="left"/>
+      <w:pPr>
+        <w:ind w:left="6571" w:hanging="360"/>
+      </w:pPr>
+      <w:rPr>
+        <w:rFonts w:ascii="Wingdings" w:hAnsi="Wingdings" w:hint="default"/>
+      </w:rPr>
+    </w:lvl>
+  </w:abstractNum>
+  <w:abstractNum w:abstractNumId="7" w15:restartNumberingAfterBreak="0">
     <w:nsid w:val="2A234DD2"/>
     <w:multiLevelType w:val="hybridMultilevel"/>
     <w:tmpl w:val="7C38FA6A"/>
@@ -21849,7 +20440,346 @@
       </w:rPr>
     </w:lvl>
   </w:abstractNum>
-  <w:abstractNum w:abstractNumId="4" w15:restartNumberingAfterBreak="0">
+  <w:abstractNum w:abstractNumId="8" w15:restartNumberingAfterBreak="0">
+    <w:nsid w:val="2B447E83"/>
+    <w:multiLevelType w:val="hybridMultilevel"/>
+    <w:tmpl w:val="7174DC7C"/>
+    <w:lvl w:ilvl="0" w:tplc="04090001">
+      <w:start w:val="1"/>
+      <w:numFmt w:val="bullet"/>
+      <w:lvlText w:val=""/>
+      <w:lvlJc w:val="left"/>
+      <w:pPr>
+        <w:ind w:left="720" w:hanging="360"/>
+      </w:pPr>
+      <w:rPr>
+        <w:rFonts w:ascii="Symbol" w:hAnsi="Symbol" w:hint="default"/>
+      </w:rPr>
+    </w:lvl>
+    <w:lvl w:ilvl="1" w:tplc="04090003" w:tentative="1">
+      <w:start w:val="1"/>
+      <w:numFmt w:val="bullet"/>
+      <w:lvlText w:val="o"/>
+      <w:lvlJc w:val="left"/>
+      <w:pPr>
+        <w:ind w:left="1440" w:hanging="360"/>
+      </w:pPr>
+      <w:rPr>
+        <w:rFonts w:ascii="Courier New" w:hAnsi="Courier New" w:cs="Courier New" w:hint="default"/>
+      </w:rPr>
+    </w:lvl>
+    <w:lvl w:ilvl="2" w:tplc="04090005" w:tentative="1">
+      <w:start w:val="1"/>
+      <w:numFmt w:val="bullet"/>
+      <w:lvlText w:val=""/>
+      <w:lvlJc w:val="left"/>
+      <w:pPr>
+        <w:ind w:left="2160" w:hanging="360"/>
+      </w:pPr>
+      <w:rPr>
+        <w:rFonts w:ascii="Wingdings" w:hAnsi="Wingdings" w:hint="default"/>
+      </w:rPr>
+    </w:lvl>
+    <w:lvl w:ilvl="3" w:tplc="04090001" w:tentative="1">
+      <w:start w:val="1"/>
+      <w:numFmt w:val="bullet"/>
+      <w:lvlText w:val=""/>
+      <w:lvlJc w:val="left"/>
+      <w:pPr>
+        <w:ind w:left="2880" w:hanging="360"/>
+      </w:pPr>
+      <w:rPr>
+        <w:rFonts w:ascii="Symbol" w:hAnsi="Symbol" w:hint="default"/>
+      </w:rPr>
+    </w:lvl>
+    <w:lvl w:ilvl="4" w:tplc="04090003" w:tentative="1">
+      <w:start w:val="1"/>
+      <w:numFmt w:val="bullet"/>
+      <w:lvlText w:val="o"/>
+      <w:lvlJc w:val="left"/>
+      <w:pPr>
+        <w:ind w:left="3600" w:hanging="360"/>
+      </w:pPr>
+      <w:rPr>
+        <w:rFonts w:ascii="Courier New" w:hAnsi="Courier New" w:cs="Courier New" w:hint="default"/>
+      </w:rPr>
+    </w:lvl>
+    <w:lvl w:ilvl="5" w:tplc="04090005" w:tentative="1">
+      <w:start w:val="1"/>
+      <w:numFmt w:val="bullet"/>
+      <w:lvlText w:val=""/>
+      <w:lvlJc w:val="left"/>
+      <w:pPr>
+        <w:ind w:left="4320" w:hanging="360"/>
+      </w:pPr>
+      <w:rPr>
+        <w:rFonts w:ascii="Wingdings" w:hAnsi="Wingdings" w:hint="default"/>
+      </w:rPr>
+    </w:lvl>
+    <w:lvl w:ilvl="6" w:tplc="04090001" w:tentative="1">
+      <w:start w:val="1"/>
+      <w:numFmt w:val="bullet"/>
+      <w:lvlText w:val=""/>
+      <w:lvlJc w:val="left"/>
+      <w:pPr>
+        <w:ind w:left="5040" w:hanging="360"/>
+      </w:pPr>
+      <w:rPr>
+        <w:rFonts w:ascii="Symbol" w:hAnsi="Symbol" w:hint="default"/>
+      </w:rPr>
+    </w:lvl>
+    <w:lvl w:ilvl="7" w:tplc="04090003" w:tentative="1">
+      <w:start w:val="1"/>
+      <w:numFmt w:val="bullet"/>
+      <w:lvlText w:val="o"/>
+      <w:lvlJc w:val="left"/>
+      <w:pPr>
+        <w:ind w:left="5760" w:hanging="360"/>
+      </w:pPr>
+      <w:rPr>
+        <w:rFonts w:ascii="Courier New" w:hAnsi="Courier New" w:cs="Courier New" w:hint="default"/>
+      </w:rPr>
+    </w:lvl>
+    <w:lvl w:ilvl="8" w:tplc="04090005" w:tentative="1">
+      <w:start w:val="1"/>
+      <w:numFmt w:val="bullet"/>
+      <w:lvlText w:val=""/>
+      <w:lvlJc w:val="left"/>
+      <w:pPr>
+        <w:ind w:left="6480" w:hanging="360"/>
+      </w:pPr>
+      <w:rPr>
+        <w:rFonts w:ascii="Wingdings" w:hAnsi="Wingdings" w:hint="default"/>
+      </w:rPr>
+    </w:lvl>
+  </w:abstractNum>
+  <w:abstractNum w:abstractNumId="9" w15:restartNumberingAfterBreak="0">
+    <w:nsid w:val="2C450ADB"/>
+    <w:multiLevelType w:val="hybridMultilevel"/>
+    <w:tmpl w:val="6A641C52"/>
+    <w:lvl w:ilvl="0" w:tplc="04090001">
+      <w:start w:val="1"/>
+      <w:numFmt w:val="bullet"/>
+      <w:lvlText w:val=""/>
+      <w:lvlJc w:val="left"/>
+      <w:pPr>
+        <w:ind w:left="720" w:hanging="360"/>
+      </w:pPr>
+      <w:rPr>
+        <w:rFonts w:ascii="Symbol" w:hAnsi="Symbol" w:hint="default"/>
+      </w:rPr>
+    </w:lvl>
+    <w:lvl w:ilvl="1" w:tplc="04090003" w:tentative="1">
+      <w:start w:val="1"/>
+      <w:numFmt w:val="bullet"/>
+      <w:lvlText w:val="o"/>
+      <w:lvlJc w:val="left"/>
+      <w:pPr>
+        <w:ind w:left="1440" w:hanging="360"/>
+      </w:pPr>
+      <w:rPr>
+        <w:rFonts w:ascii="Courier New" w:hAnsi="Courier New" w:cs="Courier New" w:hint="default"/>
+      </w:rPr>
+    </w:lvl>
+    <w:lvl w:ilvl="2" w:tplc="04090005" w:tentative="1">
+      <w:start w:val="1"/>
+      <w:numFmt w:val="bullet"/>
+      <w:lvlText w:val=""/>
+      <w:lvlJc w:val="left"/>
+      <w:pPr>
+        <w:ind w:left="2160" w:hanging="360"/>
+      </w:pPr>
+      <w:rPr>
+        <w:rFonts w:ascii="Wingdings" w:hAnsi="Wingdings" w:hint="default"/>
+      </w:rPr>
+    </w:lvl>
+    <w:lvl w:ilvl="3" w:tplc="04090001" w:tentative="1">
+      <w:start w:val="1"/>
+      <w:numFmt w:val="bullet"/>
+      <w:lvlText w:val=""/>
+      <w:lvlJc w:val="left"/>
+      <w:pPr>
+        <w:ind w:left="2880" w:hanging="360"/>
+      </w:pPr>
+      <w:rPr>
+        <w:rFonts w:ascii="Symbol" w:hAnsi="Symbol" w:hint="default"/>
+      </w:rPr>
+    </w:lvl>
+    <w:lvl w:ilvl="4" w:tplc="04090003" w:tentative="1">
+      <w:start w:val="1"/>
+      <w:numFmt w:val="bullet"/>
+      <w:lvlText w:val="o"/>
+      <w:lvlJc w:val="left"/>
+      <w:pPr>
+        <w:ind w:left="3600" w:hanging="360"/>
+      </w:pPr>
+      <w:rPr>
+        <w:rFonts w:ascii="Courier New" w:hAnsi="Courier New" w:cs="Courier New" w:hint="default"/>
+      </w:rPr>
+    </w:lvl>
+    <w:lvl w:ilvl="5" w:tplc="04090005" w:tentative="1">
+      <w:start w:val="1"/>
+      <w:numFmt w:val="bullet"/>
+      <w:lvlText w:val=""/>
+      <w:lvlJc w:val="left"/>
+      <w:pPr>
+        <w:ind w:left="4320" w:hanging="360"/>
+      </w:pPr>
+      <w:rPr>
+        <w:rFonts w:ascii="Wingdings" w:hAnsi="Wingdings" w:hint="default"/>
+      </w:rPr>
+    </w:lvl>
+    <w:lvl w:ilvl="6" w:tplc="04090001" w:tentative="1">
+      <w:start w:val="1"/>
+      <w:numFmt w:val="bullet"/>
+      <w:lvlText w:val=""/>
+      <w:lvlJc w:val="left"/>
+      <w:pPr>
+        <w:ind w:left="5040" w:hanging="360"/>
+      </w:pPr>
+      <w:rPr>
+        <w:rFonts w:ascii="Symbol" w:hAnsi="Symbol" w:hint="default"/>
+      </w:rPr>
+    </w:lvl>
+    <w:lvl w:ilvl="7" w:tplc="04090003" w:tentative="1">
+      <w:start w:val="1"/>
+      <w:numFmt w:val="bullet"/>
+      <w:lvlText w:val="o"/>
+      <w:lvlJc w:val="left"/>
+      <w:pPr>
+        <w:ind w:left="5760" w:hanging="360"/>
+      </w:pPr>
+      <w:rPr>
+        <w:rFonts w:ascii="Courier New" w:hAnsi="Courier New" w:cs="Courier New" w:hint="default"/>
+      </w:rPr>
+    </w:lvl>
+    <w:lvl w:ilvl="8" w:tplc="04090005" w:tentative="1">
+      <w:start w:val="1"/>
+      <w:numFmt w:val="bullet"/>
+      <w:lvlText w:val=""/>
+      <w:lvlJc w:val="left"/>
+      <w:pPr>
+        <w:ind w:left="6480" w:hanging="360"/>
+      </w:pPr>
+      <w:rPr>
+        <w:rFonts w:ascii="Wingdings" w:hAnsi="Wingdings" w:hint="default"/>
+      </w:rPr>
+    </w:lvl>
+  </w:abstractNum>
+  <w:abstractNum w:abstractNumId="10" w15:restartNumberingAfterBreak="0">
+    <w:nsid w:val="2F627120"/>
+    <w:multiLevelType w:val="hybridMultilevel"/>
+    <w:tmpl w:val="97622BD4"/>
+    <w:lvl w:ilvl="0" w:tplc="04090001">
+      <w:start w:val="1"/>
+      <w:numFmt w:val="bullet"/>
+      <w:lvlText w:val=""/>
+      <w:lvlJc w:val="left"/>
+      <w:pPr>
+        <w:ind w:left="720" w:hanging="360"/>
+      </w:pPr>
+      <w:rPr>
+        <w:rFonts w:ascii="Symbol" w:hAnsi="Symbol" w:hint="default"/>
+      </w:rPr>
+    </w:lvl>
+    <w:lvl w:ilvl="1" w:tplc="04090003" w:tentative="1">
+      <w:start w:val="1"/>
+      <w:numFmt w:val="bullet"/>
+      <w:lvlText w:val="o"/>
+      <w:lvlJc w:val="left"/>
+      <w:pPr>
+        <w:ind w:left="1440" w:hanging="360"/>
+      </w:pPr>
+      <w:rPr>
+        <w:rFonts w:ascii="Courier New" w:hAnsi="Courier New" w:cs="Courier New" w:hint="default"/>
+      </w:rPr>
+    </w:lvl>
+    <w:lvl w:ilvl="2" w:tplc="04090005" w:tentative="1">
+      <w:start w:val="1"/>
+      <w:numFmt w:val="bullet"/>
+      <w:lvlText w:val=""/>
+      <w:lvlJc w:val="left"/>
+      <w:pPr>
+        <w:ind w:left="2160" w:hanging="360"/>
+      </w:pPr>
+      <w:rPr>
+        <w:rFonts w:ascii="Wingdings" w:hAnsi="Wingdings" w:hint="default"/>
+      </w:rPr>
+    </w:lvl>
+    <w:lvl w:ilvl="3" w:tplc="04090001" w:tentative="1">
+      <w:start w:val="1"/>
+      <w:numFmt w:val="bullet"/>
+      <w:lvlText w:val=""/>
+      <w:lvlJc w:val="left"/>
+      <w:pPr>
+        <w:ind w:left="2880" w:hanging="360"/>
+      </w:pPr>
+      <w:rPr>
+        <w:rFonts w:ascii="Symbol" w:hAnsi="Symbol" w:hint="default"/>
+      </w:rPr>
+    </w:lvl>
+    <w:lvl w:ilvl="4" w:tplc="04090003" w:tentative="1">
+      <w:start w:val="1"/>
+      <w:numFmt w:val="bullet"/>
+      <w:lvlText w:val="o"/>
+      <w:lvlJc w:val="left"/>
+      <w:pPr>
+        <w:ind w:left="3600" w:hanging="360"/>
+      </w:pPr>
+      <w:rPr>
+        <w:rFonts w:ascii="Courier New" w:hAnsi="Courier New" w:cs="Courier New" w:hint="default"/>
+      </w:rPr>
+    </w:lvl>
+    <w:lvl w:ilvl="5" w:tplc="04090005" w:tentative="1">
+      <w:start w:val="1"/>
+      <w:numFmt w:val="bullet"/>
+      <w:lvlText w:val=""/>
+      <w:lvlJc w:val="left"/>
+      <w:pPr>
+        <w:ind w:left="4320" w:hanging="360"/>
+      </w:pPr>
+      <w:rPr>
+        <w:rFonts w:ascii="Wingdings" w:hAnsi="Wingdings" w:hint="default"/>
+      </w:rPr>
+    </w:lvl>
+    <w:lvl w:ilvl="6" w:tplc="04090001" w:tentative="1">
+      <w:start w:val="1"/>
+      <w:numFmt w:val="bullet"/>
+      <w:lvlText w:val=""/>
+      <w:lvlJc w:val="left"/>
+      <w:pPr>
+        <w:ind w:left="5040" w:hanging="360"/>
+      </w:pPr>
+      <w:rPr>
+        <w:rFonts w:ascii="Symbol" w:hAnsi="Symbol" w:hint="default"/>
+      </w:rPr>
+    </w:lvl>
+    <w:lvl w:ilvl="7" w:tplc="04090003" w:tentative="1">
+      <w:start w:val="1"/>
+      <w:numFmt w:val="bullet"/>
+      <w:lvlText w:val="o"/>
+      <w:lvlJc w:val="left"/>
+      <w:pPr>
+        <w:ind w:left="5760" w:hanging="360"/>
+      </w:pPr>
+      <w:rPr>
+        <w:rFonts w:ascii="Courier New" w:hAnsi="Courier New" w:cs="Courier New" w:hint="default"/>
+      </w:rPr>
+    </w:lvl>
+    <w:lvl w:ilvl="8" w:tplc="04090005" w:tentative="1">
+      <w:start w:val="1"/>
+      <w:numFmt w:val="bullet"/>
+      <w:lvlText w:val=""/>
+      <w:lvlJc w:val="left"/>
+      <w:pPr>
+        <w:ind w:left="6480" w:hanging="360"/>
+      </w:pPr>
+      <w:rPr>
+        <w:rFonts w:ascii="Wingdings" w:hAnsi="Wingdings" w:hint="default"/>
+      </w:rPr>
+    </w:lvl>
+  </w:abstractNum>
+  <w:abstractNum w:abstractNumId="11" w15:restartNumberingAfterBreak="0">
     <w:nsid w:val="34B23E7E"/>
     <w:multiLevelType w:val="multilevel"/>
     <w:tmpl w:val="078E32F2"/>
@@ -21972,7 +20902,7 @@
       </w:rPr>
     </w:lvl>
   </w:abstractNum>
-  <w:abstractNum w:abstractNumId="5" w15:restartNumberingAfterBreak="0">
+  <w:abstractNum w:abstractNumId="12" w15:restartNumberingAfterBreak="0">
     <w:nsid w:val="351F1DFD"/>
     <w:multiLevelType w:val="hybridMultilevel"/>
     <w:tmpl w:val="CCA8F288"/>
@@ -22061,7 +20991,233 @@
       </w:pPr>
     </w:lvl>
   </w:abstractNum>
-  <w:abstractNum w:abstractNumId="6" w15:restartNumberingAfterBreak="0">
+  <w:abstractNum w:abstractNumId="13" w15:restartNumberingAfterBreak="0">
+    <w:nsid w:val="374630C6"/>
+    <w:multiLevelType w:val="hybridMultilevel"/>
+    <w:tmpl w:val="96D028C8"/>
+    <w:lvl w:ilvl="0" w:tplc="04090001">
+      <w:start w:val="1"/>
+      <w:numFmt w:val="bullet"/>
+      <w:lvlText w:val=""/>
+      <w:lvlJc w:val="left"/>
+      <w:pPr>
+        <w:ind w:left="720" w:hanging="360"/>
+      </w:pPr>
+      <w:rPr>
+        <w:rFonts w:ascii="Symbol" w:hAnsi="Symbol" w:hint="default"/>
+      </w:rPr>
+    </w:lvl>
+    <w:lvl w:ilvl="1" w:tplc="04090003" w:tentative="1">
+      <w:start w:val="1"/>
+      <w:numFmt w:val="bullet"/>
+      <w:lvlText w:val="o"/>
+      <w:lvlJc w:val="left"/>
+      <w:pPr>
+        <w:ind w:left="1440" w:hanging="360"/>
+      </w:pPr>
+      <w:rPr>
+        <w:rFonts w:ascii="Courier New" w:hAnsi="Courier New" w:cs="Courier New" w:hint="default"/>
+      </w:rPr>
+    </w:lvl>
+    <w:lvl w:ilvl="2" w:tplc="04090005" w:tentative="1">
+      <w:start w:val="1"/>
+      <w:numFmt w:val="bullet"/>
+      <w:lvlText w:val=""/>
+      <w:lvlJc w:val="left"/>
+      <w:pPr>
+        <w:ind w:left="2160" w:hanging="360"/>
+      </w:pPr>
+      <w:rPr>
+        <w:rFonts w:ascii="Wingdings" w:hAnsi="Wingdings" w:hint="default"/>
+      </w:rPr>
+    </w:lvl>
+    <w:lvl w:ilvl="3" w:tplc="04090001" w:tentative="1">
+      <w:start w:val="1"/>
+      <w:numFmt w:val="bullet"/>
+      <w:lvlText w:val=""/>
+      <w:lvlJc w:val="left"/>
+      <w:pPr>
+        <w:ind w:left="2880" w:hanging="360"/>
+      </w:pPr>
+      <w:rPr>
+        <w:rFonts w:ascii="Symbol" w:hAnsi="Symbol" w:hint="default"/>
+      </w:rPr>
+    </w:lvl>
+    <w:lvl w:ilvl="4" w:tplc="04090003" w:tentative="1">
+      <w:start w:val="1"/>
+      <w:numFmt w:val="bullet"/>
+      <w:lvlText w:val="o"/>
+      <w:lvlJc w:val="left"/>
+      <w:pPr>
+        <w:ind w:left="3600" w:hanging="360"/>
+      </w:pPr>
+      <w:rPr>
+        <w:rFonts w:ascii="Courier New" w:hAnsi="Courier New" w:cs="Courier New" w:hint="default"/>
+      </w:rPr>
+    </w:lvl>
+    <w:lvl w:ilvl="5" w:tplc="04090005" w:tentative="1">
+      <w:start w:val="1"/>
+      <w:numFmt w:val="bullet"/>
+      <w:lvlText w:val=""/>
+      <w:lvlJc w:val="left"/>
+      <w:pPr>
+        <w:ind w:left="4320" w:hanging="360"/>
+      </w:pPr>
+      <w:rPr>
+        <w:rFonts w:ascii="Wingdings" w:hAnsi="Wingdings" w:hint="default"/>
+      </w:rPr>
+    </w:lvl>
+    <w:lvl w:ilvl="6" w:tplc="04090001" w:tentative="1">
+      <w:start w:val="1"/>
+      <w:numFmt w:val="bullet"/>
+      <w:lvlText w:val=""/>
+      <w:lvlJc w:val="left"/>
+      <w:pPr>
+        <w:ind w:left="5040" w:hanging="360"/>
+      </w:pPr>
+      <w:rPr>
+        <w:rFonts w:ascii="Symbol" w:hAnsi="Symbol" w:hint="default"/>
+      </w:rPr>
+    </w:lvl>
+    <w:lvl w:ilvl="7" w:tplc="04090003" w:tentative="1">
+      <w:start w:val="1"/>
+      <w:numFmt w:val="bullet"/>
+      <w:lvlText w:val="o"/>
+      <w:lvlJc w:val="left"/>
+      <w:pPr>
+        <w:ind w:left="5760" w:hanging="360"/>
+      </w:pPr>
+      <w:rPr>
+        <w:rFonts w:ascii="Courier New" w:hAnsi="Courier New" w:cs="Courier New" w:hint="default"/>
+      </w:rPr>
+    </w:lvl>
+    <w:lvl w:ilvl="8" w:tplc="04090005" w:tentative="1">
+      <w:start w:val="1"/>
+      <w:numFmt w:val="bullet"/>
+      <w:lvlText w:val=""/>
+      <w:lvlJc w:val="left"/>
+      <w:pPr>
+        <w:ind w:left="6480" w:hanging="360"/>
+      </w:pPr>
+      <w:rPr>
+        <w:rFonts w:ascii="Wingdings" w:hAnsi="Wingdings" w:hint="default"/>
+      </w:rPr>
+    </w:lvl>
+  </w:abstractNum>
+  <w:abstractNum w:abstractNumId="14" w15:restartNumberingAfterBreak="0">
+    <w:nsid w:val="38F55CDA"/>
+    <w:multiLevelType w:val="hybridMultilevel"/>
+    <w:tmpl w:val="BC6034F8"/>
+    <w:lvl w:ilvl="0" w:tplc="04090001">
+      <w:start w:val="1"/>
+      <w:numFmt w:val="bullet"/>
+      <w:lvlText w:val=""/>
+      <w:lvlJc w:val="left"/>
+      <w:pPr>
+        <w:ind w:left="780" w:hanging="360"/>
+      </w:pPr>
+      <w:rPr>
+        <w:rFonts w:ascii="Symbol" w:hAnsi="Symbol" w:hint="default"/>
+      </w:rPr>
+    </w:lvl>
+    <w:lvl w:ilvl="1" w:tplc="04090003" w:tentative="1">
+      <w:start w:val="1"/>
+      <w:numFmt w:val="bullet"/>
+      <w:lvlText w:val="o"/>
+      <w:lvlJc w:val="left"/>
+      <w:pPr>
+        <w:ind w:left="1500" w:hanging="360"/>
+      </w:pPr>
+      <w:rPr>
+        <w:rFonts w:ascii="Courier New" w:hAnsi="Courier New" w:cs="Courier New" w:hint="default"/>
+      </w:rPr>
+    </w:lvl>
+    <w:lvl w:ilvl="2" w:tplc="04090005" w:tentative="1">
+      <w:start w:val="1"/>
+      <w:numFmt w:val="bullet"/>
+      <w:lvlText w:val=""/>
+      <w:lvlJc w:val="left"/>
+      <w:pPr>
+        <w:ind w:left="2220" w:hanging="360"/>
+      </w:pPr>
+      <w:rPr>
+        <w:rFonts w:ascii="Wingdings" w:hAnsi="Wingdings" w:hint="default"/>
+      </w:rPr>
+    </w:lvl>
+    <w:lvl w:ilvl="3" w:tplc="04090001" w:tentative="1">
+      <w:start w:val="1"/>
+      <w:numFmt w:val="bullet"/>
+      <w:lvlText w:val=""/>
+      <w:lvlJc w:val="left"/>
+      <w:pPr>
+        <w:ind w:left="2940" w:hanging="360"/>
+      </w:pPr>
+      <w:rPr>
+        <w:rFonts w:ascii="Symbol" w:hAnsi="Symbol" w:hint="default"/>
+      </w:rPr>
+    </w:lvl>
+    <w:lvl w:ilvl="4" w:tplc="04090003" w:tentative="1">
+      <w:start w:val="1"/>
+      <w:numFmt w:val="bullet"/>
+      <w:lvlText w:val="o"/>
+      <w:lvlJc w:val="left"/>
+      <w:pPr>
+        <w:ind w:left="3660" w:hanging="360"/>
+      </w:pPr>
+      <w:rPr>
+        <w:rFonts w:ascii="Courier New" w:hAnsi="Courier New" w:cs="Courier New" w:hint="default"/>
+      </w:rPr>
+    </w:lvl>
+    <w:lvl w:ilvl="5" w:tplc="04090005" w:tentative="1">
+      <w:start w:val="1"/>
+      <w:numFmt w:val="bullet"/>
+      <w:lvlText w:val=""/>
+      <w:lvlJc w:val="left"/>
+      <w:pPr>
+        <w:ind w:left="4380" w:hanging="360"/>
+      </w:pPr>
+      <w:rPr>
+        <w:rFonts w:ascii="Wingdings" w:hAnsi="Wingdings" w:hint="default"/>
+      </w:rPr>
+    </w:lvl>
+    <w:lvl w:ilvl="6" w:tplc="04090001" w:tentative="1">
+      <w:start w:val="1"/>
+      <w:numFmt w:val="bullet"/>
+      <w:lvlText w:val=""/>
+      <w:lvlJc w:val="left"/>
+      <w:pPr>
+        <w:ind w:left="5100" w:hanging="360"/>
+      </w:pPr>
+      <w:rPr>
+        <w:rFonts w:ascii="Symbol" w:hAnsi="Symbol" w:hint="default"/>
+      </w:rPr>
+    </w:lvl>
+    <w:lvl w:ilvl="7" w:tplc="04090003" w:tentative="1">
+      <w:start w:val="1"/>
+      <w:numFmt w:val="bullet"/>
+      <w:lvlText w:val="o"/>
+      <w:lvlJc w:val="left"/>
+      <w:pPr>
+        <w:ind w:left="5820" w:hanging="360"/>
+      </w:pPr>
+      <w:rPr>
+        <w:rFonts w:ascii="Courier New" w:hAnsi="Courier New" w:cs="Courier New" w:hint="default"/>
+      </w:rPr>
+    </w:lvl>
+    <w:lvl w:ilvl="8" w:tplc="04090005" w:tentative="1">
+      <w:start w:val="1"/>
+      <w:numFmt w:val="bullet"/>
+      <w:lvlText w:val=""/>
+      <w:lvlJc w:val="left"/>
+      <w:pPr>
+        <w:ind w:left="6540" w:hanging="360"/>
+      </w:pPr>
+      <w:rPr>
+        <w:rFonts w:ascii="Wingdings" w:hAnsi="Wingdings" w:hint="default"/>
+      </w:rPr>
+    </w:lvl>
+  </w:abstractNum>
+  <w:abstractNum w:abstractNumId="15" w15:restartNumberingAfterBreak="0">
     <w:nsid w:val="40EA1060"/>
     <w:multiLevelType w:val="hybridMultilevel"/>
     <w:tmpl w:val="D55CB6A4"/>
@@ -22174,7 +21330,459 @@
       </w:rPr>
     </w:lvl>
   </w:abstractNum>
-  <w:abstractNum w:abstractNumId="7" w15:restartNumberingAfterBreak="0">
+  <w:abstractNum w:abstractNumId="16" w15:restartNumberingAfterBreak="0">
+    <w:nsid w:val="419B0FE4"/>
+    <w:multiLevelType w:val="hybridMultilevel"/>
+    <w:tmpl w:val="C19613FA"/>
+    <w:lvl w:ilvl="0" w:tplc="04090001">
+      <w:start w:val="1"/>
+      <w:numFmt w:val="bullet"/>
+      <w:lvlText w:val=""/>
+      <w:lvlJc w:val="left"/>
+      <w:pPr>
+        <w:ind w:left="720" w:hanging="360"/>
+      </w:pPr>
+      <w:rPr>
+        <w:rFonts w:ascii="Symbol" w:hAnsi="Symbol" w:hint="default"/>
+      </w:rPr>
+    </w:lvl>
+    <w:lvl w:ilvl="1" w:tplc="04090003" w:tentative="1">
+      <w:start w:val="1"/>
+      <w:numFmt w:val="bullet"/>
+      <w:lvlText w:val="o"/>
+      <w:lvlJc w:val="left"/>
+      <w:pPr>
+        <w:ind w:left="1440" w:hanging="360"/>
+      </w:pPr>
+      <w:rPr>
+        <w:rFonts w:ascii="Courier New" w:hAnsi="Courier New" w:cs="Courier New" w:hint="default"/>
+      </w:rPr>
+    </w:lvl>
+    <w:lvl w:ilvl="2" w:tplc="04090005" w:tentative="1">
+      <w:start w:val="1"/>
+      <w:numFmt w:val="bullet"/>
+      <w:lvlText w:val=""/>
+      <w:lvlJc w:val="left"/>
+      <w:pPr>
+        <w:ind w:left="2160" w:hanging="360"/>
+      </w:pPr>
+      <w:rPr>
+        <w:rFonts w:ascii="Wingdings" w:hAnsi="Wingdings" w:hint="default"/>
+      </w:rPr>
+    </w:lvl>
+    <w:lvl w:ilvl="3" w:tplc="04090001" w:tentative="1">
+      <w:start w:val="1"/>
+      <w:numFmt w:val="bullet"/>
+      <w:lvlText w:val=""/>
+      <w:lvlJc w:val="left"/>
+      <w:pPr>
+        <w:ind w:left="2880" w:hanging="360"/>
+      </w:pPr>
+      <w:rPr>
+        <w:rFonts w:ascii="Symbol" w:hAnsi="Symbol" w:hint="default"/>
+      </w:rPr>
+    </w:lvl>
+    <w:lvl w:ilvl="4" w:tplc="04090003" w:tentative="1">
+      <w:start w:val="1"/>
+      <w:numFmt w:val="bullet"/>
+      <w:lvlText w:val="o"/>
+      <w:lvlJc w:val="left"/>
+      <w:pPr>
+        <w:ind w:left="3600" w:hanging="360"/>
+      </w:pPr>
+      <w:rPr>
+        <w:rFonts w:ascii="Courier New" w:hAnsi="Courier New" w:cs="Courier New" w:hint="default"/>
+      </w:rPr>
+    </w:lvl>
+    <w:lvl w:ilvl="5" w:tplc="04090005" w:tentative="1">
+      <w:start w:val="1"/>
+      <w:numFmt w:val="bullet"/>
+      <w:lvlText w:val=""/>
+      <w:lvlJc w:val="left"/>
+      <w:pPr>
+        <w:ind w:left="4320" w:hanging="360"/>
+      </w:pPr>
+      <w:rPr>
+        <w:rFonts w:ascii="Wingdings" w:hAnsi="Wingdings" w:hint="default"/>
+      </w:rPr>
+    </w:lvl>
+    <w:lvl w:ilvl="6" w:tplc="04090001" w:tentative="1">
+      <w:start w:val="1"/>
+      <w:numFmt w:val="bullet"/>
+      <w:lvlText w:val=""/>
+      <w:lvlJc w:val="left"/>
+      <w:pPr>
+        <w:ind w:left="5040" w:hanging="360"/>
+      </w:pPr>
+      <w:rPr>
+        <w:rFonts w:ascii="Symbol" w:hAnsi="Symbol" w:hint="default"/>
+      </w:rPr>
+    </w:lvl>
+    <w:lvl w:ilvl="7" w:tplc="04090003" w:tentative="1">
+      <w:start w:val="1"/>
+      <w:numFmt w:val="bullet"/>
+      <w:lvlText w:val="o"/>
+      <w:lvlJc w:val="left"/>
+      <w:pPr>
+        <w:ind w:left="5760" w:hanging="360"/>
+      </w:pPr>
+      <w:rPr>
+        <w:rFonts w:ascii="Courier New" w:hAnsi="Courier New" w:cs="Courier New" w:hint="default"/>
+      </w:rPr>
+    </w:lvl>
+    <w:lvl w:ilvl="8" w:tplc="04090005" w:tentative="1">
+      <w:start w:val="1"/>
+      <w:numFmt w:val="bullet"/>
+      <w:lvlText w:val=""/>
+      <w:lvlJc w:val="left"/>
+      <w:pPr>
+        <w:ind w:left="6480" w:hanging="360"/>
+      </w:pPr>
+      <w:rPr>
+        <w:rFonts w:ascii="Wingdings" w:hAnsi="Wingdings" w:hint="default"/>
+      </w:rPr>
+    </w:lvl>
+  </w:abstractNum>
+  <w:abstractNum w:abstractNumId="17" w15:restartNumberingAfterBreak="0">
+    <w:nsid w:val="455C2178"/>
+    <w:multiLevelType w:val="hybridMultilevel"/>
+    <w:tmpl w:val="66960F6E"/>
+    <w:lvl w:ilvl="0" w:tplc="04090001">
+      <w:start w:val="1"/>
+      <w:numFmt w:val="bullet"/>
+      <w:lvlText w:val=""/>
+      <w:lvlJc w:val="left"/>
+      <w:pPr>
+        <w:ind w:left="720" w:hanging="360"/>
+      </w:pPr>
+      <w:rPr>
+        <w:rFonts w:ascii="Symbol" w:hAnsi="Symbol" w:hint="default"/>
+      </w:rPr>
+    </w:lvl>
+    <w:lvl w:ilvl="1" w:tplc="04090003" w:tentative="1">
+      <w:start w:val="1"/>
+      <w:numFmt w:val="bullet"/>
+      <w:lvlText w:val="o"/>
+      <w:lvlJc w:val="left"/>
+      <w:pPr>
+        <w:ind w:left="1440" w:hanging="360"/>
+      </w:pPr>
+      <w:rPr>
+        <w:rFonts w:ascii="Courier New" w:hAnsi="Courier New" w:cs="Courier New" w:hint="default"/>
+      </w:rPr>
+    </w:lvl>
+    <w:lvl w:ilvl="2" w:tplc="04090005" w:tentative="1">
+      <w:start w:val="1"/>
+      <w:numFmt w:val="bullet"/>
+      <w:lvlText w:val=""/>
+      <w:lvlJc w:val="left"/>
+      <w:pPr>
+        <w:ind w:left="2160" w:hanging="360"/>
+      </w:pPr>
+      <w:rPr>
+        <w:rFonts w:ascii="Wingdings" w:hAnsi="Wingdings" w:hint="default"/>
+      </w:rPr>
+    </w:lvl>
+    <w:lvl w:ilvl="3" w:tplc="04090001" w:tentative="1">
+      <w:start w:val="1"/>
+      <w:numFmt w:val="bullet"/>
+      <w:lvlText w:val=""/>
+      <w:lvlJc w:val="left"/>
+      <w:pPr>
+        <w:ind w:left="2880" w:hanging="360"/>
+      </w:pPr>
+      <w:rPr>
+        <w:rFonts w:ascii="Symbol" w:hAnsi="Symbol" w:hint="default"/>
+      </w:rPr>
+    </w:lvl>
+    <w:lvl w:ilvl="4" w:tplc="04090003" w:tentative="1">
+      <w:start w:val="1"/>
+      <w:numFmt w:val="bullet"/>
+      <w:lvlText w:val="o"/>
+      <w:lvlJc w:val="left"/>
+      <w:pPr>
+        <w:ind w:left="3600" w:hanging="360"/>
+      </w:pPr>
+      <w:rPr>
+        <w:rFonts w:ascii="Courier New" w:hAnsi="Courier New" w:cs="Courier New" w:hint="default"/>
+      </w:rPr>
+    </w:lvl>
+    <w:lvl w:ilvl="5" w:tplc="04090005" w:tentative="1">
+      <w:start w:val="1"/>
+      <w:numFmt w:val="bullet"/>
+      <w:lvlText w:val=""/>
+      <w:lvlJc w:val="left"/>
+      <w:pPr>
+        <w:ind w:left="4320" w:hanging="360"/>
+      </w:pPr>
+      <w:rPr>
+        <w:rFonts w:ascii="Wingdings" w:hAnsi="Wingdings" w:hint="default"/>
+      </w:rPr>
+    </w:lvl>
+    <w:lvl w:ilvl="6" w:tplc="04090001" w:tentative="1">
+      <w:start w:val="1"/>
+      <w:numFmt w:val="bullet"/>
+      <w:lvlText w:val=""/>
+      <w:lvlJc w:val="left"/>
+      <w:pPr>
+        <w:ind w:left="5040" w:hanging="360"/>
+      </w:pPr>
+      <w:rPr>
+        <w:rFonts w:ascii="Symbol" w:hAnsi="Symbol" w:hint="default"/>
+      </w:rPr>
+    </w:lvl>
+    <w:lvl w:ilvl="7" w:tplc="04090003" w:tentative="1">
+      <w:start w:val="1"/>
+      <w:numFmt w:val="bullet"/>
+      <w:lvlText w:val="o"/>
+      <w:lvlJc w:val="left"/>
+      <w:pPr>
+        <w:ind w:left="5760" w:hanging="360"/>
+      </w:pPr>
+      <w:rPr>
+        <w:rFonts w:ascii="Courier New" w:hAnsi="Courier New" w:cs="Courier New" w:hint="default"/>
+      </w:rPr>
+    </w:lvl>
+    <w:lvl w:ilvl="8" w:tplc="04090005" w:tentative="1">
+      <w:start w:val="1"/>
+      <w:numFmt w:val="bullet"/>
+      <w:lvlText w:val=""/>
+      <w:lvlJc w:val="left"/>
+      <w:pPr>
+        <w:ind w:left="6480" w:hanging="360"/>
+      </w:pPr>
+      <w:rPr>
+        <w:rFonts w:ascii="Wingdings" w:hAnsi="Wingdings" w:hint="default"/>
+      </w:rPr>
+    </w:lvl>
+  </w:abstractNum>
+  <w:abstractNum w:abstractNumId="18" w15:restartNumberingAfterBreak="0">
+    <w:nsid w:val="4C9E16D9"/>
+    <w:multiLevelType w:val="hybridMultilevel"/>
+    <w:tmpl w:val="70C80EFC"/>
+    <w:lvl w:ilvl="0" w:tplc="0409000B">
+      <w:start w:val="1"/>
+      <w:numFmt w:val="bullet"/>
+      <w:lvlText w:val=""/>
+      <w:lvlJc w:val="left"/>
+      <w:pPr>
+        <w:ind w:left="720" w:hanging="360"/>
+      </w:pPr>
+      <w:rPr>
+        <w:rFonts w:ascii="Wingdings" w:hAnsi="Wingdings" w:hint="default"/>
+      </w:rPr>
+    </w:lvl>
+    <w:lvl w:ilvl="1" w:tplc="04090003">
+      <w:start w:val="1"/>
+      <w:numFmt w:val="bullet"/>
+      <w:lvlText w:val="o"/>
+      <w:lvlJc w:val="left"/>
+      <w:pPr>
+        <w:ind w:left="1440" w:hanging="360"/>
+      </w:pPr>
+      <w:rPr>
+        <w:rFonts w:ascii="Courier New" w:hAnsi="Courier New" w:cs="Courier New" w:hint="default"/>
+      </w:rPr>
+    </w:lvl>
+    <w:lvl w:ilvl="2" w:tplc="04090005" w:tentative="1">
+      <w:start w:val="1"/>
+      <w:numFmt w:val="bullet"/>
+      <w:lvlText w:val=""/>
+      <w:lvlJc w:val="left"/>
+      <w:pPr>
+        <w:ind w:left="2160" w:hanging="360"/>
+      </w:pPr>
+      <w:rPr>
+        <w:rFonts w:ascii="Wingdings" w:hAnsi="Wingdings" w:hint="default"/>
+      </w:rPr>
+    </w:lvl>
+    <w:lvl w:ilvl="3" w:tplc="04090001" w:tentative="1">
+      <w:start w:val="1"/>
+      <w:numFmt w:val="bullet"/>
+      <w:lvlText w:val=""/>
+      <w:lvlJc w:val="left"/>
+      <w:pPr>
+        <w:ind w:left="2880" w:hanging="360"/>
+      </w:pPr>
+      <w:rPr>
+        <w:rFonts w:ascii="Symbol" w:hAnsi="Symbol" w:hint="default"/>
+      </w:rPr>
+    </w:lvl>
+    <w:lvl w:ilvl="4" w:tplc="04090003" w:tentative="1">
+      <w:start w:val="1"/>
+      <w:numFmt w:val="bullet"/>
+      <w:lvlText w:val="o"/>
+      <w:lvlJc w:val="left"/>
+      <w:pPr>
+        <w:ind w:left="3600" w:hanging="360"/>
+      </w:pPr>
+      <w:rPr>
+        <w:rFonts w:ascii="Courier New" w:hAnsi="Courier New" w:cs="Courier New" w:hint="default"/>
+      </w:rPr>
+    </w:lvl>
+    <w:lvl w:ilvl="5" w:tplc="04090005" w:tentative="1">
+      <w:start w:val="1"/>
+      <w:numFmt w:val="bullet"/>
+      <w:lvlText w:val=""/>
+      <w:lvlJc w:val="left"/>
+      <w:pPr>
+        <w:ind w:left="4320" w:hanging="360"/>
+      </w:pPr>
+      <w:rPr>
+        <w:rFonts w:ascii="Wingdings" w:hAnsi="Wingdings" w:hint="default"/>
+      </w:rPr>
+    </w:lvl>
+    <w:lvl w:ilvl="6" w:tplc="04090001" w:tentative="1">
+      <w:start w:val="1"/>
+      <w:numFmt w:val="bullet"/>
+      <w:lvlText w:val=""/>
+      <w:lvlJc w:val="left"/>
+      <w:pPr>
+        <w:ind w:left="5040" w:hanging="360"/>
+      </w:pPr>
+      <w:rPr>
+        <w:rFonts w:ascii="Symbol" w:hAnsi="Symbol" w:hint="default"/>
+      </w:rPr>
+    </w:lvl>
+    <w:lvl w:ilvl="7" w:tplc="04090003" w:tentative="1">
+      <w:start w:val="1"/>
+      <w:numFmt w:val="bullet"/>
+      <w:lvlText w:val="o"/>
+      <w:lvlJc w:val="left"/>
+      <w:pPr>
+        <w:ind w:left="5760" w:hanging="360"/>
+      </w:pPr>
+      <w:rPr>
+        <w:rFonts w:ascii="Courier New" w:hAnsi="Courier New" w:cs="Courier New" w:hint="default"/>
+      </w:rPr>
+    </w:lvl>
+    <w:lvl w:ilvl="8" w:tplc="04090005" w:tentative="1">
+      <w:start w:val="1"/>
+      <w:numFmt w:val="bullet"/>
+      <w:lvlText w:val=""/>
+      <w:lvlJc w:val="left"/>
+      <w:pPr>
+        <w:ind w:left="6480" w:hanging="360"/>
+      </w:pPr>
+      <w:rPr>
+        <w:rFonts w:ascii="Wingdings" w:hAnsi="Wingdings" w:hint="default"/>
+      </w:rPr>
+    </w:lvl>
+  </w:abstractNum>
+  <w:abstractNum w:abstractNumId="19" w15:restartNumberingAfterBreak="0">
+    <w:nsid w:val="5D096A26"/>
+    <w:multiLevelType w:val="hybridMultilevel"/>
+    <w:tmpl w:val="236A1918"/>
+    <w:lvl w:ilvl="0" w:tplc="04090001">
+      <w:start w:val="1"/>
+      <w:numFmt w:val="bullet"/>
+      <w:lvlText w:val=""/>
+      <w:lvlJc w:val="left"/>
+      <w:pPr>
+        <w:ind w:left="720" w:hanging="360"/>
+      </w:pPr>
+      <w:rPr>
+        <w:rFonts w:ascii="Symbol" w:hAnsi="Symbol" w:hint="default"/>
+      </w:rPr>
+    </w:lvl>
+    <w:lvl w:ilvl="1" w:tplc="04090003" w:tentative="1">
+      <w:start w:val="1"/>
+      <w:numFmt w:val="bullet"/>
+      <w:lvlText w:val="o"/>
+      <w:lvlJc w:val="left"/>
+      <w:pPr>
+        <w:ind w:left="1440" w:hanging="360"/>
+      </w:pPr>
+      <w:rPr>
+        <w:rFonts w:ascii="Courier New" w:hAnsi="Courier New" w:cs="Courier New" w:hint="default"/>
+      </w:rPr>
+    </w:lvl>
+    <w:lvl w:ilvl="2" w:tplc="04090005" w:tentative="1">
+      <w:start w:val="1"/>
+      <w:numFmt w:val="bullet"/>
+      <w:lvlText w:val=""/>
+      <w:lvlJc w:val="left"/>
+      <w:pPr>
+        <w:ind w:left="2160" w:hanging="360"/>
+      </w:pPr>
+      <w:rPr>
+        <w:rFonts w:ascii="Wingdings" w:hAnsi="Wingdings" w:hint="default"/>
+      </w:rPr>
+    </w:lvl>
+    <w:lvl w:ilvl="3" w:tplc="04090001" w:tentative="1">
+      <w:start w:val="1"/>
+      <w:numFmt w:val="bullet"/>
+      <w:lvlText w:val=""/>
+      <w:lvlJc w:val="left"/>
+      <w:pPr>
+        <w:ind w:left="2880" w:hanging="360"/>
+      </w:pPr>
+      <w:rPr>
+        <w:rFonts w:ascii="Symbol" w:hAnsi="Symbol" w:hint="default"/>
+      </w:rPr>
+    </w:lvl>
+    <w:lvl w:ilvl="4" w:tplc="04090003" w:tentative="1">
+      <w:start w:val="1"/>
+      <w:numFmt w:val="bullet"/>
+      <w:lvlText w:val="o"/>
+      <w:lvlJc w:val="left"/>
+      <w:pPr>
+        <w:ind w:left="3600" w:hanging="360"/>
+      </w:pPr>
+      <w:rPr>
+        <w:rFonts w:ascii="Courier New" w:hAnsi="Courier New" w:cs="Courier New" w:hint="default"/>
+      </w:rPr>
+    </w:lvl>
+    <w:lvl w:ilvl="5" w:tplc="04090005" w:tentative="1">
+      <w:start w:val="1"/>
+      <w:numFmt w:val="bullet"/>
+      <w:lvlText w:val=""/>
+      <w:lvlJc w:val="left"/>
+      <w:pPr>
+        <w:ind w:left="4320" w:hanging="360"/>
+      </w:pPr>
+      <w:rPr>
+        <w:rFonts w:ascii="Wingdings" w:hAnsi="Wingdings" w:hint="default"/>
+      </w:rPr>
+    </w:lvl>
+    <w:lvl w:ilvl="6" w:tplc="04090001" w:tentative="1">
+      <w:start w:val="1"/>
+      <w:numFmt w:val="bullet"/>
+      <w:lvlText w:val=""/>
+      <w:lvlJc w:val="left"/>
+      <w:pPr>
+        <w:ind w:left="5040" w:hanging="360"/>
+      </w:pPr>
+      <w:rPr>
+        <w:rFonts w:ascii="Symbol" w:hAnsi="Symbol" w:hint="default"/>
+      </w:rPr>
+    </w:lvl>
+    <w:lvl w:ilvl="7" w:tplc="04090003" w:tentative="1">
+      <w:start w:val="1"/>
+      <w:numFmt w:val="bullet"/>
+      <w:lvlText w:val="o"/>
+      <w:lvlJc w:val="left"/>
+      <w:pPr>
+        <w:ind w:left="5760" w:hanging="360"/>
+      </w:pPr>
+      <w:rPr>
+        <w:rFonts w:ascii="Courier New" w:hAnsi="Courier New" w:cs="Courier New" w:hint="default"/>
+      </w:rPr>
+    </w:lvl>
+    <w:lvl w:ilvl="8" w:tplc="04090005" w:tentative="1">
+      <w:start w:val="1"/>
+      <w:numFmt w:val="bullet"/>
+      <w:lvlText w:val=""/>
+      <w:lvlJc w:val="left"/>
+      <w:pPr>
+        <w:ind w:left="6480" w:hanging="360"/>
+      </w:pPr>
+      <w:rPr>
+        <w:rFonts w:ascii="Wingdings" w:hAnsi="Wingdings" w:hint="default"/>
+      </w:rPr>
+    </w:lvl>
+  </w:abstractNum>
+  <w:abstractNum w:abstractNumId="20" w15:restartNumberingAfterBreak="0">
     <w:nsid w:val="62400BDC"/>
     <w:multiLevelType w:val="hybridMultilevel"/>
     <w:tmpl w:val="D010A908"/>
@@ -22287,7 +21895,7 @@
       </w:rPr>
     </w:lvl>
   </w:abstractNum>
-  <w:abstractNum w:abstractNumId="8" w15:restartNumberingAfterBreak="0">
+  <w:abstractNum w:abstractNumId="21" w15:restartNumberingAfterBreak="0">
     <w:nsid w:val="68F96BAF"/>
     <w:multiLevelType w:val="hybridMultilevel"/>
     <w:tmpl w:val="E436A8F8"/>
@@ -22400,7 +22008,7 @@
       </w:rPr>
     </w:lvl>
   </w:abstractNum>
-  <w:abstractNum w:abstractNumId="9" w15:restartNumberingAfterBreak="0">
+  <w:abstractNum w:abstractNumId="22" w15:restartNumberingAfterBreak="0">
     <w:nsid w:val="697868BD"/>
     <w:multiLevelType w:val="hybridMultilevel"/>
     <w:tmpl w:val="D730EFC0"/>
@@ -22486,7 +22094,120 @@
       </w:pPr>
     </w:lvl>
   </w:abstractNum>
-  <w:abstractNum w:abstractNumId="10" w15:restartNumberingAfterBreak="0">
+  <w:abstractNum w:abstractNumId="23" w15:restartNumberingAfterBreak="0">
+    <w:nsid w:val="737052A2"/>
+    <w:multiLevelType w:val="hybridMultilevel"/>
+    <w:tmpl w:val="1130A274"/>
+    <w:lvl w:ilvl="0" w:tplc="04090001">
+      <w:start w:val="1"/>
+      <w:numFmt w:val="bullet"/>
+      <w:lvlText w:val=""/>
+      <w:lvlJc w:val="left"/>
+      <w:pPr>
+        <w:ind w:left="1080" w:hanging="360"/>
+      </w:pPr>
+      <w:rPr>
+        <w:rFonts w:ascii="Symbol" w:hAnsi="Symbol" w:hint="default"/>
+      </w:rPr>
+    </w:lvl>
+    <w:lvl w:ilvl="1" w:tplc="04090003" w:tentative="1">
+      <w:start w:val="1"/>
+      <w:numFmt w:val="bullet"/>
+      <w:lvlText w:val="o"/>
+      <w:lvlJc w:val="left"/>
+      <w:pPr>
+        <w:ind w:left="1800" w:hanging="360"/>
+      </w:pPr>
+      <w:rPr>
+        <w:rFonts w:ascii="Courier New" w:hAnsi="Courier New" w:cs="Courier New" w:hint="default"/>
+      </w:rPr>
+    </w:lvl>
+    <w:lvl w:ilvl="2" w:tplc="04090005" w:tentative="1">
+      <w:start w:val="1"/>
+      <w:numFmt w:val="bullet"/>
+      <w:lvlText w:val=""/>
+      <w:lvlJc w:val="left"/>
+      <w:pPr>
+        <w:ind w:left="2520" w:hanging="360"/>
+      </w:pPr>
+      <w:rPr>
+        <w:rFonts w:ascii="Wingdings" w:hAnsi="Wingdings" w:hint="default"/>
+      </w:rPr>
+    </w:lvl>
+    <w:lvl w:ilvl="3" w:tplc="04090001" w:tentative="1">
+      <w:start w:val="1"/>
+      <w:numFmt w:val="bullet"/>
+      <w:lvlText w:val=""/>
+      <w:lvlJc w:val="left"/>
+      <w:pPr>
+        <w:ind w:left="3240" w:hanging="360"/>
+      </w:pPr>
+      <w:rPr>
+        <w:rFonts w:ascii="Symbol" w:hAnsi="Symbol" w:hint="default"/>
+      </w:rPr>
+    </w:lvl>
+    <w:lvl w:ilvl="4" w:tplc="04090003" w:tentative="1">
+      <w:start w:val="1"/>
+      <w:numFmt w:val="bullet"/>
+      <w:lvlText w:val="o"/>
+      <w:lvlJc w:val="left"/>
+      <w:pPr>
+        <w:ind w:left="3960" w:hanging="360"/>
+      </w:pPr>
+      <w:rPr>
+        <w:rFonts w:ascii="Courier New" w:hAnsi="Courier New" w:cs="Courier New" w:hint="default"/>
+      </w:rPr>
+    </w:lvl>
+    <w:lvl w:ilvl="5" w:tplc="04090005" w:tentative="1">
+      <w:start w:val="1"/>
+      <w:numFmt w:val="bullet"/>
+      <w:lvlText w:val=""/>
+      <w:lvlJc w:val="left"/>
+      <w:pPr>
+        <w:ind w:left="4680" w:hanging="360"/>
+      </w:pPr>
+      <w:rPr>
+        <w:rFonts w:ascii="Wingdings" w:hAnsi="Wingdings" w:hint="default"/>
+      </w:rPr>
+    </w:lvl>
+    <w:lvl w:ilvl="6" w:tplc="04090001" w:tentative="1">
+      <w:start w:val="1"/>
+      <w:numFmt w:val="bullet"/>
+      <w:lvlText w:val=""/>
+      <w:lvlJc w:val="left"/>
+      <w:pPr>
+        <w:ind w:left="5400" w:hanging="360"/>
+      </w:pPr>
+      <w:rPr>
+        <w:rFonts w:ascii="Symbol" w:hAnsi="Symbol" w:hint="default"/>
+      </w:rPr>
+    </w:lvl>
+    <w:lvl w:ilvl="7" w:tplc="04090003" w:tentative="1">
+      <w:start w:val="1"/>
+      <w:numFmt w:val="bullet"/>
+      <w:lvlText w:val="o"/>
+      <w:lvlJc w:val="left"/>
+      <w:pPr>
+        <w:ind w:left="6120" w:hanging="360"/>
+      </w:pPr>
+      <w:rPr>
+        <w:rFonts w:ascii="Courier New" w:hAnsi="Courier New" w:cs="Courier New" w:hint="default"/>
+      </w:rPr>
+    </w:lvl>
+    <w:lvl w:ilvl="8" w:tplc="04090005" w:tentative="1">
+      <w:start w:val="1"/>
+      <w:numFmt w:val="bullet"/>
+      <w:lvlText w:val=""/>
+      <w:lvlJc w:val="left"/>
+      <w:pPr>
+        <w:ind w:left="6840" w:hanging="360"/>
+      </w:pPr>
+      <w:rPr>
+        <w:rFonts w:ascii="Wingdings" w:hAnsi="Wingdings" w:hint="default"/>
+      </w:rPr>
+    </w:lvl>
+  </w:abstractNum>
+  <w:abstractNum w:abstractNumId="24" w15:restartNumberingAfterBreak="0">
     <w:nsid w:val="74053D9E"/>
     <w:multiLevelType w:val="hybridMultilevel"/>
     <w:tmpl w:val="0B38CE88"/>
@@ -22599,7 +22320,120 @@
       </w:rPr>
     </w:lvl>
   </w:abstractNum>
-  <w:abstractNum w:abstractNumId="11" w15:restartNumberingAfterBreak="0">
+  <w:abstractNum w:abstractNumId="25" w15:restartNumberingAfterBreak="0">
+    <w:nsid w:val="75813504"/>
+    <w:multiLevelType w:val="hybridMultilevel"/>
+    <w:tmpl w:val="495A53A8"/>
+    <w:lvl w:ilvl="0" w:tplc="04090001">
+      <w:start w:val="1"/>
+      <w:numFmt w:val="bullet"/>
+      <w:lvlText w:val=""/>
+      <w:lvlJc w:val="left"/>
+      <w:pPr>
+        <w:ind w:left="1080" w:hanging="360"/>
+      </w:pPr>
+      <w:rPr>
+        <w:rFonts w:ascii="Symbol" w:hAnsi="Symbol" w:hint="default"/>
+      </w:rPr>
+    </w:lvl>
+    <w:lvl w:ilvl="1" w:tplc="04090003" w:tentative="1">
+      <w:start w:val="1"/>
+      <w:numFmt w:val="bullet"/>
+      <w:lvlText w:val="o"/>
+      <w:lvlJc w:val="left"/>
+      <w:pPr>
+        <w:ind w:left="1800" w:hanging="360"/>
+      </w:pPr>
+      <w:rPr>
+        <w:rFonts w:ascii="Courier New" w:hAnsi="Courier New" w:cs="Courier New" w:hint="default"/>
+      </w:rPr>
+    </w:lvl>
+    <w:lvl w:ilvl="2" w:tplc="04090005" w:tentative="1">
+      <w:start w:val="1"/>
+      <w:numFmt w:val="bullet"/>
+      <w:lvlText w:val=""/>
+      <w:lvlJc w:val="left"/>
+      <w:pPr>
+        <w:ind w:left="2520" w:hanging="360"/>
+      </w:pPr>
+      <w:rPr>
+        <w:rFonts w:ascii="Wingdings" w:hAnsi="Wingdings" w:hint="default"/>
+      </w:rPr>
+    </w:lvl>
+    <w:lvl w:ilvl="3" w:tplc="04090001" w:tentative="1">
+      <w:start w:val="1"/>
+      <w:numFmt w:val="bullet"/>
+      <w:lvlText w:val=""/>
+      <w:lvlJc w:val="left"/>
+      <w:pPr>
+        <w:ind w:left="3240" w:hanging="360"/>
+      </w:pPr>
+      <w:rPr>
+        <w:rFonts w:ascii="Symbol" w:hAnsi="Symbol" w:hint="default"/>
+      </w:rPr>
+    </w:lvl>
+    <w:lvl w:ilvl="4" w:tplc="04090003" w:tentative="1">
+      <w:start w:val="1"/>
+      <w:numFmt w:val="bullet"/>
+      <w:lvlText w:val="o"/>
+      <w:lvlJc w:val="left"/>
+      <w:pPr>
+        <w:ind w:left="3960" w:hanging="360"/>
+      </w:pPr>
+      <w:rPr>
+        <w:rFonts w:ascii="Courier New" w:hAnsi="Courier New" w:cs="Courier New" w:hint="default"/>
+      </w:rPr>
+    </w:lvl>
+    <w:lvl w:ilvl="5" w:tplc="04090005" w:tentative="1">
+      <w:start w:val="1"/>
+      <w:numFmt w:val="bullet"/>
+      <w:lvlText w:val=""/>
+      <w:lvlJc w:val="left"/>
+      <w:pPr>
+        <w:ind w:left="4680" w:hanging="360"/>
+      </w:pPr>
+      <w:rPr>
+        <w:rFonts w:ascii="Wingdings" w:hAnsi="Wingdings" w:hint="default"/>
+      </w:rPr>
+    </w:lvl>
+    <w:lvl w:ilvl="6" w:tplc="04090001" w:tentative="1">
+      <w:start w:val="1"/>
+      <w:numFmt w:val="bullet"/>
+      <w:lvlText w:val=""/>
+      <w:lvlJc w:val="left"/>
+      <w:pPr>
+        <w:ind w:left="5400" w:hanging="360"/>
+      </w:pPr>
+      <w:rPr>
+        <w:rFonts w:ascii="Symbol" w:hAnsi="Symbol" w:hint="default"/>
+      </w:rPr>
+    </w:lvl>
+    <w:lvl w:ilvl="7" w:tplc="04090003" w:tentative="1">
+      <w:start w:val="1"/>
+      <w:numFmt w:val="bullet"/>
+      <w:lvlText w:val="o"/>
+      <w:lvlJc w:val="left"/>
+      <w:pPr>
+        <w:ind w:left="6120" w:hanging="360"/>
+      </w:pPr>
+      <w:rPr>
+        <w:rFonts w:ascii="Courier New" w:hAnsi="Courier New" w:cs="Courier New" w:hint="default"/>
+      </w:rPr>
+    </w:lvl>
+    <w:lvl w:ilvl="8" w:tplc="04090005" w:tentative="1">
+      <w:start w:val="1"/>
+      <w:numFmt w:val="bullet"/>
+      <w:lvlText w:val=""/>
+      <w:lvlJc w:val="left"/>
+      <w:pPr>
+        <w:ind w:left="6840" w:hanging="360"/>
+      </w:pPr>
+      <w:rPr>
+        <w:rFonts w:ascii="Wingdings" w:hAnsi="Wingdings" w:hint="default"/>
+      </w:rPr>
+    </w:lvl>
+  </w:abstractNum>
+  <w:abstractNum w:abstractNumId="26" w15:restartNumberingAfterBreak="0">
     <w:nsid w:val="77622BB8"/>
     <w:multiLevelType w:val="hybridMultilevel"/>
     <w:tmpl w:val="E9ECA0A8"/>
@@ -22713,40 +22547,85 @@
     </w:lvl>
   </w:abstractNum>
   <w:num w:numId="1" w16cid:durableId="967126350">
+    <w:abstractNumId w:val="11"/>
+  </w:num>
+  <w:num w:numId="2" w16cid:durableId="331372521">
+    <w:abstractNumId w:val="12"/>
+  </w:num>
+  <w:num w:numId="3" w16cid:durableId="1896382289">
+    <w:abstractNumId w:val="20"/>
+  </w:num>
+  <w:num w:numId="4" w16cid:durableId="494078723">
+    <w:abstractNumId w:val="7"/>
+  </w:num>
+  <w:num w:numId="5" w16cid:durableId="1773934115">
+    <w:abstractNumId w:val="26"/>
+  </w:num>
+  <w:num w:numId="6" w16cid:durableId="210046265">
+    <w:abstractNumId w:val="22"/>
+  </w:num>
+  <w:num w:numId="7" w16cid:durableId="503281256">
+    <w:abstractNumId w:val="15"/>
+  </w:num>
+  <w:num w:numId="8" w16cid:durableId="1789929841">
     <w:abstractNumId w:val="4"/>
   </w:num>
-  <w:num w:numId="2" w16cid:durableId="331372521">
-    <w:abstractNumId w:val="5"/>
-  </w:num>
-  <w:num w:numId="3" w16cid:durableId="1896382289">
-    <w:abstractNumId w:val="7"/>
-  </w:num>
-  <w:num w:numId="4" w16cid:durableId="494078723">
-    <w:abstractNumId w:val="3"/>
-  </w:num>
-  <w:num w:numId="5" w16cid:durableId="1773934115">
-    <w:abstractNumId w:val="11"/>
-  </w:num>
-  <w:num w:numId="6" w16cid:durableId="210046265">
-    <w:abstractNumId w:val="9"/>
-  </w:num>
-  <w:num w:numId="7" w16cid:durableId="503281256">
-    <w:abstractNumId w:val="6"/>
-  </w:num>
-  <w:num w:numId="8" w16cid:durableId="1789929841">
-    <w:abstractNumId w:val="2"/>
-  </w:num>
   <w:num w:numId="9" w16cid:durableId="555045221">
-    <w:abstractNumId w:val="8"/>
+    <w:abstractNumId w:val="21"/>
   </w:num>
   <w:num w:numId="10" w16cid:durableId="1305698630">
-    <w:abstractNumId w:val="1"/>
+    <w:abstractNumId w:val="3"/>
   </w:num>
   <w:num w:numId="11" w16cid:durableId="899636119">
     <w:abstractNumId w:val="0"/>
   </w:num>
   <w:num w:numId="12" w16cid:durableId="170141050">
+    <w:abstractNumId w:val="24"/>
+  </w:num>
+  <w:num w:numId="13" w16cid:durableId="477651748">
+    <w:abstractNumId w:val="6"/>
+  </w:num>
+  <w:num w:numId="14" w16cid:durableId="1764644286">
+    <w:abstractNumId w:val="9"/>
+  </w:num>
+  <w:num w:numId="15" w16cid:durableId="337661724">
     <w:abstractNumId w:val="10"/>
+  </w:num>
+  <w:num w:numId="16" w16cid:durableId="554631234">
+    <w:abstractNumId w:val="5"/>
+  </w:num>
+  <w:num w:numId="17" w16cid:durableId="1180047299">
+    <w:abstractNumId w:val="16"/>
+  </w:num>
+  <w:num w:numId="18" w16cid:durableId="403769175">
+    <w:abstractNumId w:val="18"/>
+  </w:num>
+  <w:num w:numId="19" w16cid:durableId="498929703">
+    <w:abstractNumId w:val="19"/>
+  </w:num>
+  <w:num w:numId="20" w16cid:durableId="211767724">
+    <w:abstractNumId w:val="1"/>
+  </w:num>
+  <w:num w:numId="21" w16cid:durableId="232131862">
+    <w:abstractNumId w:val="17"/>
+  </w:num>
+  <w:num w:numId="22" w16cid:durableId="237056140">
+    <w:abstractNumId w:val="14"/>
+  </w:num>
+  <w:num w:numId="23" w16cid:durableId="776217228">
+    <w:abstractNumId w:val="2"/>
+  </w:num>
+  <w:num w:numId="24" w16cid:durableId="1843542640">
+    <w:abstractNumId w:val="8"/>
+  </w:num>
+  <w:num w:numId="25" w16cid:durableId="93525471">
+    <w:abstractNumId w:val="13"/>
+  </w:num>
+  <w:num w:numId="26" w16cid:durableId="530797946">
+    <w:abstractNumId w:val="25"/>
+  </w:num>
+  <w:num w:numId="27" w16cid:durableId="485902310">
+    <w:abstractNumId w:val="23"/>
   </w:num>
 </w:numbering>
 </file>
@@ -23153,7 +23032,7 @@
     <w:qFormat/>
     <w:rPr>
       <w:rFonts w:ascii="Arial MT" w:eastAsia="Arial MT" w:hAnsi="Arial MT" w:cs="Arial MT"/>
-      <w:lang w:val="es-ES"/>
+      <w:lang w:val="es-CO"/>
     </w:rPr>
   </w:style>
   <w:style w:type="character" w:default="1" w:styleId="Fuentedeprrafopredeter">
@@ -23247,6 +23126,29 @@
         <w:insideV w:val="single" w:sz="4" w:space="0" w:color="auto"/>
       </w:tblBorders>
     </w:tblPr>
+  </w:style>
+  <w:style w:type="character" w:styleId="Hipervnculo">
+    <w:name w:val="Hyperlink"/>
+    <w:basedOn w:val="Fuentedeprrafopredeter"/>
+    <w:uiPriority w:val="99"/>
+    <w:unhideWhenUsed/>
+    <w:rsid w:val="00A20C19"/>
+    <w:rPr>
+      <w:color w:val="0000FF" w:themeColor="hyperlink"/>
+      <w:u w:val="single"/>
+    </w:rPr>
+  </w:style>
+  <w:style w:type="character" w:styleId="Mencinsinresolver">
+    <w:name w:val="Unresolved Mention"/>
+    <w:basedOn w:val="Fuentedeprrafopredeter"/>
+    <w:uiPriority w:val="99"/>
+    <w:semiHidden/>
+    <w:unhideWhenUsed/>
+    <w:rsid w:val="00A20C19"/>
+    <w:rPr>
+      <w:color w:val="605E5C"/>
+      <w:shd w:val="clear" w:color="auto" w:fill="E1DFDD"/>
+    </w:rPr>
   </w:style>
 </w:styles>
 </file>
